--- a/entertainment-os/docs/Entertainment-OS-Handbook.docx
+++ b/entertainment-os/docs/Entertainment-OS-Handbook.docx
@@ -26,7 +26,7 @@
           <w:sz w:val="36"/>
           <w:szCs w:val="36"/>
         </w:rPr>
-        <w:t xml:space="preserve">Employee &amp; Approver Handbook</w:t>
+        <w:t xml:space="preserve">Employee &amp; Approver Handbook — India</w:t>
       </w:r>
     </w:p>
     <w:p>
@@ -34,7 +34,7 @@
         <w:spacing w:after="120"/>
       </w:pPr>
       <w:r>
-        <w:t xml:space="preserve">Dining · Private dining &amp; events · Catering · Sports &amp; live events · Gifting &amp; merch · Experiences</w:t>
+        <w:t xml:space="preserve">Movies · Events near you (music, sports, tech, comedy, theatre, food) · Dining · Private dining · Catering · Gifting &amp; merch · Experiences</w:t>
       </w:r>
     </w:p>
     <w:p>
@@ -42,7 +42,7 @@
         <w:spacing w:after="120"/>
       </w:pPr>
       <w:r>
-        <w:t xml:space="preserve">One agentic operating system for booking, budgeting, approving, expensing and splitting every entertainment spend — company-paid, personal, family or friends.</w:t>
+        <w:t xml:space="preserve">One agentic operating system for finding, booking, budgeting, approving, expensing and splitting every entertainment spend — company-paid, personal, family or friends. All amounts are in Indian rupees (₹).</w:t>
       </w:r>
     </w:p>
     <w:p>
@@ -53,7 +53,7 @@
         <w:rPr>
           <w:color w:val="777777"/>
         </w:rPr>
-        <w:t xml:space="preserve">Version 1.0 · Q3 2026 · Owner: Finance Operations with People (HR &amp; Benefits)</w:t>
+        <w:t xml:space="preserve">Version 2.0 · FY27 Q2 (Jul–Sep 2026) · Northwind India Pvt. Ltd. · Owner: Finance Operations with People (HR &amp; Benefits)</w:t>
       </w:r>
     </w:p>
     <w:p>
@@ -98,7 +98,7 @@
         <w:spacing w:after="120"/>
       </w:pPr>
       <w:r>
-        <w:t xml:space="preserve">Entertainment OS replaces the patchwork of restaurant apps, ticket brokers, caterer emails, expense tools and group-payment apps with one system. You describe what you need in plain language; a team of software agents prices it, checks the right budget, decides who pays, routes approvals, books it, and then either charges the cost center, drafts your expense report, or splits the bill with your family or friends.</w:t>
+        <w:t xml:space="preserve">Entertainment OS brings together what used to need a movie app, an events app, restaurant bookings, caterer emails, an expense tool and a bill-splitting app. You pick your city, browse what is on, or simply describe what you need in plain language. A team of software agents then finds it, prices it, checks the right budget, works out who pays, routes approvals, books it, and finally charges the cost center, drafts your expense report, or splits the bill with family or friends.</w:t>
       </w:r>
     </w:p>
     <w:p>
@@ -106,7 +106,7 @@
         <w:spacing w:after="120"/>
       </w:pPr>
       <w:r>
-        <w:t xml:space="preserve">Every booking answers four questions, always visible to you, your approvers and Finance:</w:t>
+        <w:t xml:space="preserve">Every booking answers four questions, visible to you, your approvers and Finance:</w:t>
       </w:r>
     </w:p>
     <w:p>
@@ -126,7 +126,7 @@
         <w:t xml:space="preserve">Who booked it? </w:t>
       </w:r>
       <w:r>
-        <w:t xml:space="preserve">The requester, their department and cost center.</w:t>
+        <w:t xml:space="preserve">The requester, their department, cost center and the city of the booking.</w:t>
       </w:r>
     </w:p>
     <w:p>
@@ -166,7 +166,7 @@
         <w:t xml:space="preserve">Which pot of money? </w:t>
       </w:r>
       <w:r>
-        <w:t xml:space="preserve">Department budget, personal monthly budget, or the lifestyle &amp; wellbeing stipend.</w:t>
+        <w:t xml:space="preserve">Department budget, personal monthly budget, or the lifestyle &amp; wellbeing allowance.</w:t>
       </w:r>
     </w:p>
     <w:p>
@@ -186,7 +186,7 @@
         <w:t xml:space="preserve">Who needs to approve it? </w:t>
       </w:r>
       <w:r>
-        <w:t xml:space="preserve">An ordered approval chain built from the policy in section 6.</w:t>
+        <w:t xml:space="preserve">An ordered approval chain built from the policy in section 8.</w:t>
       </w:r>
     </w:p>
     <w:p>
@@ -251,8 +251,81 @@
         <w:pageBreakBefore/>
       </w:pPr>
       <w:r>
-        <w:t xml:space="preserve">2. Roles</w:t>
-      </w:r>
+        <w:t xml:space="preserve">2. Choosing your location</w:t>
+      </w:r>
+    </w:p>
+    <w:p>
+      <w:pPr>
+        <w:spacing w:after="120"/>
+      </w:pPr>
+      <w:r>
+        <w:t xml:space="preserve">The location picker at the top of every screen controls which movies, cinemas, events and venues you see. It has three linked dropdowns:</w:t>
+      </w:r>
+    </w:p>
+    <w:p>
+      <w:pPr>
+        <w:pStyle w:val="ListParagraph"/>
+        <w:numPr>
+          <w:ilvl w:val="0"/>
+          <w:numId w:val="3"/>
+        </w:numPr>
+        <w:spacing w:after="60"/>
+      </w:pPr>
+      <w:r>
+        <w:rPr>
+          <w:b/>
+          <w:bCs/>
+        </w:rPr>
+        <w:t xml:space="preserve">Country </w:t>
+      </w:r>
+      <w:r>
+        <w:t xml:space="preserve">— India first, plus a few other countries where the company travels (5 in total).</w:t>
+      </w:r>
+    </w:p>
+    <w:p>
+      <w:pPr>
+        <w:pStyle w:val="ListParagraph"/>
+        <w:numPr>
+          <w:ilvl w:val="0"/>
+          <w:numId w:val="3"/>
+        </w:numPr>
+        <w:spacing w:after="60"/>
+      </w:pPr>
+      <w:r>
+        <w:rPr>
+          <w:b/>
+          <w:bCs/>
+        </w:rPr>
+        <w:t xml:space="preserve">State / region </w:t>
+      </w:r>
+      <w:r>
+        <w:t xml:space="preserve">— all 36 Indian states and union territories.</w:t>
+      </w:r>
+    </w:p>
+    <w:p>
+      <w:pPr>
+        <w:pStyle w:val="ListParagraph"/>
+        <w:numPr>
+          <w:ilvl w:val="0"/>
+          <w:numId w:val="3"/>
+        </w:numPr>
+        <w:spacing w:after="60"/>
+      </w:pPr>
+      <w:r>
+        <w:rPr>
+          <w:b/>
+          <w:bCs/>
+        </w:rPr>
+        <w:t xml:space="preserve">City </w:t>
+      </w:r>
+      <w:r>
+        <w:t xml:space="preserve">— the main cities of the chosen state (100 Indian cities built in).</w:t>
+      </w:r>
+    </w:p>
+    <w:p>
+      <w:pPr>
+        <w:spacing w:after="120"/>
+      </w:pPr>
     </w:p>
     <w:tbl>
       <w:tblPr>
@@ -267,29 +340,24 @@
         </w:tblBorders>
       </w:tblPr>
       <w:tblGrid>
-        <w:gridCol w:w="1800"/>
-        <w:gridCol w:w="2300"/>
-        <w:gridCol w:w="5260"/>
+        <w:gridCol w:w="9360"/>
       </w:tblGrid>
       <w:tr>
-        <w:trPr>
-          <w:tblHeader/>
-        </w:trPr>
-        <w:tc>
-          <w:tcPr>
-            <w:tcW w:type="dxa" w:w="1800"/>
-            <w:tcBorders>
-              <w:top w:val="single" w:color="D9D5CC" w:sz="4"/>
-              <w:left w:val="single" w:color="D9D5CC" w:sz="4"/>
-              <w:bottom w:val="single" w:color="D9D5CC" w:sz="4"/>
-              <w:right w:val="single" w:color="D9D5CC" w:sz="4"/>
-            </w:tcBorders>
-            <w:shd w:fill="2F6B3F" w:color="auto" w:val="clear"/>
-            <w:tcMar>
-              <w:top w:type="dxa" w:w="80"/>
-              <w:left w:type="dxa" w:w="100"/>
-              <w:bottom w:type="dxa" w:w="80"/>
-              <w:right w:type="dxa" w:w="100"/>
+        <w:tc>
+          <w:tcPr>
+            <w:tcW w:type="dxa" w:w="9360"/>
+            <w:tcBorders>
+              <w:top w:val="none"/>
+              <w:left w:val="none"/>
+              <w:bottom w:val="none"/>
+              <w:right w:val="none"/>
+            </w:tcBorders>
+            <w:shd w:fill="E4F1DF" w:color="auto" w:val="clear"/>
+            <w:tcMar>
+              <w:top w:type="dxa" w:w="140"/>
+              <w:left w:type="dxa" w:w="200"/>
+              <w:bottom w:type="dxa" w:w="140"/>
+              <w:right w:type="dxa" w:w="200"/>
             </w:tcMar>
           </w:tcPr>
           <w:p>
@@ -297,759 +365,14 @@
               <w:rPr>
                 <w:b/>
                 <w:bCs/>
-                <w:color w:val="FFFFFF"/>
-                <w:sz w:val="19"/>
-                <w:szCs w:val="19"/>
-              </w:rPr>
-              <w:t xml:space="preserve">Role</w:t>
-            </w:r>
-          </w:p>
-        </w:tc>
-        <w:tc>
-          <w:tcPr>
-            <w:tcW w:type="dxa" w:w="2300"/>
-            <w:tcBorders>
-              <w:top w:val="single" w:color="D9D5CC" w:sz="4"/>
-              <w:left w:val="single" w:color="D9D5CC" w:sz="4"/>
-              <w:bottom w:val="single" w:color="D9D5CC" w:sz="4"/>
-              <w:right w:val="single" w:color="D9D5CC" w:sz="4"/>
-            </w:tcBorders>
-            <w:shd w:fill="2F6B3F" w:color="auto" w:val="clear"/>
-            <w:tcMar>
-              <w:top w:type="dxa" w:w="80"/>
-              <w:left w:type="dxa" w:w="100"/>
-              <w:bottom w:type="dxa" w:w="80"/>
-              <w:right w:type="dxa" w:w="100"/>
-            </w:tcMar>
-          </w:tcPr>
-          <w:p>
-            <w:r>
-              <w:rPr>
-                <w:b/>
-                <w:bCs/>
-                <w:color w:val="FFFFFF"/>
-                <w:sz w:val="19"/>
-                <w:szCs w:val="19"/>
-              </w:rPr>
-              <w:t xml:space="preserve">Who</w:t>
-            </w:r>
-          </w:p>
-        </w:tc>
-        <w:tc>
-          <w:tcPr>
-            <w:tcW w:type="dxa" w:w="5260"/>
-            <w:tcBorders>
-              <w:top w:val="single" w:color="D9D5CC" w:sz="4"/>
-              <w:left w:val="single" w:color="D9D5CC" w:sz="4"/>
-              <w:bottom w:val="single" w:color="D9D5CC" w:sz="4"/>
-              <w:right w:val="single" w:color="D9D5CC" w:sz="4"/>
-            </w:tcBorders>
-            <w:shd w:fill="2F6B3F" w:color="auto" w:val="clear"/>
-            <w:tcMar>
-              <w:top w:type="dxa" w:w="80"/>
-              <w:left w:type="dxa" w:w="100"/>
-              <w:bottom w:type="dxa" w:w="80"/>
-              <w:right w:type="dxa" w:w="100"/>
-            </w:tcMar>
-          </w:tcPr>
-          <w:p>
-            <w:r>
-              <w:rPr>
-                <w:b/>
-                <w:bCs/>
-                <w:color w:val="FFFFFF"/>
-                <w:sz w:val="19"/>
-                <w:szCs w:val="19"/>
-              </w:rPr>
-              <w:t xml:space="preserve">What they do in the OS</w:t>
-            </w:r>
-          </w:p>
-        </w:tc>
-      </w:tr>
-      <w:tr>
-        <w:tc>
-          <w:tcPr>
-            <w:tcW w:type="dxa" w:w="1800"/>
-            <w:tcBorders>
-              <w:top w:val="single" w:color="D9D5CC" w:sz="4"/>
-              <w:left w:val="single" w:color="D9D5CC" w:sz="4"/>
-              <w:bottom w:val="single" w:color="D9D5CC" w:sz="4"/>
-              <w:right w:val="single" w:color="D9D5CC" w:sz="4"/>
-            </w:tcBorders>
-            <w:tcMar>
-              <w:top w:type="dxa" w:w="80"/>
-              <w:left w:type="dxa" w:w="100"/>
-              <w:bottom w:type="dxa" w:w="80"/>
-              <w:right w:type="dxa" w:w="100"/>
-            </w:tcMar>
-          </w:tcPr>
-          <w:p>
-            <w:r>
-              <w:rPr>
-                <w:b w:val="false"/>
-                <w:bCs w:val="false"/>
-                <w:sz w:val="19"/>
-                <w:szCs w:val="19"/>
-              </w:rPr>
-              <w:t xml:space="preserve">Requester</w:t>
-            </w:r>
-          </w:p>
-        </w:tc>
-        <w:tc>
-          <w:tcPr>
-            <w:tcW w:type="dxa" w:w="2300"/>
-            <w:tcBorders>
-              <w:top w:val="single" w:color="D9D5CC" w:sz="4"/>
-              <w:left w:val="single" w:color="D9D5CC" w:sz="4"/>
-              <w:bottom w:val="single" w:color="D9D5CC" w:sz="4"/>
-              <w:right w:val="single" w:color="D9D5CC" w:sz="4"/>
-            </w:tcBorders>
-            <w:tcMar>
-              <w:top w:type="dxa" w:w="80"/>
-              <w:left w:type="dxa" w:w="100"/>
-              <w:bottom w:type="dxa" w:w="80"/>
-              <w:right w:type="dxa" w:w="100"/>
-            </w:tcMar>
-          </w:tcPr>
-          <w:p>
-            <w:r>
-              <w:rPr>
-                <w:b w:val="false"/>
-                <w:bCs w:val="false"/>
-                <w:sz w:val="19"/>
-                <w:szCs w:val="19"/>
-              </w:rPr>
-              <w:t xml:space="preserve">Any employee</w:t>
-            </w:r>
-          </w:p>
-        </w:tc>
-        <w:tc>
-          <w:tcPr>
-            <w:tcW w:type="dxa" w:w="5260"/>
-            <w:tcBorders>
-              <w:top w:val="single" w:color="D9D5CC" w:sz="4"/>
-              <w:left w:val="single" w:color="D9D5CC" w:sz="4"/>
-              <w:bottom w:val="single" w:color="D9D5CC" w:sz="4"/>
-              <w:right w:val="single" w:color="D9D5CC" w:sz="4"/>
-            </w:tcBorders>
-            <w:tcMar>
-              <w:top w:type="dxa" w:w="80"/>
-              <w:left w:type="dxa" w:w="100"/>
-              <w:bottom w:type="dxa" w:w="80"/>
-              <w:right w:type="dxa" w:w="100"/>
-            </w:tcMar>
-          </w:tcPr>
-          <w:p>
-            <w:r>
-              <w:rPr>
-                <w:b w:val="false"/>
-                <w:bCs w:val="false"/>
-                <w:sz w:val="19"/>
-                <w:szCs w:val="19"/>
-              </w:rPr>
-              <w:t xml:space="preserve">Describes the need, reviews the draft, confirms, cancels, submits expense reports, splits with groups.</w:t>
-            </w:r>
-          </w:p>
-        </w:tc>
-      </w:tr>
-      <w:tr>
-        <w:tc>
-          <w:tcPr>
-            <w:tcW w:type="dxa" w:w="1800"/>
-            <w:tcBorders>
-              <w:top w:val="single" w:color="D9D5CC" w:sz="4"/>
-              <w:left w:val="single" w:color="D9D5CC" w:sz="4"/>
-              <w:bottom w:val="single" w:color="D9D5CC" w:sz="4"/>
-              <w:right w:val="single" w:color="D9D5CC" w:sz="4"/>
-            </w:tcBorders>
-            <w:tcMar>
-              <w:top w:type="dxa" w:w="80"/>
-              <w:left w:type="dxa" w:w="100"/>
-              <w:bottom w:type="dxa" w:w="80"/>
-              <w:right w:type="dxa" w:w="100"/>
-            </w:tcMar>
-          </w:tcPr>
-          <w:p>
-            <w:r>
-              <w:rPr>
-                <w:b w:val="false"/>
-                <w:bCs w:val="false"/>
-                <w:sz w:val="19"/>
-                <w:szCs w:val="19"/>
-              </w:rPr>
-              <w:t xml:space="preserve">Manager</w:t>
-            </w:r>
-          </w:p>
-        </w:tc>
-        <w:tc>
-          <w:tcPr>
-            <w:tcW w:type="dxa" w:w="2300"/>
-            <w:tcBorders>
-              <w:top w:val="single" w:color="D9D5CC" w:sz="4"/>
-              <w:left w:val="single" w:color="D9D5CC" w:sz="4"/>
-              <w:bottom w:val="single" w:color="D9D5CC" w:sz="4"/>
-              <w:right w:val="single" w:color="D9D5CC" w:sz="4"/>
-            </w:tcBorders>
-            <w:tcMar>
-              <w:top w:type="dxa" w:w="80"/>
-              <w:left w:type="dxa" w:w="100"/>
-              <w:bottom w:type="dxa" w:w="80"/>
-              <w:right w:type="dxa" w:w="100"/>
-            </w:tcMar>
-          </w:tcPr>
-          <w:p>
-            <w:r>
-              <w:rPr>
-                <w:b w:val="false"/>
-                <w:bCs w:val="false"/>
-                <w:sz w:val="19"/>
-                <w:szCs w:val="19"/>
-              </w:rPr>
-              <w:t xml:space="preserve">Requester’s direct manager</w:t>
-            </w:r>
-          </w:p>
-        </w:tc>
-        <w:tc>
-          <w:tcPr>
-            <w:tcW w:type="dxa" w:w="5260"/>
-            <w:tcBorders>
-              <w:top w:val="single" w:color="D9D5CC" w:sz="4"/>
-              <w:left w:val="single" w:color="D9D5CC" w:sz="4"/>
-              <w:bottom w:val="single" w:color="D9D5CC" w:sz="4"/>
-              <w:right w:val="single" w:color="D9D5CC" w:sz="4"/>
-            </w:tcBorders>
-            <w:tcMar>
-              <w:top w:type="dxa" w:w="80"/>
-              <w:left w:type="dxa" w:w="100"/>
-              <w:bottom w:type="dxa" w:w="80"/>
-              <w:right w:type="dxa" w:w="100"/>
-            </w:tcMar>
-          </w:tcPr>
-          <w:p>
-            <w:r>
-              <w:rPr>
-                <w:b w:val="false"/>
-                <w:bCs w:val="false"/>
-                <w:sz w:val="19"/>
-                <w:szCs w:val="19"/>
-              </w:rPr>
-              <w:t xml:space="preserve">First approver for company spend above $250 and for business/morale expense reports.</w:t>
-            </w:r>
-          </w:p>
-        </w:tc>
-      </w:tr>
-      <w:tr>
-        <w:tc>
-          <w:tcPr>
-            <w:tcW w:type="dxa" w:w="1800"/>
-            <w:tcBorders>
-              <w:top w:val="single" w:color="D9D5CC" w:sz="4"/>
-              <w:left w:val="single" w:color="D9D5CC" w:sz="4"/>
-              <w:bottom w:val="single" w:color="D9D5CC" w:sz="4"/>
-              <w:right w:val="single" w:color="D9D5CC" w:sz="4"/>
-            </w:tcBorders>
-            <w:tcMar>
-              <w:top w:type="dxa" w:w="80"/>
-              <w:left w:type="dxa" w:w="100"/>
-              <w:bottom w:type="dxa" w:w="80"/>
-              <w:right w:type="dxa" w:w="100"/>
-            </w:tcMar>
-          </w:tcPr>
-          <w:p>
-            <w:r>
-              <w:rPr>
-                <w:b w:val="false"/>
-                <w:bCs w:val="false"/>
-                <w:sz w:val="19"/>
-                <w:szCs w:val="19"/>
-              </w:rPr>
-              <w:t xml:space="preserve">Department head</w:t>
-            </w:r>
-          </w:p>
-        </w:tc>
-        <w:tc>
-          <w:tcPr>
-            <w:tcW w:type="dxa" w:w="2300"/>
-            <w:tcBorders>
-              <w:top w:val="single" w:color="D9D5CC" w:sz="4"/>
-              <w:left w:val="single" w:color="D9D5CC" w:sz="4"/>
-              <w:bottom w:val="single" w:color="D9D5CC" w:sz="4"/>
-              <w:right w:val="single" w:color="D9D5CC" w:sz="4"/>
-            </w:tcBorders>
-            <w:tcMar>
-              <w:top w:type="dxa" w:w="80"/>
-              <w:left w:type="dxa" w:w="100"/>
-              <w:bottom w:type="dxa" w:w="80"/>
-              <w:right w:type="dxa" w:w="100"/>
-            </w:tcMar>
-          </w:tcPr>
-          <w:p>
-            <w:r>
-              <w:rPr>
-                <w:b w:val="false"/>
-                <w:bCs w:val="false"/>
-                <w:sz w:val="19"/>
-                <w:szCs w:val="19"/>
-              </w:rPr>
-              <w:t xml:space="preserve">Budget owner of the cost center</w:t>
-            </w:r>
-          </w:p>
-        </w:tc>
-        <w:tc>
-          <w:tcPr>
-            <w:tcW w:type="dxa" w:w="5260"/>
-            <w:tcBorders>
-              <w:top w:val="single" w:color="D9D5CC" w:sz="4"/>
-              <w:left w:val="single" w:color="D9D5CC" w:sz="4"/>
-              <w:bottom w:val="single" w:color="D9D5CC" w:sz="4"/>
-              <w:right w:val="single" w:color="D9D5CC" w:sz="4"/>
-            </w:tcBorders>
-            <w:tcMar>
-              <w:top w:type="dxa" w:w="80"/>
-              <w:left w:type="dxa" w:w="100"/>
-              <w:bottom w:type="dxa" w:w="80"/>
-              <w:right w:type="dxa" w:w="100"/>
-            </w:tcMar>
-          </w:tcPr>
-          <w:p>
-            <w:r>
-              <w:rPr>
-                <w:b w:val="false"/>
-                <w:bCs w:val="false"/>
-                <w:sz w:val="19"/>
-                <w:szCs w:val="19"/>
-              </w:rPr>
-              <w:t xml:space="preserve">Approves spend above $2,500 or above per-attendee caps.</w:t>
-            </w:r>
-          </w:p>
-        </w:tc>
-      </w:tr>
-      <w:tr>
-        <w:tc>
-          <w:tcPr>
-            <w:tcW w:type="dxa" w:w="1800"/>
-            <w:tcBorders>
-              <w:top w:val="single" w:color="D9D5CC" w:sz="4"/>
-              <w:left w:val="single" w:color="D9D5CC" w:sz="4"/>
-              <w:bottom w:val="single" w:color="D9D5CC" w:sz="4"/>
-              <w:right w:val="single" w:color="D9D5CC" w:sz="4"/>
-            </w:tcBorders>
-            <w:tcMar>
-              <w:top w:type="dxa" w:w="80"/>
-              <w:left w:type="dxa" w:w="100"/>
-              <w:bottom w:type="dxa" w:w="80"/>
-              <w:right w:type="dxa" w:w="100"/>
-            </w:tcMar>
-          </w:tcPr>
-          <w:p>
-            <w:r>
-              <w:rPr>
-                <w:b w:val="false"/>
-                <w:bCs w:val="false"/>
-                <w:sz w:val="19"/>
-                <w:szCs w:val="19"/>
-              </w:rPr>
-              <w:t xml:space="preserve">Finance (CFO)</w:t>
-            </w:r>
-          </w:p>
-        </w:tc>
-        <w:tc>
-          <w:tcPr>
-            <w:tcW w:type="dxa" w:w="2300"/>
-            <w:tcBorders>
-              <w:top w:val="single" w:color="D9D5CC" w:sz="4"/>
-              <w:left w:val="single" w:color="D9D5CC" w:sz="4"/>
-              <w:bottom w:val="single" w:color="D9D5CC" w:sz="4"/>
-              <w:right w:val="single" w:color="D9D5CC" w:sz="4"/>
-            </w:tcBorders>
-            <w:tcMar>
-              <w:top w:type="dxa" w:w="80"/>
-              <w:left w:type="dxa" w:w="100"/>
-              <w:bottom w:type="dxa" w:w="80"/>
-              <w:right w:type="dxa" w:w="100"/>
-            </w:tcMar>
-          </w:tcPr>
-          <w:p>
-            <w:r>
-              <w:rPr>
-                <w:b w:val="false"/>
-                <w:bCs w:val="false"/>
-                <w:sz w:val="19"/>
-                <w:szCs w:val="19"/>
-              </w:rPr>
-              <w:t xml:space="preserve">Finance team</w:t>
-            </w:r>
-          </w:p>
-        </w:tc>
-        <w:tc>
-          <w:tcPr>
-            <w:tcW w:type="dxa" w:w="5260"/>
-            <w:tcBorders>
-              <w:top w:val="single" w:color="D9D5CC" w:sz="4"/>
-              <w:left w:val="single" w:color="D9D5CC" w:sz="4"/>
-              <w:bottom w:val="single" w:color="D9D5CC" w:sz="4"/>
-              <w:right w:val="single" w:color="D9D5CC" w:sz="4"/>
-            </w:tcBorders>
-            <w:tcMar>
-              <w:top w:type="dxa" w:w="80"/>
-              <w:left w:type="dxa" w:w="100"/>
-              <w:bottom w:type="dxa" w:w="80"/>
-              <w:right w:type="dxa" w:w="100"/>
-            </w:tcMar>
-          </w:tcPr>
-          <w:p>
-            <w:r>
-              <w:rPr>
-                <w:b w:val="false"/>
-                <w:bCs w:val="false"/>
-                <w:sz w:val="19"/>
-                <w:szCs w:val="19"/>
-              </w:rPr>
-              <w:t xml:space="preserve">Approves spend above $10,000 or over budget; final approver for business expense reports; pays reimbursements.</w:t>
-            </w:r>
-          </w:p>
-        </w:tc>
-      </w:tr>
-      <w:tr>
-        <w:tc>
-          <w:tcPr>
-            <w:tcW w:type="dxa" w:w="1800"/>
-            <w:tcBorders>
-              <w:top w:val="single" w:color="D9D5CC" w:sz="4"/>
-              <w:left w:val="single" w:color="D9D5CC" w:sz="4"/>
-              <w:bottom w:val="single" w:color="D9D5CC" w:sz="4"/>
-              <w:right w:val="single" w:color="D9D5CC" w:sz="4"/>
-            </w:tcBorders>
-            <w:tcMar>
-              <w:top w:type="dxa" w:w="80"/>
-              <w:left w:type="dxa" w:w="100"/>
-              <w:bottom w:type="dxa" w:w="80"/>
-              <w:right w:type="dxa" w:w="100"/>
-            </w:tcMar>
-          </w:tcPr>
-          <w:p>
-            <w:r>
-              <w:rPr>
-                <w:b w:val="false"/>
-                <w:bCs w:val="false"/>
-                <w:sz w:val="19"/>
-                <w:szCs w:val="19"/>
-              </w:rPr>
-              <w:t xml:space="preserve">Compliance</w:t>
-            </w:r>
-          </w:p>
-        </w:tc>
-        <w:tc>
-          <w:tcPr>
-            <w:tcW w:type="dxa" w:w="2300"/>
-            <w:tcBorders>
-              <w:top w:val="single" w:color="D9D5CC" w:sz="4"/>
-              <w:left w:val="single" w:color="D9D5CC" w:sz="4"/>
-              <w:bottom w:val="single" w:color="D9D5CC" w:sz="4"/>
-              <w:right w:val="single" w:color="D9D5CC" w:sz="4"/>
-            </w:tcBorders>
-            <w:tcMar>
-              <w:top w:type="dxa" w:w="80"/>
-              <w:left w:type="dxa" w:w="100"/>
-              <w:bottom w:type="dxa" w:w="80"/>
-              <w:right w:type="dxa" w:w="100"/>
-            </w:tcMar>
-          </w:tcPr>
-          <w:p>
-            <w:r>
-              <w:rPr>
-                <w:b w:val="false"/>
-                <w:bCs w:val="false"/>
-                <w:sz w:val="19"/>
-                <w:szCs w:val="19"/>
-              </w:rPr>
-              <w:t xml:space="preserve">Compliance officer</w:t>
-            </w:r>
-          </w:p>
-        </w:tc>
-        <w:tc>
-          <w:tcPr>
-            <w:tcW w:type="dxa" w:w="5260"/>
-            <w:tcBorders>
-              <w:top w:val="single" w:color="D9D5CC" w:sz="4"/>
-              <w:left w:val="single" w:color="D9D5CC" w:sz="4"/>
-              <w:bottom w:val="single" w:color="D9D5CC" w:sz="4"/>
-              <w:right w:val="single" w:color="D9D5CC" w:sz="4"/>
-            </w:tcBorders>
-            <w:tcMar>
-              <w:top w:type="dxa" w:w="80"/>
-              <w:left w:type="dxa" w:w="100"/>
-              <w:bottom w:type="dxa" w:w="80"/>
-              <w:right w:type="dxa" w:w="100"/>
-            </w:tcMar>
-          </w:tcPr>
-          <w:p>
-            <w:r>
-              <w:rPr>
-                <w:b w:val="false"/>
-                <w:bCs w:val="false"/>
-                <w:sz w:val="19"/>
-                <w:szCs w:val="19"/>
-              </w:rPr>
-              <w:t xml:space="preserve">Reviews client-facing sports/live-event tickets and client gifts (gift &amp; entertainment policy).</w:t>
-            </w:r>
-          </w:p>
-        </w:tc>
-      </w:tr>
-      <w:tr>
-        <w:tc>
-          <w:tcPr>
-            <w:tcW w:type="dxa" w:w="1800"/>
-            <w:tcBorders>
-              <w:top w:val="single" w:color="D9D5CC" w:sz="4"/>
-              <w:left w:val="single" w:color="D9D5CC" w:sz="4"/>
-              <w:bottom w:val="single" w:color="D9D5CC" w:sz="4"/>
-              <w:right w:val="single" w:color="D9D5CC" w:sz="4"/>
-            </w:tcBorders>
-            <w:tcMar>
-              <w:top w:type="dxa" w:w="80"/>
-              <w:left w:type="dxa" w:w="100"/>
-              <w:bottom w:type="dxa" w:w="80"/>
-              <w:right w:type="dxa" w:w="100"/>
-            </w:tcMar>
-          </w:tcPr>
-          <w:p>
-            <w:r>
-              <w:rPr>
-                <w:b w:val="false"/>
-                <w:bCs w:val="false"/>
-                <w:sz w:val="19"/>
-                <w:szCs w:val="19"/>
-              </w:rPr>
-              <w:t xml:space="preserve">HR team</w:t>
-            </w:r>
-          </w:p>
-        </w:tc>
-        <w:tc>
-          <w:tcPr>
-            <w:tcW w:type="dxa" w:w="2300"/>
-            <w:tcBorders>
-              <w:top w:val="single" w:color="D9D5CC" w:sz="4"/>
-              <w:left w:val="single" w:color="D9D5CC" w:sz="4"/>
-              <w:bottom w:val="single" w:color="D9D5CC" w:sz="4"/>
-              <w:right w:val="single" w:color="D9D5CC" w:sz="4"/>
-            </w:tcBorders>
-            <w:tcMar>
-              <w:top w:type="dxa" w:w="80"/>
-              <w:left w:type="dxa" w:w="100"/>
-              <w:bottom w:type="dxa" w:w="80"/>
-              <w:right w:type="dxa" w:w="100"/>
-            </w:tcMar>
-          </w:tcPr>
-          <w:p>
-            <w:r>
-              <w:rPr>
-                <w:b w:val="false"/>
-                <w:bCs w:val="false"/>
-                <w:sz w:val="19"/>
-                <w:szCs w:val="19"/>
-              </w:rPr>
-              <w:t xml:space="preserve">HR business partner</w:t>
-            </w:r>
-          </w:p>
-        </w:tc>
-        <w:tc>
-          <w:tcPr>
-            <w:tcW w:type="dxa" w:w="5260"/>
-            <w:tcBorders>
-              <w:top w:val="single" w:color="D9D5CC" w:sz="4"/>
-              <w:left w:val="single" w:color="D9D5CC" w:sz="4"/>
-              <w:bottom w:val="single" w:color="D9D5CC" w:sz="4"/>
-              <w:right w:val="single" w:color="D9D5CC" w:sz="4"/>
-            </w:tcBorders>
-            <w:tcMar>
-              <w:top w:type="dxa" w:w="80"/>
-              <w:left w:type="dxa" w:w="100"/>
-              <w:bottom w:type="dxa" w:w="80"/>
-              <w:right w:type="dxa" w:w="100"/>
-            </w:tcMar>
-          </w:tcPr>
-          <w:p>
-            <w:r>
-              <w:rPr>
-                <w:b w:val="false"/>
-                <w:bCs w:val="false"/>
-                <w:sz w:val="19"/>
-                <w:szCs w:val="19"/>
-              </w:rPr>
-              <w:t xml:space="preserve">Final approver for team morale, celebrations and offsite expense reports.</w:t>
-            </w:r>
-          </w:p>
-        </w:tc>
-      </w:tr>
-      <w:tr>
-        <w:tc>
-          <w:tcPr>
-            <w:tcW w:type="dxa" w:w="1800"/>
-            <w:tcBorders>
-              <w:top w:val="single" w:color="D9D5CC" w:sz="4"/>
-              <w:left w:val="single" w:color="D9D5CC" w:sz="4"/>
-              <w:bottom w:val="single" w:color="D9D5CC" w:sz="4"/>
-              <w:right w:val="single" w:color="D9D5CC" w:sz="4"/>
-            </w:tcBorders>
-            <w:tcMar>
-              <w:top w:type="dxa" w:w="80"/>
-              <w:left w:type="dxa" w:w="100"/>
-              <w:bottom w:type="dxa" w:w="80"/>
-              <w:right w:type="dxa" w:w="100"/>
-            </w:tcMar>
-          </w:tcPr>
-          <w:p>
-            <w:r>
-              <w:rPr>
-                <w:b w:val="false"/>
-                <w:bCs w:val="false"/>
-                <w:sz w:val="19"/>
-                <w:szCs w:val="19"/>
-              </w:rPr>
-              <w:t xml:space="preserve">Benefits team</w:t>
-            </w:r>
-          </w:p>
-        </w:tc>
-        <w:tc>
-          <w:tcPr>
-            <w:tcW w:type="dxa" w:w="2300"/>
-            <w:tcBorders>
-              <w:top w:val="single" w:color="D9D5CC" w:sz="4"/>
-              <w:left w:val="single" w:color="D9D5CC" w:sz="4"/>
-              <w:bottom w:val="single" w:color="D9D5CC" w:sz="4"/>
-              <w:right w:val="single" w:color="D9D5CC" w:sz="4"/>
-            </w:tcBorders>
-            <w:tcMar>
-              <w:top w:type="dxa" w:w="80"/>
-              <w:left w:type="dxa" w:w="100"/>
-              <w:bottom w:type="dxa" w:w="80"/>
-              <w:right w:type="dxa" w:w="100"/>
-            </w:tcMar>
-          </w:tcPr>
-          <w:p>
-            <w:r>
-              <w:rPr>
-                <w:b w:val="false"/>
-                <w:bCs w:val="false"/>
-                <w:sz w:val="19"/>
-                <w:szCs w:val="19"/>
-              </w:rPr>
-              <w:t xml:space="preserve">Benefits lead</w:t>
-            </w:r>
-          </w:p>
-        </w:tc>
-        <w:tc>
-          <w:tcPr>
-            <w:tcW w:type="dxa" w:w="5260"/>
-            <w:tcBorders>
-              <w:top w:val="single" w:color="D9D5CC" w:sz="4"/>
-              <w:left w:val="single" w:color="D9D5CC" w:sz="4"/>
-              <w:bottom w:val="single" w:color="D9D5CC" w:sz="4"/>
-              <w:right w:val="single" w:color="D9D5CC" w:sz="4"/>
-            </w:tcBorders>
-            <w:tcMar>
-              <w:top w:type="dxa" w:w="80"/>
-              <w:left w:type="dxa" w:w="100"/>
-              <w:bottom w:type="dxa" w:w="80"/>
-              <w:right w:type="dxa" w:w="100"/>
-            </w:tcMar>
-          </w:tcPr>
-          <w:p>
-            <w:r>
-              <w:rPr>
-                <w:b w:val="false"/>
-                <w:bCs w:val="false"/>
-                <w:sz w:val="19"/>
-                <w:szCs w:val="19"/>
-              </w:rPr>
-              <w:t xml:space="preserve">Approves wellbeing-stipend claims and tracks stipend balances.</w:t>
-            </w:r>
-          </w:p>
-        </w:tc>
-      </w:tr>
-      <w:tr>
-        <w:tc>
-          <w:tcPr>
-            <w:tcW w:type="dxa" w:w="1800"/>
-            <w:tcBorders>
-              <w:top w:val="single" w:color="D9D5CC" w:sz="4"/>
-              <w:left w:val="single" w:color="D9D5CC" w:sz="4"/>
-              <w:bottom w:val="single" w:color="D9D5CC" w:sz="4"/>
-              <w:right w:val="single" w:color="D9D5CC" w:sz="4"/>
-            </w:tcBorders>
-            <w:tcMar>
-              <w:top w:type="dxa" w:w="80"/>
-              <w:left w:type="dxa" w:w="100"/>
-              <w:bottom w:type="dxa" w:w="80"/>
-              <w:right w:type="dxa" w:w="100"/>
-            </w:tcMar>
-          </w:tcPr>
-          <w:p>
-            <w:r>
-              <w:rPr>
-                <w:b w:val="false"/>
-                <w:bCs w:val="false"/>
-                <w:sz w:val="19"/>
-                <w:szCs w:val="19"/>
-              </w:rPr>
-              <w:t xml:space="preserve">Guest member</w:t>
-            </w:r>
-          </w:p>
-        </w:tc>
-        <w:tc>
-          <w:tcPr>
-            <w:tcW w:type="dxa" w:w="2300"/>
-            <w:tcBorders>
-              <w:top w:val="single" w:color="D9D5CC" w:sz="4"/>
-              <w:left w:val="single" w:color="D9D5CC" w:sz="4"/>
-              <w:bottom w:val="single" w:color="D9D5CC" w:sz="4"/>
-              <w:right w:val="single" w:color="D9D5CC" w:sz="4"/>
-            </w:tcBorders>
-            <w:tcMar>
-              <w:top w:type="dxa" w:w="80"/>
-              <w:left w:type="dxa" w:w="100"/>
-              <w:bottom w:type="dxa" w:w="80"/>
-              <w:right w:type="dxa" w:w="100"/>
-            </w:tcMar>
-          </w:tcPr>
-          <w:p>
-            <w:r>
-              <w:rPr>
-                <w:b w:val="false"/>
-                <w:bCs w:val="false"/>
-                <w:sz w:val="19"/>
-                <w:szCs w:val="19"/>
-              </w:rPr>
-              <w:t xml:space="preserve">Family and friends</w:t>
-            </w:r>
-          </w:p>
-        </w:tc>
-        <w:tc>
-          <w:tcPr>
-            <w:tcW w:type="dxa" w:w="5260"/>
-            <w:tcBorders>
-              <w:top w:val="single" w:color="D9D5CC" w:sz="4"/>
-              <w:left w:val="single" w:color="D9D5CC" w:sz="4"/>
-              <w:bottom w:val="single" w:color="D9D5CC" w:sz="4"/>
-              <w:right w:val="single" w:color="D9D5CC" w:sz="4"/>
-            </w:tcBorders>
-            <w:tcMar>
-              <w:top w:type="dxa" w:w="80"/>
-              <w:left w:type="dxa" w:w="100"/>
-              <w:bottom w:type="dxa" w:w="80"/>
-              <w:right w:type="dxa" w:w="100"/>
-            </w:tcMar>
-          </w:tcPr>
-          <w:p>
-            <w:r>
-              <w:rPr>
-                <w:b w:val="false"/>
-                <w:bCs w:val="false"/>
-                <w:sz w:val="19"/>
-                <w:szCs w:val="19"/>
-              </w:rPr>
-              <w:t xml:space="preserve">Not employees. Appear in groups, can pay for or owe shares of group expenses.</w:t>
+                <w:color w:val="2F6B3F"/>
+              </w:rPr>
+              <w:t xml:space="preserve">Can’t find your place? Choose “Other”</w:t>
+            </w:r>
+          </w:p>
+          <w:p>
+            <w:r>
+              <w:t xml:space="preserve">Every dropdown has an Other option. Choosing it shows a text box so you can type any country, state or city. The agents still generate cinemas, events and venues for a typed-in place, so nothing is blocked because a city is missing from the list.</w:t>
             </w:r>
           </w:p>
         </w:tc>
@@ -1057,11 +380,55 @@
     </w:tbl>
     <w:p>
       <w:pPr>
+        <w:spacing w:after="120"/>
+      </w:pPr>
+    </w:p>
+    <w:p>
+      <w:pPr>
+        <w:pStyle w:val="ListParagraph"/>
+        <w:numPr>
+          <w:ilvl w:val="0"/>
+          <w:numId w:val="2"/>
+        </w:numPr>
+        <w:spacing w:after="60"/>
+      </w:pPr>
+      <w:r>
+        <w:t xml:space="preserve">Your choice is remembered per person on this device. "Use my office city" goes back to your home office.</w:t>
+      </w:r>
+    </w:p>
+    <w:p>
+      <w:pPr>
+        <w:pStyle w:val="ListParagraph"/>
+        <w:numPr>
+          <w:ilvl w:val="0"/>
+          <w:numId w:val="2"/>
+        </w:numPr>
+        <w:spacing w:after="60"/>
+      </w:pPr>
+      <w:r>
+        <w:t xml:space="preserve">Typing a city in a request ("dinner for 6 in Pune tomorrow") overrides the picker for that request.</w:t>
+      </w:r>
+    </w:p>
+    <w:p>
+      <w:pPr>
+        <w:pStyle w:val="ListParagraph"/>
+        <w:numPr>
+          <w:ilvl w:val="0"/>
+          <w:numId w:val="2"/>
+        </w:numPr>
+        <w:spacing w:after="60"/>
+      </w:pPr>
+      <w:r>
+        <w:t xml:space="preserve">Prices adjust by city: metros are the baseline, tier-2 cities are about 20% lower, other cities about 30% lower, and cities outside India are shown converted to ₹.</w:t>
+      </w:r>
+    </w:p>
+    <w:p>
+      <w:pPr>
         <w:pStyle w:val="Heading1"/>
         <w:pageBreakBefore/>
       </w:pPr>
       <w:r>
-        <w:t xml:space="preserve">3. The six categories</w:t>
+        <w:t xml:space="preserve">3. What you can book</w:t>
       </w:r>
     </w:p>
     <w:tbl>
@@ -1077,9 +444,9 @@
         </w:tblBorders>
       </w:tblPr>
       <w:tblGrid>
-        <w:gridCol w:w="3000"/>
-        <w:gridCol w:w="3400"/>
-        <w:gridCol w:w="2960"/>
+        <w:gridCol w:w="2400"/>
+        <w:gridCol w:w="4200"/>
+        <w:gridCol w:w="2760"/>
       </w:tblGrid>
       <w:tr>
         <w:trPr>
@@ -1087,7 +454,7 @@
         </w:trPr>
         <w:tc>
           <w:tcPr>
-            <w:tcW w:type="dxa" w:w="3000"/>
+            <w:tcW w:type="dxa" w:w="2400"/>
             <w:tcBorders>
               <w:top w:val="single" w:color="D9D5CC" w:sz="4"/>
               <w:left w:val="single" w:color="D9D5CC" w:sz="4"/>
@@ -1117,7 +484,7 @@
         </w:tc>
         <w:tc>
           <w:tcPr>
-            <w:tcW w:type="dxa" w:w="3400"/>
+            <w:tcW w:type="dxa" w:w="4200"/>
             <w:tcBorders>
               <w:top w:val="single" w:color="D9D5CC" w:sz="4"/>
               <w:left w:val="single" w:color="D9D5CC" w:sz="4"/>
@@ -1141,13 +508,13 @@
                 <w:sz w:val="19"/>
                 <w:szCs w:val="19"/>
               </w:rPr>
-              <w:t xml:space="preserve">Typical request</w:t>
-            </w:r>
-          </w:p>
-        </w:tc>
-        <w:tc>
-          <w:tcPr>
-            <w:tcW w:type="dxa" w:w="2960"/>
+              <w:t xml:space="preserve">What it covers</w:t>
+            </w:r>
+          </w:p>
+        </w:tc>
+        <w:tc>
+          <w:tcPr>
+            <w:tcW w:type="dxa" w:w="2760"/>
             <w:tcBorders>
               <w:top w:val="single" w:color="D9D5CC" w:sz="4"/>
               <w:left w:val="single" w:color="D9D5CC" w:sz="4"/>
@@ -1171,7 +538,7 @@
                 <w:sz w:val="19"/>
                 <w:szCs w:val="19"/>
               </w:rPr>
-              <w:t xml:space="preserve">Per-attendee cap (company spend)</w:t>
+              <w:t xml:space="preserve">Per-person cap (company money)</w:t>
             </w:r>
           </w:p>
         </w:tc>
@@ -1179,85 +546,85 @@
       <w:tr>
         <w:tc>
           <w:tcPr>
-            <w:tcW w:type="dxa" w:w="3000"/>
-            <w:tcBorders>
-              <w:top w:val="single" w:color="D9D5CC" w:sz="4"/>
-              <w:left w:val="single" w:color="D9D5CC" w:sz="4"/>
-              <w:bottom w:val="single" w:color="D9D5CC" w:sz="4"/>
-              <w:right w:val="single" w:color="D9D5CC" w:sz="4"/>
-            </w:tcBorders>
-            <w:tcMar>
-              <w:top w:type="dxa" w:w="80"/>
-              <w:left w:type="dxa" w:w="100"/>
-              <w:bottom w:type="dxa" w:w="80"/>
-              <w:right w:type="dxa" w:w="100"/>
-            </w:tcMar>
-          </w:tcPr>
-          <w:p>
-            <w:r>
-              <w:rPr>
-                <w:b w:val="false"/>
-                <w:bCs w:val="false"/>
-                <w:sz w:val="19"/>
-                <w:szCs w:val="19"/>
-              </w:rPr>
-              <w:t xml:space="preserve">Reservations</w:t>
-            </w:r>
-          </w:p>
-        </w:tc>
-        <w:tc>
-          <w:tcPr>
-            <w:tcW w:type="dxa" w:w="3400"/>
-            <w:tcBorders>
-              <w:top w:val="single" w:color="D9D5CC" w:sz="4"/>
-              <w:left w:val="single" w:color="D9D5CC" w:sz="4"/>
-              <w:bottom w:val="single" w:color="D9D5CC" w:sz="4"/>
-              <w:right w:val="single" w:color="D9D5CC" w:sz="4"/>
-            </w:tcBorders>
-            <w:tcMar>
-              <w:top w:type="dxa" w:w="80"/>
-              <w:left w:type="dxa" w:w="100"/>
-              <w:bottom w:type="dxa" w:w="80"/>
-              <w:right w:type="dxa" w:w="100"/>
-            </w:tcMar>
-          </w:tcPr>
-          <w:p>
-            <w:r>
-              <w:rPr>
-                <w:b w:val="false"/>
-                <w:bCs w:val="false"/>
-                <w:sz w:val="19"/>
-                <w:szCs w:val="19"/>
-              </w:rPr>
-              <w:t xml:space="preserve">Client dinner for 4 · tonight</w:t>
-            </w:r>
-          </w:p>
-        </w:tc>
-        <w:tc>
-          <w:tcPr>
-            <w:tcW w:type="dxa" w:w="2960"/>
-            <w:tcBorders>
-              <w:top w:val="single" w:color="D9D5CC" w:sz="4"/>
-              <w:left w:val="single" w:color="D9D5CC" w:sz="4"/>
-              <w:bottom w:val="single" w:color="D9D5CC" w:sz="4"/>
-              <w:right w:val="single" w:color="D9D5CC" w:sz="4"/>
-            </w:tcBorders>
-            <w:tcMar>
-              <w:top w:type="dxa" w:w="80"/>
-              <w:left w:type="dxa" w:w="100"/>
-              <w:bottom w:type="dxa" w:w="80"/>
-              <w:right w:type="dxa" w:w="100"/>
-            </w:tcMar>
-          </w:tcPr>
-          <w:p>
-            <w:r>
-              <w:rPr>
-                <w:b w:val="false"/>
-                <w:bCs w:val="false"/>
-                <w:sz w:val="19"/>
-                <w:szCs w:val="19"/>
-              </w:rPr>
-              <w:t xml:space="preserve">$150</w:t>
+            <w:tcW w:type="dxa" w:w="2400"/>
+            <w:tcBorders>
+              <w:top w:val="single" w:color="D9D5CC" w:sz="4"/>
+              <w:left w:val="single" w:color="D9D5CC" w:sz="4"/>
+              <w:bottom w:val="single" w:color="D9D5CC" w:sz="4"/>
+              <w:right w:val="single" w:color="D9D5CC" w:sz="4"/>
+            </w:tcBorders>
+            <w:tcMar>
+              <w:top w:type="dxa" w:w="80"/>
+              <w:left w:type="dxa" w:w="100"/>
+              <w:bottom w:type="dxa" w:w="80"/>
+              <w:right w:type="dxa" w:w="100"/>
+            </w:tcMar>
+          </w:tcPr>
+          <w:p>
+            <w:r>
+              <w:rPr>
+                <w:b w:val="false"/>
+                <w:bCs w:val="false"/>
+                <w:sz w:val="19"/>
+                <w:szCs w:val="19"/>
+              </w:rPr>
+              <w:t xml:space="preserve">Movies</w:t>
+            </w:r>
+          </w:p>
+        </w:tc>
+        <w:tc>
+          <w:tcPr>
+            <w:tcW w:type="dxa" w:w="4200"/>
+            <w:tcBorders>
+              <w:top w:val="single" w:color="D9D5CC" w:sz="4"/>
+              <w:left w:val="single" w:color="D9D5CC" w:sz="4"/>
+              <w:bottom w:val="single" w:color="D9D5CC" w:sz="4"/>
+              <w:right w:val="single" w:color="D9D5CC" w:sz="4"/>
+            </w:tcBorders>
+            <w:tcMar>
+              <w:top w:type="dxa" w:w="80"/>
+              <w:left w:type="dxa" w:w="100"/>
+              <w:bottom w:type="dxa" w:w="80"/>
+              <w:right w:type="dxa" w:w="100"/>
+            </w:tcMar>
+          </w:tcPr>
+          <w:p>
+            <w:r>
+              <w:rPr>
+                <w:b w:val="false"/>
+                <w:bCs w:val="false"/>
+                <w:sz w:val="19"/>
+                <w:szCs w:val="19"/>
+              </w:rPr>
+              <w:t xml:space="preserve">Tickets, seats &amp; showtimes</w:t>
+            </w:r>
+          </w:p>
+        </w:tc>
+        <w:tc>
+          <w:tcPr>
+            <w:tcW w:type="dxa" w:w="2760"/>
+            <w:tcBorders>
+              <w:top w:val="single" w:color="D9D5CC" w:sz="4"/>
+              <w:left w:val="single" w:color="D9D5CC" w:sz="4"/>
+              <w:bottom w:val="single" w:color="D9D5CC" w:sz="4"/>
+              <w:right w:val="single" w:color="D9D5CC" w:sz="4"/>
+            </w:tcBorders>
+            <w:tcMar>
+              <w:top w:type="dxa" w:w="80"/>
+              <w:left w:type="dxa" w:w="100"/>
+              <w:bottom w:type="dxa" w:w="80"/>
+              <w:right w:type="dxa" w:w="100"/>
+            </w:tcMar>
+          </w:tcPr>
+          <w:p>
+            <w:r>
+              <w:rPr>
+                <w:b w:val="false"/>
+                <w:bCs w:val="false"/>
+                <w:sz w:val="19"/>
+                <w:szCs w:val="19"/>
+              </w:rPr>
+              <w:t xml:space="preserve">₹1,000</w:t>
             </w:r>
           </w:p>
         </w:tc>
@@ -1265,85 +632,85 @@
       <w:tr>
         <w:tc>
           <w:tcPr>
-            <w:tcW w:type="dxa" w:w="3000"/>
-            <w:tcBorders>
-              <w:top w:val="single" w:color="D9D5CC" w:sz="4"/>
-              <w:left w:val="single" w:color="D9D5CC" w:sz="4"/>
-              <w:bottom w:val="single" w:color="D9D5CC" w:sz="4"/>
-              <w:right w:val="single" w:color="D9D5CC" w:sz="4"/>
-            </w:tcBorders>
-            <w:tcMar>
-              <w:top w:type="dxa" w:w="80"/>
-              <w:left w:type="dxa" w:w="100"/>
-              <w:bottom w:type="dxa" w:w="80"/>
-              <w:right w:type="dxa" w:w="100"/>
-            </w:tcMar>
-          </w:tcPr>
-          <w:p>
-            <w:r>
-              <w:rPr>
-                <w:b w:val="false"/>
-                <w:bCs w:val="false"/>
-                <w:sz w:val="19"/>
-                <w:szCs w:val="19"/>
-              </w:rPr>
-              <w:t xml:space="preserve">Private dining &amp; events (PDR)</w:t>
-            </w:r>
-          </w:p>
-        </w:tc>
-        <w:tc>
-          <w:tcPr>
-            <w:tcW w:type="dxa" w:w="3400"/>
-            <w:tcBorders>
-              <w:top w:val="single" w:color="D9D5CC" w:sz="4"/>
-              <w:left w:val="single" w:color="D9D5CC" w:sz="4"/>
-              <w:bottom w:val="single" w:color="D9D5CC" w:sz="4"/>
-              <w:right w:val="single" w:color="D9D5CC" w:sz="4"/>
-            </w:tcBorders>
-            <w:tcMar>
-              <w:top w:type="dxa" w:w="80"/>
-              <w:left w:type="dxa" w:w="100"/>
-              <w:bottom w:type="dxa" w:w="80"/>
-              <w:right w:type="dxa" w:w="100"/>
-            </w:tcMar>
-          </w:tcPr>
-          <w:p>
-            <w:r>
-              <w:rPr>
-                <w:b w:val="false"/>
-                <w:bCs w:val="false"/>
-                <w:sz w:val="19"/>
-                <w:szCs w:val="19"/>
-              </w:rPr>
-              <w:t xml:space="preserve">Private room for 30 · Aug 5</w:t>
-            </w:r>
-          </w:p>
-        </w:tc>
-        <w:tc>
-          <w:tcPr>
-            <w:tcW w:type="dxa" w:w="2960"/>
-            <w:tcBorders>
-              <w:top w:val="single" w:color="D9D5CC" w:sz="4"/>
-              <w:left w:val="single" w:color="D9D5CC" w:sz="4"/>
-              <w:bottom w:val="single" w:color="D9D5CC" w:sz="4"/>
-              <w:right w:val="single" w:color="D9D5CC" w:sz="4"/>
-            </w:tcBorders>
-            <w:tcMar>
-              <w:top w:type="dxa" w:w="80"/>
-              <w:left w:type="dxa" w:w="100"/>
-              <w:bottom w:type="dxa" w:w="80"/>
-              <w:right w:type="dxa" w:w="100"/>
-            </w:tcMar>
-          </w:tcPr>
-          <w:p>
-            <w:r>
-              <w:rPr>
-                <w:b w:val="false"/>
-                <w:bCs w:val="false"/>
-                <w:sz w:val="19"/>
-                <w:szCs w:val="19"/>
-              </w:rPr>
-              <w:t xml:space="preserve">$175</w:t>
+            <w:tcW w:type="dxa" w:w="2400"/>
+            <w:tcBorders>
+              <w:top w:val="single" w:color="D9D5CC" w:sz="4"/>
+              <w:left w:val="single" w:color="D9D5CC" w:sz="4"/>
+              <w:bottom w:val="single" w:color="D9D5CC" w:sz="4"/>
+              <w:right w:val="single" w:color="D9D5CC" w:sz="4"/>
+            </w:tcBorders>
+            <w:tcMar>
+              <w:top w:type="dxa" w:w="80"/>
+              <w:left w:type="dxa" w:w="100"/>
+              <w:bottom w:type="dxa" w:w="80"/>
+              <w:right w:type="dxa" w:w="100"/>
+            </w:tcMar>
+          </w:tcPr>
+          <w:p>
+            <w:r>
+              <w:rPr>
+                <w:b w:val="false"/>
+                <w:bCs w:val="false"/>
+                <w:sz w:val="19"/>
+                <w:szCs w:val="19"/>
+              </w:rPr>
+              <w:t xml:space="preserve">Events &amp; live</w:t>
+            </w:r>
+          </w:p>
+        </w:tc>
+        <w:tc>
+          <w:tcPr>
+            <w:tcW w:type="dxa" w:w="4200"/>
+            <w:tcBorders>
+              <w:top w:val="single" w:color="D9D5CC" w:sz="4"/>
+              <w:left w:val="single" w:color="D9D5CC" w:sz="4"/>
+              <w:bottom w:val="single" w:color="D9D5CC" w:sz="4"/>
+              <w:right w:val="single" w:color="D9D5CC" w:sz="4"/>
+            </w:tcBorders>
+            <w:tcMar>
+              <w:top w:type="dxa" w:w="80"/>
+              <w:left w:type="dxa" w:w="100"/>
+              <w:bottom w:type="dxa" w:w="80"/>
+              <w:right w:type="dxa" w:w="100"/>
+            </w:tcMar>
+          </w:tcPr>
+          <w:p>
+            <w:r>
+              <w:rPr>
+                <w:b w:val="false"/>
+                <w:bCs w:val="false"/>
+                <w:sz w:val="19"/>
+                <w:szCs w:val="19"/>
+              </w:rPr>
+              <w:t xml:space="preserve">Music, sports, tech, comedy</w:t>
+            </w:r>
+          </w:p>
+        </w:tc>
+        <w:tc>
+          <w:tcPr>
+            <w:tcW w:type="dxa" w:w="2760"/>
+            <w:tcBorders>
+              <w:top w:val="single" w:color="D9D5CC" w:sz="4"/>
+              <w:left w:val="single" w:color="D9D5CC" w:sz="4"/>
+              <w:bottom w:val="single" w:color="D9D5CC" w:sz="4"/>
+              <w:right w:val="single" w:color="D9D5CC" w:sz="4"/>
+            </w:tcBorders>
+            <w:tcMar>
+              <w:top w:type="dxa" w:w="80"/>
+              <w:left w:type="dxa" w:w="100"/>
+              <w:bottom w:type="dxa" w:w="80"/>
+              <w:right w:type="dxa" w:w="100"/>
+            </w:tcMar>
+          </w:tcPr>
+          <w:p>
+            <w:r>
+              <w:rPr>
+                <w:b w:val="false"/>
+                <w:bCs w:val="false"/>
+                <w:sz w:val="19"/>
+                <w:szCs w:val="19"/>
+              </w:rPr>
+              <w:t xml:space="preserve">₹25,000</w:t>
             </w:r>
           </w:p>
         </w:tc>
@@ -1351,85 +718,85 @@
       <w:tr>
         <w:tc>
           <w:tcPr>
-            <w:tcW w:type="dxa" w:w="3000"/>
-            <w:tcBorders>
-              <w:top w:val="single" w:color="D9D5CC" w:sz="4"/>
-              <w:left w:val="single" w:color="D9D5CC" w:sz="4"/>
-              <w:bottom w:val="single" w:color="D9D5CC" w:sz="4"/>
-              <w:right w:val="single" w:color="D9D5CC" w:sz="4"/>
-            </w:tcBorders>
-            <w:tcMar>
-              <w:top w:type="dxa" w:w="80"/>
-              <w:left w:type="dxa" w:w="100"/>
-              <w:bottom w:type="dxa" w:w="80"/>
-              <w:right w:type="dxa" w:w="100"/>
-            </w:tcMar>
-          </w:tcPr>
-          <w:p>
-            <w:r>
-              <w:rPr>
-                <w:b w:val="false"/>
-                <w:bCs w:val="false"/>
-                <w:sz w:val="19"/>
-                <w:szCs w:val="19"/>
-              </w:rPr>
-              <w:t xml:space="preserve">Catering</w:t>
-            </w:r>
-          </w:p>
-        </w:tc>
-        <w:tc>
-          <w:tcPr>
-            <w:tcW w:type="dxa" w:w="3400"/>
-            <w:tcBorders>
-              <w:top w:val="single" w:color="D9D5CC" w:sz="4"/>
-              <w:left w:val="single" w:color="D9D5CC" w:sz="4"/>
-              <w:bottom w:val="single" w:color="D9D5CC" w:sz="4"/>
-              <w:right w:val="single" w:color="D9D5CC" w:sz="4"/>
-            </w:tcBorders>
-            <w:tcMar>
-              <w:top w:type="dxa" w:w="80"/>
-              <w:left w:type="dxa" w:w="100"/>
-              <w:bottom w:type="dxa" w:w="80"/>
-              <w:right w:type="dxa" w:w="100"/>
-            </w:tcMar>
-          </w:tcPr>
-          <w:p>
-            <w:r>
-              <w:rPr>
-                <w:b w:val="false"/>
-                <w:bCs w:val="false"/>
-                <w:sz w:val="19"/>
-                <w:szCs w:val="19"/>
-              </w:rPr>
-              <w:t xml:space="preserve">Offsite lunch · 120 people</w:t>
-            </w:r>
-          </w:p>
-        </w:tc>
-        <w:tc>
-          <w:tcPr>
-            <w:tcW w:type="dxa" w:w="2960"/>
-            <w:tcBorders>
-              <w:top w:val="single" w:color="D9D5CC" w:sz="4"/>
-              <w:left w:val="single" w:color="D9D5CC" w:sz="4"/>
-              <w:bottom w:val="single" w:color="D9D5CC" w:sz="4"/>
-              <w:right w:val="single" w:color="D9D5CC" w:sz="4"/>
-            </w:tcBorders>
-            <w:tcMar>
-              <w:top w:type="dxa" w:w="80"/>
-              <w:left w:type="dxa" w:w="100"/>
-              <w:bottom w:type="dxa" w:w="80"/>
-              <w:right w:type="dxa" w:w="100"/>
-            </w:tcMar>
-          </w:tcPr>
-          <w:p>
-            <w:r>
-              <w:rPr>
-                <w:b w:val="false"/>
-                <w:bCs w:val="false"/>
-                <w:sz w:val="19"/>
-                <w:szCs w:val="19"/>
-              </w:rPr>
-              <w:t xml:space="preserve">$60</w:t>
+            <w:tcW w:type="dxa" w:w="2400"/>
+            <w:tcBorders>
+              <w:top w:val="single" w:color="D9D5CC" w:sz="4"/>
+              <w:left w:val="single" w:color="D9D5CC" w:sz="4"/>
+              <w:bottom w:val="single" w:color="D9D5CC" w:sz="4"/>
+              <w:right w:val="single" w:color="D9D5CC" w:sz="4"/>
+            </w:tcBorders>
+            <w:tcMar>
+              <w:top w:type="dxa" w:w="80"/>
+              <w:left w:type="dxa" w:w="100"/>
+              <w:bottom w:type="dxa" w:w="80"/>
+              <w:right w:type="dxa" w:w="100"/>
+            </w:tcMar>
+          </w:tcPr>
+          <w:p>
+            <w:r>
+              <w:rPr>
+                <w:b w:val="false"/>
+                <w:bCs w:val="false"/>
+                <w:sz w:val="19"/>
+                <w:szCs w:val="19"/>
+              </w:rPr>
+              <w:t xml:space="preserve">Dining</w:t>
+            </w:r>
+          </w:p>
+        </w:tc>
+        <w:tc>
+          <w:tcPr>
+            <w:tcW w:type="dxa" w:w="4200"/>
+            <w:tcBorders>
+              <w:top w:val="single" w:color="D9D5CC" w:sz="4"/>
+              <w:left w:val="single" w:color="D9D5CC" w:sz="4"/>
+              <w:bottom w:val="single" w:color="D9D5CC" w:sz="4"/>
+              <w:right w:val="single" w:color="D9D5CC" w:sz="4"/>
+            </w:tcBorders>
+            <w:tcMar>
+              <w:top w:type="dxa" w:w="80"/>
+              <w:left w:type="dxa" w:w="100"/>
+              <w:bottom w:type="dxa" w:w="80"/>
+              <w:right w:type="dxa" w:w="100"/>
+            </w:tcMar>
+          </w:tcPr>
+          <w:p>
+            <w:r>
+              <w:rPr>
+                <w:b w:val="false"/>
+                <w:bCs w:val="false"/>
+                <w:sz w:val="19"/>
+                <w:szCs w:val="19"/>
+              </w:rPr>
+              <w:t xml:space="preserve">Tables for clients, teams, family</w:t>
+            </w:r>
+          </w:p>
+        </w:tc>
+        <w:tc>
+          <w:tcPr>
+            <w:tcW w:type="dxa" w:w="2760"/>
+            <w:tcBorders>
+              <w:top w:val="single" w:color="D9D5CC" w:sz="4"/>
+              <w:left w:val="single" w:color="D9D5CC" w:sz="4"/>
+              <w:bottom w:val="single" w:color="D9D5CC" w:sz="4"/>
+              <w:right w:val="single" w:color="D9D5CC" w:sz="4"/>
+            </w:tcBorders>
+            <w:tcMar>
+              <w:top w:type="dxa" w:w="80"/>
+              <w:left w:type="dxa" w:w="100"/>
+              <w:bottom w:type="dxa" w:w="80"/>
+              <w:right w:type="dxa" w:w="100"/>
+            </w:tcMar>
+          </w:tcPr>
+          <w:p>
+            <w:r>
+              <w:rPr>
+                <w:b w:val="false"/>
+                <w:bCs w:val="false"/>
+                <w:sz w:val="19"/>
+                <w:szCs w:val="19"/>
+              </w:rPr>
+              <w:t xml:space="preserve">₹4,000</w:t>
             </w:r>
           </w:p>
         </w:tc>
@@ -1437,85 +804,85 @@
       <w:tr>
         <w:tc>
           <w:tcPr>
-            <w:tcW w:type="dxa" w:w="3000"/>
-            <w:tcBorders>
-              <w:top w:val="single" w:color="D9D5CC" w:sz="4"/>
-              <w:left w:val="single" w:color="D9D5CC" w:sz="4"/>
-              <w:bottom w:val="single" w:color="D9D5CC" w:sz="4"/>
-              <w:right w:val="single" w:color="D9D5CC" w:sz="4"/>
-            </w:tcBorders>
-            <w:tcMar>
-              <w:top w:type="dxa" w:w="80"/>
-              <w:left w:type="dxa" w:w="100"/>
-              <w:bottom w:type="dxa" w:w="80"/>
-              <w:right w:type="dxa" w:w="100"/>
-            </w:tcMar>
-          </w:tcPr>
-          <w:p>
-            <w:r>
-              <w:rPr>
-                <w:b w:val="false"/>
-                <w:bCs w:val="false"/>
-                <w:sz w:val="19"/>
-                <w:szCs w:val="19"/>
-              </w:rPr>
-              <w:t xml:space="preserve">Sports &amp; live events</w:t>
-            </w:r>
-          </w:p>
-        </w:tc>
-        <w:tc>
-          <w:tcPr>
-            <w:tcW w:type="dxa" w:w="3400"/>
-            <w:tcBorders>
-              <w:top w:val="single" w:color="D9D5CC" w:sz="4"/>
-              <w:left w:val="single" w:color="D9D5CC" w:sz="4"/>
-              <w:bottom w:val="single" w:color="D9D5CC" w:sz="4"/>
-              <w:right w:val="single" w:color="D9D5CC" w:sz="4"/>
-            </w:tcBorders>
-            <w:tcMar>
-              <w:top w:type="dxa" w:w="80"/>
-              <w:left w:type="dxa" w:w="100"/>
-              <w:bottom w:type="dxa" w:w="80"/>
-              <w:right w:type="dxa" w:w="100"/>
-            </w:tcMar>
-          </w:tcPr>
-          <w:p>
-            <w:r>
-              <w:rPr>
-                <w:b w:val="false"/>
-                <w:bCs w:val="false"/>
-                <w:sz w:val="19"/>
-                <w:szCs w:val="19"/>
-              </w:rPr>
-              <w:t xml:space="preserve">Suite at the Warriors game</w:t>
-            </w:r>
-          </w:p>
-        </w:tc>
-        <w:tc>
-          <w:tcPr>
-            <w:tcW w:type="dxa" w:w="2960"/>
-            <w:tcBorders>
-              <w:top w:val="single" w:color="D9D5CC" w:sz="4"/>
-              <w:left w:val="single" w:color="D9D5CC" w:sz="4"/>
-              <w:bottom w:val="single" w:color="D9D5CC" w:sz="4"/>
-              <w:right w:val="single" w:color="D9D5CC" w:sz="4"/>
-            </w:tcBorders>
-            <w:tcMar>
-              <w:top w:type="dxa" w:w="80"/>
-              <w:left w:type="dxa" w:w="100"/>
-              <w:bottom w:type="dxa" w:w="80"/>
-              <w:right w:type="dxa" w:w="100"/>
-            </w:tcMar>
-          </w:tcPr>
-          <w:p>
-            <w:r>
-              <w:rPr>
-                <w:b w:val="false"/>
-                <w:bCs w:val="false"/>
-                <w:sz w:val="19"/>
-                <w:szCs w:val="19"/>
-              </w:rPr>
-              <w:t xml:space="preserve">$600</w:t>
+            <w:tcW w:type="dxa" w:w="2400"/>
+            <w:tcBorders>
+              <w:top w:val="single" w:color="D9D5CC" w:sz="4"/>
+              <w:left w:val="single" w:color="D9D5CC" w:sz="4"/>
+              <w:bottom w:val="single" w:color="D9D5CC" w:sz="4"/>
+              <w:right w:val="single" w:color="D9D5CC" w:sz="4"/>
+            </w:tcBorders>
+            <w:tcMar>
+              <w:top w:type="dxa" w:w="80"/>
+              <w:left w:type="dxa" w:w="100"/>
+              <w:bottom w:type="dxa" w:w="80"/>
+              <w:right w:type="dxa" w:w="100"/>
+            </w:tcMar>
+          </w:tcPr>
+          <w:p>
+            <w:r>
+              <w:rPr>
+                <w:b w:val="false"/>
+                <w:bCs w:val="false"/>
+                <w:sz w:val="19"/>
+                <w:szCs w:val="19"/>
+              </w:rPr>
+              <w:t xml:space="preserve">Private dining</w:t>
+            </w:r>
+          </w:p>
+        </w:tc>
+        <w:tc>
+          <w:tcPr>
+            <w:tcW w:type="dxa" w:w="4200"/>
+            <w:tcBorders>
+              <w:top w:val="single" w:color="D9D5CC" w:sz="4"/>
+              <w:left w:val="single" w:color="D9D5CC" w:sz="4"/>
+              <w:bottom w:val="single" w:color="D9D5CC" w:sz="4"/>
+              <w:right w:val="single" w:color="D9D5CC" w:sz="4"/>
+            </w:tcBorders>
+            <w:tcMar>
+              <w:top w:type="dxa" w:w="80"/>
+              <w:left w:type="dxa" w:w="100"/>
+              <w:bottom w:type="dxa" w:w="80"/>
+              <w:right w:type="dxa" w:w="100"/>
+            </w:tcMar>
+          </w:tcPr>
+          <w:p>
+            <w:r>
+              <w:rPr>
+                <w:b w:val="false"/>
+                <w:bCs w:val="false"/>
+                <w:sz w:val="19"/>
+                <w:szCs w:val="19"/>
+              </w:rPr>
+              <w:t xml:space="preserve">PDRs &amp; banquet halls</w:t>
+            </w:r>
+          </w:p>
+        </w:tc>
+        <w:tc>
+          <w:tcPr>
+            <w:tcW w:type="dxa" w:w="2760"/>
+            <w:tcBorders>
+              <w:top w:val="single" w:color="D9D5CC" w:sz="4"/>
+              <w:left w:val="single" w:color="D9D5CC" w:sz="4"/>
+              <w:bottom w:val="single" w:color="D9D5CC" w:sz="4"/>
+              <w:right w:val="single" w:color="D9D5CC" w:sz="4"/>
+            </w:tcBorders>
+            <w:tcMar>
+              <w:top w:type="dxa" w:w="80"/>
+              <w:left w:type="dxa" w:w="100"/>
+              <w:bottom w:type="dxa" w:w="80"/>
+              <w:right w:type="dxa" w:w="100"/>
+            </w:tcMar>
+          </w:tcPr>
+          <w:p>
+            <w:r>
+              <w:rPr>
+                <w:b w:val="false"/>
+                <w:bCs w:val="false"/>
+                <w:sz w:val="19"/>
+                <w:szCs w:val="19"/>
+              </w:rPr>
+              <w:t xml:space="preserve">₹5,000</w:t>
             </w:r>
           </w:p>
         </w:tc>
@@ -1523,85 +890,85 @@
       <w:tr>
         <w:tc>
           <w:tcPr>
-            <w:tcW w:type="dxa" w:w="3000"/>
-            <w:tcBorders>
-              <w:top w:val="single" w:color="D9D5CC" w:sz="4"/>
-              <w:left w:val="single" w:color="D9D5CC" w:sz="4"/>
-              <w:bottom w:val="single" w:color="D9D5CC" w:sz="4"/>
-              <w:right w:val="single" w:color="D9D5CC" w:sz="4"/>
-            </w:tcBorders>
-            <w:tcMar>
-              <w:top w:type="dxa" w:w="80"/>
-              <w:left w:type="dxa" w:w="100"/>
-              <w:bottom w:type="dxa" w:w="80"/>
-              <w:right w:type="dxa" w:w="100"/>
-            </w:tcMar>
-          </w:tcPr>
-          <w:p>
-            <w:r>
-              <w:rPr>
-                <w:b w:val="false"/>
-                <w:bCs w:val="false"/>
-                <w:sz w:val="19"/>
-                <w:szCs w:val="19"/>
-              </w:rPr>
-              <w:t xml:space="preserve">Gifting &amp; merch</w:t>
-            </w:r>
-          </w:p>
-        </w:tc>
-        <w:tc>
-          <w:tcPr>
-            <w:tcW w:type="dxa" w:w="3400"/>
-            <w:tcBorders>
-              <w:top w:val="single" w:color="D9D5CC" w:sz="4"/>
-              <w:left w:val="single" w:color="D9D5CC" w:sz="4"/>
-              <w:bottom w:val="single" w:color="D9D5CC" w:sz="4"/>
-              <w:right w:val="single" w:color="D9D5CC" w:sz="4"/>
-            </w:tcBorders>
-            <w:tcMar>
-              <w:top w:type="dxa" w:w="80"/>
-              <w:left w:type="dxa" w:w="100"/>
-              <w:bottom w:type="dxa" w:w="80"/>
-              <w:right w:type="dxa" w:w="100"/>
-            </w:tcMar>
-          </w:tcPr>
-          <w:p>
-            <w:r>
-              <w:rPr>
-                <w:b w:val="false"/>
-                <w:bCs w:val="false"/>
-                <w:sz w:val="19"/>
-                <w:szCs w:val="19"/>
-              </w:rPr>
-              <w:t xml:space="preserve">Holiday gifts · 40 clients</w:t>
-            </w:r>
-          </w:p>
-        </w:tc>
-        <w:tc>
-          <w:tcPr>
-            <w:tcW w:type="dxa" w:w="2960"/>
-            <w:tcBorders>
-              <w:top w:val="single" w:color="D9D5CC" w:sz="4"/>
-              <w:left w:val="single" w:color="D9D5CC" w:sz="4"/>
-              <w:bottom w:val="single" w:color="D9D5CC" w:sz="4"/>
-              <w:right w:val="single" w:color="D9D5CC" w:sz="4"/>
-            </w:tcBorders>
-            <w:tcMar>
-              <w:top w:type="dxa" w:w="80"/>
-              <w:left w:type="dxa" w:w="100"/>
-              <w:bottom w:type="dxa" w:w="80"/>
-              <w:right w:type="dxa" w:w="100"/>
-            </w:tcMar>
-          </w:tcPr>
-          <w:p>
-            <w:r>
-              <w:rPr>
-                <w:b w:val="false"/>
-                <w:bCs w:val="false"/>
-                <w:sz w:val="19"/>
-                <w:szCs w:val="19"/>
-              </w:rPr>
-              <w:t xml:space="preserve">$100 per recipient</w:t>
+            <w:tcW w:type="dxa" w:w="2400"/>
+            <w:tcBorders>
+              <w:top w:val="single" w:color="D9D5CC" w:sz="4"/>
+              <w:left w:val="single" w:color="D9D5CC" w:sz="4"/>
+              <w:bottom w:val="single" w:color="D9D5CC" w:sz="4"/>
+              <w:right w:val="single" w:color="D9D5CC" w:sz="4"/>
+            </w:tcBorders>
+            <w:tcMar>
+              <w:top w:type="dxa" w:w="80"/>
+              <w:left w:type="dxa" w:w="100"/>
+              <w:bottom w:type="dxa" w:w="80"/>
+              <w:right w:type="dxa" w:w="100"/>
+            </w:tcMar>
+          </w:tcPr>
+          <w:p>
+            <w:r>
+              <w:rPr>
+                <w:b w:val="false"/>
+                <w:bCs w:val="false"/>
+                <w:sz w:val="19"/>
+                <w:szCs w:val="19"/>
+              </w:rPr>
+              <w:t xml:space="preserve">Catering</w:t>
+            </w:r>
+          </w:p>
+        </w:tc>
+        <w:tc>
+          <w:tcPr>
+            <w:tcW w:type="dxa" w:w="4200"/>
+            <w:tcBorders>
+              <w:top w:val="single" w:color="D9D5CC" w:sz="4"/>
+              <w:left w:val="single" w:color="D9D5CC" w:sz="4"/>
+              <w:bottom w:val="single" w:color="D9D5CC" w:sz="4"/>
+              <w:right w:val="single" w:color="D9D5CC" w:sz="4"/>
+            </w:tcBorders>
+            <w:tcMar>
+              <w:top w:type="dxa" w:w="80"/>
+              <w:left w:type="dxa" w:w="100"/>
+              <w:bottom w:type="dxa" w:w="80"/>
+              <w:right w:type="dxa" w:w="100"/>
+            </w:tcMar>
+          </w:tcPr>
+          <w:p>
+            <w:r>
+              <w:rPr>
+                <w:b w:val="false"/>
+                <w:bCs w:val="false"/>
+                <w:sz w:val="19"/>
+                <w:szCs w:val="19"/>
+              </w:rPr>
+              <w:t xml:space="preserve">Office &amp; offsite food</w:t>
+            </w:r>
+          </w:p>
+        </w:tc>
+        <w:tc>
+          <w:tcPr>
+            <w:tcW w:type="dxa" w:w="2760"/>
+            <w:tcBorders>
+              <w:top w:val="single" w:color="D9D5CC" w:sz="4"/>
+              <w:left w:val="single" w:color="D9D5CC" w:sz="4"/>
+              <w:bottom w:val="single" w:color="D9D5CC" w:sz="4"/>
+              <w:right w:val="single" w:color="D9D5CC" w:sz="4"/>
+            </w:tcBorders>
+            <w:tcMar>
+              <w:top w:type="dxa" w:w="80"/>
+              <w:left w:type="dxa" w:w="100"/>
+              <w:bottom w:type="dxa" w:w="80"/>
+              <w:right w:type="dxa" w:w="100"/>
+            </w:tcMar>
+          </w:tcPr>
+          <w:p>
+            <w:r>
+              <w:rPr>
+                <w:b w:val="false"/>
+                <w:bCs w:val="false"/>
+                <w:sz w:val="19"/>
+                <w:szCs w:val="19"/>
+              </w:rPr>
+              <w:t xml:space="preserve">₹1,500</w:t>
             </w:r>
           </w:p>
         </w:tc>
@@ -1609,7 +976,93 @@
       <w:tr>
         <w:tc>
           <w:tcPr>
-            <w:tcW w:type="dxa" w:w="3000"/>
+            <w:tcW w:type="dxa" w:w="2400"/>
+            <w:tcBorders>
+              <w:top w:val="single" w:color="D9D5CC" w:sz="4"/>
+              <w:left w:val="single" w:color="D9D5CC" w:sz="4"/>
+              <w:bottom w:val="single" w:color="D9D5CC" w:sz="4"/>
+              <w:right w:val="single" w:color="D9D5CC" w:sz="4"/>
+            </w:tcBorders>
+            <w:tcMar>
+              <w:top w:type="dxa" w:w="80"/>
+              <w:left w:type="dxa" w:w="100"/>
+              <w:bottom w:type="dxa" w:w="80"/>
+              <w:right w:type="dxa" w:w="100"/>
+            </w:tcMar>
+          </w:tcPr>
+          <w:p>
+            <w:r>
+              <w:rPr>
+                <w:b w:val="false"/>
+                <w:bCs w:val="false"/>
+                <w:sz w:val="19"/>
+                <w:szCs w:val="19"/>
+              </w:rPr>
+              <w:t xml:space="preserve">Gifting &amp; merch</w:t>
+            </w:r>
+          </w:p>
+        </w:tc>
+        <w:tc>
+          <w:tcPr>
+            <w:tcW w:type="dxa" w:w="4200"/>
+            <w:tcBorders>
+              <w:top w:val="single" w:color="D9D5CC" w:sz="4"/>
+              <w:left w:val="single" w:color="D9D5CC" w:sz="4"/>
+              <w:bottom w:val="single" w:color="D9D5CC" w:sz="4"/>
+              <w:right w:val="single" w:color="D9D5CC" w:sz="4"/>
+            </w:tcBorders>
+            <w:tcMar>
+              <w:top w:type="dxa" w:w="80"/>
+              <w:left w:type="dxa" w:w="100"/>
+              <w:bottom w:type="dxa" w:w="80"/>
+              <w:right w:type="dxa" w:w="100"/>
+            </w:tcMar>
+          </w:tcPr>
+          <w:p>
+            <w:r>
+              <w:rPr>
+                <w:b w:val="false"/>
+                <w:bCs w:val="false"/>
+                <w:sz w:val="19"/>
+                <w:szCs w:val="19"/>
+              </w:rPr>
+              <w:t xml:space="preserve">Diwali hampers, swag</w:t>
+            </w:r>
+          </w:p>
+        </w:tc>
+        <w:tc>
+          <w:tcPr>
+            <w:tcW w:type="dxa" w:w="2760"/>
+            <w:tcBorders>
+              <w:top w:val="single" w:color="D9D5CC" w:sz="4"/>
+              <w:left w:val="single" w:color="D9D5CC" w:sz="4"/>
+              <w:bottom w:val="single" w:color="D9D5CC" w:sz="4"/>
+              <w:right w:val="single" w:color="D9D5CC" w:sz="4"/>
+            </w:tcBorders>
+            <w:tcMar>
+              <w:top w:type="dxa" w:w="80"/>
+              <w:left w:type="dxa" w:w="100"/>
+              <w:bottom w:type="dxa" w:w="80"/>
+              <w:right w:type="dxa" w:w="100"/>
+            </w:tcMar>
+          </w:tcPr>
+          <w:p>
+            <w:r>
+              <w:rPr>
+                <w:b w:val="false"/>
+                <w:bCs w:val="false"/>
+                <w:sz w:val="19"/>
+                <w:szCs w:val="19"/>
+              </w:rPr>
+              <w:t xml:space="preserve">₹5,000</w:t>
+            </w:r>
+          </w:p>
+        </w:tc>
+      </w:tr>
+      <w:tr>
+        <w:tc>
+          <w:tcPr>
+            <w:tcW w:type="dxa" w:w="2400"/>
             <w:tcBorders>
               <w:top w:val="single" w:color="D9D5CC" w:sz="4"/>
               <w:left w:val="single" w:color="D9D5CC" w:sz="4"/>
@@ -1637,57 +1090,57 @@
         </w:tc>
         <w:tc>
           <w:tcPr>
-            <w:tcW w:type="dxa" w:w="3400"/>
-            <w:tcBorders>
-              <w:top w:val="single" w:color="D9D5CC" w:sz="4"/>
-              <w:left w:val="single" w:color="D9D5CC" w:sz="4"/>
-              <w:bottom w:val="single" w:color="D9D5CC" w:sz="4"/>
-              <w:right w:val="single" w:color="D9D5CC" w:sz="4"/>
-            </w:tcBorders>
-            <w:tcMar>
-              <w:top w:type="dxa" w:w="80"/>
-              <w:left w:type="dxa" w:w="100"/>
-              <w:bottom w:type="dxa" w:w="80"/>
-              <w:right w:type="dxa" w:w="100"/>
-            </w:tcMar>
-          </w:tcPr>
-          <w:p>
-            <w:r>
-              <w:rPr>
-                <w:b w:val="false"/>
-                <w:bCs w:val="false"/>
-                <w:sz w:val="19"/>
-                <w:szCs w:val="19"/>
-              </w:rPr>
-              <w:t xml:space="preserve">Team offsite · Napa</w:t>
-            </w:r>
-          </w:p>
-        </w:tc>
-        <w:tc>
-          <w:tcPr>
-            <w:tcW w:type="dxa" w:w="2960"/>
-            <w:tcBorders>
-              <w:top w:val="single" w:color="D9D5CC" w:sz="4"/>
-              <w:left w:val="single" w:color="D9D5CC" w:sz="4"/>
-              <w:bottom w:val="single" w:color="D9D5CC" w:sz="4"/>
-              <w:right w:val="single" w:color="D9D5CC" w:sz="4"/>
-            </w:tcBorders>
-            <w:tcMar>
-              <w:top w:type="dxa" w:w="80"/>
-              <w:left w:type="dxa" w:w="100"/>
-              <w:bottom w:type="dxa" w:w="80"/>
-              <w:right w:type="dxa" w:w="100"/>
-            </w:tcMar>
-          </w:tcPr>
-          <w:p>
-            <w:r>
-              <w:rPr>
-                <w:b w:val="false"/>
-                <w:bCs w:val="false"/>
-                <w:sz w:val="19"/>
-                <w:szCs w:val="19"/>
-              </w:rPr>
-              <w:t xml:space="preserve">$900</w:t>
+            <w:tcW w:type="dxa" w:w="4200"/>
+            <w:tcBorders>
+              <w:top w:val="single" w:color="D9D5CC" w:sz="4"/>
+              <w:left w:val="single" w:color="D9D5CC" w:sz="4"/>
+              <w:bottom w:val="single" w:color="D9D5CC" w:sz="4"/>
+              <w:right w:val="single" w:color="D9D5CC" w:sz="4"/>
+            </w:tcBorders>
+            <w:tcMar>
+              <w:top w:type="dxa" w:w="80"/>
+              <w:left w:type="dxa" w:w="100"/>
+              <w:bottom w:type="dxa" w:w="80"/>
+              <w:right w:type="dxa" w:w="100"/>
+            </w:tcMar>
+          </w:tcPr>
+          <w:p>
+            <w:r>
+              <w:rPr>
+                <w:b w:val="false"/>
+                <w:bCs w:val="false"/>
+                <w:sz w:val="19"/>
+                <w:szCs w:val="19"/>
+              </w:rPr>
+              <w:t xml:space="preserve">Offsites, walks, classes</w:t>
+            </w:r>
+          </w:p>
+        </w:tc>
+        <w:tc>
+          <w:tcPr>
+            <w:tcW w:type="dxa" w:w="2760"/>
+            <w:tcBorders>
+              <w:top w:val="single" w:color="D9D5CC" w:sz="4"/>
+              <w:left w:val="single" w:color="D9D5CC" w:sz="4"/>
+              <w:bottom w:val="single" w:color="D9D5CC" w:sz="4"/>
+              <w:right w:val="single" w:color="D9D5CC" w:sz="4"/>
+            </w:tcBorders>
+            <w:tcMar>
+              <w:top w:type="dxa" w:w="80"/>
+              <w:left w:type="dxa" w:w="100"/>
+              <w:bottom w:type="dxa" w:w="80"/>
+              <w:right w:type="dxa" w:w="100"/>
+            </w:tcMar>
+          </w:tcPr>
+          <w:p>
+            <w:r>
+              <w:rPr>
+                <w:b w:val="false"/>
+                <w:bCs w:val="false"/>
+                <w:sz w:val="19"/>
+                <w:szCs w:val="19"/>
+              </w:rPr>
+              <w:t xml:space="preserve">₹40,000</w:t>
             </w:r>
           </w:p>
         </w:tc>
@@ -1703,7 +1156,159 @@
         <w:spacing w:after="120"/>
       </w:pPr>
       <w:r>
-        <w:t xml:space="preserve">Exceeding a per-attendee cap never blocks a booking — it adds the department head to the approval chain.</w:t>
+        <w:t xml:space="preserve">Going over a per-person cap never blocks a booking; it adds the department head to the approval chain.</w:t>
+      </w:r>
+    </w:p>
+    <w:p>
+      <w:pPr>
+        <w:pStyle w:val="Heading2"/>
+      </w:pPr>
+      <w:r>
+        <w:t xml:space="preserve">Movies</w:t>
+      </w:r>
+    </w:p>
+    <w:p>
+      <w:pPr>
+        <w:pStyle w:val="ListParagraph"/>
+        <w:numPr>
+          <w:ilvl w:val="0"/>
+          <w:numId w:val="4"/>
+        </w:numPr>
+        <w:spacing w:after="60"/>
+      </w:pPr>
+      <w:r>
+        <w:t xml:space="preserve">Open Movies. Films are ranked with your state’s language first ("Local pick"), then Hindi and English. Filter by language.</w:t>
+      </w:r>
+    </w:p>
+    <w:p>
+      <w:pPr>
+        <w:pStyle w:val="ListParagraph"/>
+        <w:numPr>
+          <w:ilvl w:val="0"/>
+          <w:numId w:val="4"/>
+        </w:numPr>
+        <w:spacing w:after="60"/>
+      </w:pPr>
+      <w:r>
+        <w:t xml:space="preserve">Pick a film and a date (today plus the next six days). Each cinema in your city lists its shows with format (2D, 3D, IMAX, Recliner) and price per seat.</w:t>
+      </w:r>
+    </w:p>
+    <w:p>
+      <w:pPr>
+        <w:pStyle w:val="ListParagraph"/>
+        <w:numPr>
+          <w:ilvl w:val="0"/>
+          <w:numId w:val="4"/>
+        </w:numPr>
+        <w:spacing w:after="60"/>
+      </w:pPr>
+      <w:r>
+        <w:t xml:space="preserve">Choose a show to open the seat map. Tap up to 10 seats; sold seats are greyed out.</w:t>
+      </w:r>
+    </w:p>
+    <w:p>
+      <w:pPr>
+        <w:pStyle w:val="ListParagraph"/>
+        <w:numPr>
+          <w:ilvl w:val="0"/>
+          <w:numId w:val="4"/>
+        </w:numPr>
+        <w:spacing w:after="60"/>
+      </w:pPr>
+      <w:r>
+        <w:t xml:space="preserve">Press Review with agents: the Budget and Policy agents check the booking, and you choose who pays.</w:t>
+      </w:r>
+    </w:p>
+    <w:p>
+      <w:pPr>
+        <w:pStyle w:val="ListParagraph"/>
+        <w:numPr>
+          <w:ilvl w:val="0"/>
+          <w:numId w:val="4"/>
+        </w:numPr>
+        <w:spacing w:after="60"/>
+      </w:pPr>
+      <w:r>
+        <w:t xml:space="preserve">Confirm. Seats are held immediately so nobody else can take them, m-tickets are issued, and cancelling releases the seats.</w:t>
+      </w:r>
+    </w:p>
+    <w:p>
+      <w:pPr>
+        <w:spacing w:after="120"/>
+      </w:pPr>
+      <w:r>
+        <w:t xml:space="preserve">Or just ask: "3 tickets for Orbit 9 IMAX tomorrow evening". The Concierge picks the closest matching show and the best block of seats together. If your format or time isn’t available, it relaxes one wish at a time and tells you what it changed.</w:t>
+      </w:r>
+    </w:p>
+    <w:p>
+      <w:pPr>
+        <w:pStyle w:val="Heading2"/>
+      </w:pPr>
+      <w:r>
+        <w:t xml:space="preserve">Events near you</w:t>
+      </w:r>
+    </w:p>
+    <w:p>
+      <w:pPr>
+        <w:spacing w:after="120"/>
+      </w:pPr>
+      <w:r>
+        <w:t xml:space="preserve">Events lists what is happening in your city over the next six weeks, filtered by type: Music, Sports, Tech, Comedy, Theatre, Food &amp; festivals. Each event shows the date, time, venue, distance and ticket tiers (e.g. General, Fan pit, VIP; Stand, Pavilion, Corporate box).</w:t>
+      </w:r>
+    </w:p>
+    <w:p>
+      <w:pPr>
+        <w:pStyle w:val="ListParagraph"/>
+        <w:numPr>
+          <w:ilvl w:val="0"/>
+          <w:numId w:val="2"/>
+        </w:numPr>
+        <w:spacing w:after="60"/>
+      </w:pPr>
+      <w:r>
+        <w:t xml:space="preserve">Open an event, choose a tier and quantity (up to 20), then Review with agents and Confirm.</w:t>
+      </w:r>
+    </w:p>
+    <w:p>
+      <w:pPr>
+        <w:pStyle w:val="ListParagraph"/>
+        <w:numPr>
+          <w:ilvl w:val="0"/>
+          <w:numId w:val="2"/>
+        </w:numPr>
+        <w:spacing w:after="60"/>
+      </w:pPr>
+      <w:r>
+        <w:t xml:space="preserve">Or ask: "Stand-up comedy with friends this weekend, split" or "Corporate box at the T20 night for 10 clients".</w:t>
+      </w:r>
+    </w:p>
+    <w:p>
+      <w:pPr>
+        <w:pStyle w:val="ListParagraph"/>
+        <w:numPr>
+          <w:ilvl w:val="0"/>
+          <w:numId w:val="2"/>
+        </w:numPr>
+        <w:spacing w:after="60"/>
+      </w:pPr>
+      <w:r>
+        <w:t xml:space="preserve">Client-facing event tickets always go to Compliance for gift &amp; entertainment review.</w:t>
+      </w:r>
+    </w:p>
+    <w:p>
+      <w:pPr>
+        <w:pStyle w:val="Heading2"/>
+      </w:pPr>
+      <w:r>
+        <w:t xml:space="preserve">Dining &amp; venues</w:t>
+      </w:r>
+    </w:p>
+    <w:p>
+      <w:pPr>
+        <w:spacing w:after="120"/>
+      </w:pPr>
+      <w:r>
+        <w:t xml:space="preserve">Restaurants, private dining rooms, caterers, gift hampers and experiences (heritage walks, cooking classes, and a weekend-escape suggestion for team offsites in your state). Pick a venue and the price is calculated on the server from the venue’s per-person rate.</w:t>
       </w:r>
     </w:p>
     <w:p>
@@ -1720,7 +1325,7 @@
         <w:spacing w:after="120"/>
       </w:pPr>
       <w:r>
-        <w:t xml:space="preserve">The Concierge agent proposes a funding type from your wording; you can always change it on the draft.</w:t>
+        <w:t xml:space="preserve">The Concierge suggests a funding type from your wording, and you can always change it before confirming. A movie or concert for yourself defaults to Personal; anything for "the team", "office" or "clients" defaults to Company-paid.</w:t>
       </w:r>
     </w:p>
     <w:tbl>
@@ -1891,7 +1496,7 @@
                 <w:sz w:val="19"/>
                 <w:szCs w:val="19"/>
               </w:rPr>
-              <w:t xml:space="preserve">Company-paid (corporate)</w:t>
+              <w:t xml:space="preserve">Company-paid</w:t>
             </w:r>
           </w:p>
         </w:tc>
@@ -1947,7 +1552,7 @@
                 <w:sz w:val="19"/>
                 <w:szCs w:val="19"/>
               </w:rPr>
-              <w:t xml:space="preserve">Per approval matrix (section 6).</w:t>
+              <w:t xml:space="preserve">Per the approval matrix (section 8).</w:t>
             </w:r>
           </w:p>
         </w:tc>
@@ -1975,7 +1580,7 @@
                 <w:sz w:val="19"/>
                 <w:szCs w:val="19"/>
               </w:rPr>
-              <w:t xml:space="preserve">Charged to your department cost center; budget updated in real time.</w:t>
+              <w:t xml:space="preserve">Charged to your department cost center; budget updates straight away.</w:t>
             </w:r>
           </w:p>
         </w:tc>
@@ -2005,7 +1610,7 @@
                 <w:sz w:val="19"/>
                 <w:szCs w:val="19"/>
               </w:rPr>
-              <w:t xml:space="preserve">Paid personally → expense report (reimbursable)</w:t>
+              <w:t xml:space="preserve">Paid personally → expense report</w:t>
             </w:r>
           </w:p>
         </w:tc>
@@ -2033,7 +1638,7 @@
                 <w:sz w:val="19"/>
                 <w:szCs w:val="19"/>
               </w:rPr>
-              <w:t xml:space="preserve">You pay with your own card for something the company or your stipend should cover.</w:t>
+              <w:t xml:space="preserve">You pay with your own card or UPI for something the company or your allowance should cover.</w:t>
             </w:r>
           </w:p>
         </w:tc>
@@ -2089,7 +1694,7 @@
                 <w:sz w:val="19"/>
                 <w:szCs w:val="19"/>
               </w:rPr>
-              <w:t xml:space="preserve">Receipt captured; booking becomes claimable on an expense report.</w:t>
+              <w:t xml:space="preserve">Receipt captured; the booking becomes claimable on an expense report.</w:t>
             </w:r>
           </w:p>
         </w:tc>
@@ -2203,7 +1808,7 @@
                 <w:sz w:val="19"/>
                 <w:szCs w:val="19"/>
               </w:rPr>
-              <w:t xml:space="preserve">Tracked against your personal monthly budget (a private heads-up only).</w:t>
+              <w:t xml:space="preserve">Counts toward your personal monthly budget (a private heads-up only).</w:t>
             </w:r>
           </w:p>
         </w:tc>
@@ -2317,7 +1922,7 @@
                 <w:sz w:val="19"/>
                 <w:szCs w:val="19"/>
               </w:rPr>
-              <w:t xml:space="preserve">The Split agent posts it to the group ledger and computes who owes whom.</w:t>
+              <w:t xml:space="preserve">The Split agent posts it to the group ledger and works out who owes whom.</w:t>
             </w:r>
           </w:p>
         </w:tc>
@@ -2325,62 +1930,6 @@
     </w:tbl>
     <w:p>
       <w:pPr>
-        <w:spacing w:after="120"/>
-      </w:pPr>
-    </w:p>
-    <w:tbl>
-      <w:tblPr>
-        <w:tblW w:type="dxa" w:w="9360"/>
-        <w:tblBorders>
-          <w:top w:val="single" w:color="auto" w:sz="4"/>
-          <w:left w:val="single" w:color="auto" w:sz="4"/>
-          <w:bottom w:val="single" w:color="auto" w:sz="4"/>
-          <w:right w:val="single" w:color="auto" w:sz="4"/>
-          <w:insideH w:val="single" w:color="auto" w:sz="4"/>
-          <w:insideV w:val="single" w:color="auto" w:sz="4"/>
-        </w:tblBorders>
-      </w:tblPr>
-      <w:tblGrid>
-        <w:gridCol w:w="9360"/>
-      </w:tblGrid>
-      <w:tr>
-        <w:tc>
-          <w:tcPr>
-            <w:tcW w:type="dxa" w:w="9360"/>
-            <w:tcBorders>
-              <w:top w:val="none"/>
-              <w:left w:val="none"/>
-              <w:bottom w:val="none"/>
-              <w:right w:val="none"/>
-            </w:tcBorders>
-            <w:shd w:fill="E4F1DF" w:color="auto" w:val="clear"/>
-            <w:tcMar>
-              <w:top w:type="dxa" w:w="140"/>
-              <w:left w:type="dxa" w:w="200"/>
-              <w:bottom w:type="dxa" w:w="140"/>
-              <w:right w:type="dxa" w:w="200"/>
-            </w:tcMar>
-          </w:tcPr>
-          <w:p>
-            <w:r>
-              <w:rPr>
-                <w:b/>
-                <w:bCs/>
-                <w:color w:val="2F6B3F"/>
-              </w:rPr>
-              <w:t xml:space="preserve">Wording the agents understand</w:t>
-            </w:r>
-          </w:p>
-          <w:p>
-            <w:r>
-              <w:t xml:space="preserve">"client" → business purpose · "team", "offsite" → morale · "I’ll pay and expense it", "reimburse" → reimbursable · "wellbeing", "stipend" → Benefits · "with my family" / "with friends", "split" → shared · "on me", "personal" → personal.</w:t>
-            </w:r>
-          </w:p>
-        </w:tc>
-      </w:tr>
-    </w:tbl>
-    <w:p>
-      <w:pPr>
         <w:pStyle w:val="Heading1"/>
         <w:pageBreakBefore/>
       </w:pPr>
@@ -2393,7 +1942,7 @@
         <w:spacing w:after="120"/>
       </w:pPr>
       <w:r>
-        <w:t xml:space="preserve">Every request runs through the same chain of agents. Each agent writes to the booking’s trace so anyone can see exactly why a decision was made.</w:t>
+        <w:t xml:space="preserve">Every request passes through the same chain of agents. Each agent writes to the booking’s trace, so anyone can see why a decision was made.</w:t>
       </w:r>
     </w:p>
     <w:tbl>
@@ -2411,8 +1960,8 @@
       <w:tblGrid>
         <w:gridCol w:w="500"/>
         <w:gridCol w:w="1700"/>
-        <w:gridCol w:w="2300"/>
-        <w:gridCol w:w="4860"/>
+        <w:gridCol w:w="2100"/>
+        <w:gridCol w:w="5060"/>
       </w:tblGrid>
       <w:tr>
         <w:trPr>
@@ -2480,7 +2029,7 @@
         </w:tc>
         <w:tc>
           <w:tcPr>
-            <w:tcW w:type="dxa" w:w="2300"/>
+            <w:tcW w:type="dxa" w:w="2100"/>
             <w:tcBorders>
               <w:top w:val="single" w:color="D9D5CC" w:sz="4"/>
               <w:left w:val="single" w:color="D9D5CC" w:sz="4"/>
@@ -2510,7 +2059,7 @@
         </w:tc>
         <w:tc>
           <w:tcPr>
-            <w:tcW w:type="dxa" w:w="4860"/>
+            <w:tcW w:type="dxa" w:w="5060"/>
             <w:tcBorders>
               <w:top w:val="single" w:color="D9D5CC" w:sz="4"/>
               <w:left w:val="single" w:color="D9D5CC" w:sz="4"/>
@@ -2598,57 +2147,57 @@
         </w:tc>
         <w:tc>
           <w:tcPr>
-            <w:tcW w:type="dxa" w:w="2300"/>
-            <w:tcBorders>
-              <w:top w:val="single" w:color="D9D5CC" w:sz="4"/>
-              <w:left w:val="single" w:color="D9D5CC" w:sz="4"/>
-              <w:bottom w:val="single" w:color="D9D5CC" w:sz="4"/>
-              <w:right w:val="single" w:color="D9D5CC" w:sz="4"/>
-            </w:tcBorders>
-            <w:tcMar>
-              <w:top w:type="dxa" w:w="80"/>
-              <w:left w:type="dxa" w:w="100"/>
-              <w:bottom w:type="dxa" w:w="80"/>
-              <w:right w:type="dxa" w:w="100"/>
-            </w:tcMar>
-          </w:tcPr>
-          <w:p>
-            <w:r>
-              <w:rPr>
-                <w:b w:val="false"/>
-                <w:bCs w:val="false"/>
-                <w:sz w:val="19"/>
-                <w:szCs w:val="19"/>
-              </w:rPr>
-              <w:t xml:space="preserve">Your free-text request</w:t>
-            </w:r>
-          </w:p>
-        </w:tc>
-        <w:tc>
-          <w:tcPr>
-            <w:tcW w:type="dxa" w:w="4860"/>
-            <w:tcBorders>
-              <w:top w:val="single" w:color="D9D5CC" w:sz="4"/>
-              <w:left w:val="single" w:color="D9D5CC" w:sz="4"/>
-              <w:bottom w:val="single" w:color="D9D5CC" w:sz="4"/>
-              <w:right w:val="single" w:color="D9D5CC" w:sz="4"/>
-            </w:tcBorders>
-            <w:tcMar>
-              <w:top w:type="dxa" w:w="80"/>
-              <w:left w:type="dxa" w:w="100"/>
-              <w:bottom w:type="dxa" w:w="80"/>
-              <w:right w:type="dxa" w:w="100"/>
-            </w:tcMar>
-          </w:tcPr>
-          <w:p>
-            <w:r>
-              <w:rPr>
-                <w:b w:val="false"/>
-                <w:bCs w:val="false"/>
-                <w:sz w:val="19"/>
-                <w:szCs w:val="19"/>
-              </w:rPr>
-              <w:t xml:space="preserve">Category, date, party size, vendor, price estimate, funding, purpose, matching family/friends group. Uses Claude when configured, otherwise a deterministic rule engine.</w:t>
+            <w:tcW w:type="dxa" w:w="2100"/>
+            <w:tcBorders>
+              <w:top w:val="single" w:color="D9D5CC" w:sz="4"/>
+              <w:left w:val="single" w:color="D9D5CC" w:sz="4"/>
+              <w:bottom w:val="single" w:color="D9D5CC" w:sz="4"/>
+              <w:right w:val="single" w:color="D9D5CC" w:sz="4"/>
+            </w:tcBorders>
+            <w:tcMar>
+              <w:top w:type="dxa" w:w="80"/>
+              <w:left w:type="dxa" w:w="100"/>
+              <w:bottom w:type="dxa" w:w="80"/>
+              <w:right w:type="dxa" w:w="100"/>
+            </w:tcMar>
+          </w:tcPr>
+          <w:p>
+            <w:r>
+              <w:rPr>
+                <w:b w:val="false"/>
+                <w:bCs w:val="false"/>
+                <w:sz w:val="19"/>
+                <w:szCs w:val="19"/>
+              </w:rPr>
+              <w:t xml:space="preserve">Your request + location</w:t>
+            </w:r>
+          </w:p>
+        </w:tc>
+        <w:tc>
+          <w:tcPr>
+            <w:tcW w:type="dxa" w:w="5060"/>
+            <w:tcBorders>
+              <w:top w:val="single" w:color="D9D5CC" w:sz="4"/>
+              <w:left w:val="single" w:color="D9D5CC" w:sz="4"/>
+              <w:bottom w:val="single" w:color="D9D5CC" w:sz="4"/>
+              <w:right w:val="single" w:color="D9D5CC" w:sz="4"/>
+            </w:tcBorders>
+            <w:tcMar>
+              <w:top w:type="dxa" w:w="80"/>
+              <w:left w:type="dxa" w:w="100"/>
+              <w:bottom w:type="dxa" w:w="80"/>
+              <w:right w:type="dxa" w:w="100"/>
+            </w:tcMar>
+          </w:tcPr>
+          <w:p>
+            <w:r>
+              <w:rPr>
+                <w:b w:val="false"/>
+                <w:bCs w:val="false"/>
+                <w:sz w:val="19"/>
+                <w:szCs w:val="19"/>
+              </w:rPr>
+              <w:t xml:space="preserve">Category, city, date, party size; the show and seats, the event and tier, or the venue; price; funding; purpose; matching group. Uses Claude when configured, otherwise a built-in rule engine.</w:t>
             </w:r>
           </w:p>
         </w:tc>
@@ -2712,7 +2261,7 @@
         </w:tc>
         <w:tc>
           <w:tcPr>
-            <w:tcW w:type="dxa" w:w="2300"/>
+            <w:tcW w:type="dxa" w:w="2100"/>
             <w:tcBorders>
               <w:top w:val="single" w:color="D9D5CC" w:sz="4"/>
               <w:left w:val="single" w:color="D9D5CC" w:sz="4"/>
@@ -2740,29 +2289,29 @@
         </w:tc>
         <w:tc>
           <w:tcPr>
-            <w:tcW w:type="dxa" w:w="4860"/>
-            <w:tcBorders>
-              <w:top w:val="single" w:color="D9D5CC" w:sz="4"/>
-              <w:left w:val="single" w:color="D9D5CC" w:sz="4"/>
-              <w:bottom w:val="single" w:color="D9D5CC" w:sz="4"/>
-              <w:right w:val="single" w:color="D9D5CC" w:sz="4"/>
-            </w:tcBorders>
-            <w:tcMar>
-              <w:top w:type="dxa" w:w="80"/>
-              <w:left w:type="dxa" w:w="100"/>
-              <w:bottom w:type="dxa" w:w="80"/>
-              <w:right w:type="dxa" w:w="100"/>
-            </w:tcMar>
-          </w:tcPr>
-          <w:p>
-            <w:r>
-              <w:rPr>
-                <w:b w:val="false"/>
-                <w:bCs w:val="false"/>
-                <w:sz w:val="19"/>
-                <w:szCs w:val="19"/>
-              </w:rPr>
-              <w:t xml:space="preserve">Checks the right pot: department quarterly budget, wellbeing stipend or personal monthly budget. Status ok / warn / over.</w:t>
+            <w:tcW w:type="dxa" w:w="5060"/>
+            <w:tcBorders>
+              <w:top w:val="single" w:color="D9D5CC" w:sz="4"/>
+              <w:left w:val="single" w:color="D9D5CC" w:sz="4"/>
+              <w:bottom w:val="single" w:color="D9D5CC" w:sz="4"/>
+              <w:right w:val="single" w:color="D9D5CC" w:sz="4"/>
+            </w:tcBorders>
+            <w:tcMar>
+              <w:top w:type="dxa" w:w="80"/>
+              <w:left w:type="dxa" w:w="100"/>
+              <w:bottom w:type="dxa" w:w="80"/>
+              <w:right w:type="dxa" w:w="100"/>
+            </w:tcMar>
+          </w:tcPr>
+          <w:p>
+            <w:r>
+              <w:rPr>
+                <w:b w:val="false"/>
+                <w:bCs w:val="false"/>
+                <w:sz w:val="19"/>
+                <w:szCs w:val="19"/>
+              </w:rPr>
+              <w:t xml:space="preserve">Checks the right pot: department quarterly budget, wellbeing allowance, or personal monthly budget. Status ok / warn / over.</w:t>
             </w:r>
           </w:p>
         </w:tc>
@@ -2826,7 +2375,7 @@
         </w:tc>
         <w:tc>
           <w:tcPr>
-            <w:tcW w:type="dxa" w:w="2300"/>
+            <w:tcW w:type="dxa" w:w="2100"/>
             <w:tcBorders>
               <w:top w:val="single" w:color="D9D5CC" w:sz="4"/>
               <w:left w:val="single" w:color="D9D5CC" w:sz="4"/>
@@ -2854,29 +2403,29 @@
         </w:tc>
         <w:tc>
           <w:tcPr>
-            <w:tcW w:type="dxa" w:w="4860"/>
-            <w:tcBorders>
-              <w:top w:val="single" w:color="D9D5CC" w:sz="4"/>
-              <w:left w:val="single" w:color="D9D5CC" w:sz="4"/>
-              <w:bottom w:val="single" w:color="D9D5CC" w:sz="4"/>
-              <w:right w:val="single" w:color="D9D5CC" w:sz="4"/>
-            </w:tcBorders>
-            <w:tcMar>
-              <w:top w:type="dxa" w:w="80"/>
-              <w:left w:type="dxa" w:w="100"/>
-              <w:bottom w:type="dxa" w:w="80"/>
-              <w:right w:type="dxa" w:w="100"/>
-            </w:tcMar>
-          </w:tcPr>
-          <w:p>
-            <w:r>
-              <w:rPr>
-                <w:b w:val="false"/>
-                <w:bCs w:val="false"/>
-                <w:sz w:val="19"/>
-                <w:szCs w:val="19"/>
-              </w:rPr>
-              <w:t xml:space="preserve">Builds the ordered approval chain. Skips approvers who are the requester (walks up the management chain). Auto-approves low-risk spend.</w:t>
+            <w:tcW w:type="dxa" w:w="5060"/>
+            <w:tcBorders>
+              <w:top w:val="single" w:color="D9D5CC" w:sz="4"/>
+              <w:left w:val="single" w:color="D9D5CC" w:sz="4"/>
+              <w:bottom w:val="single" w:color="D9D5CC" w:sz="4"/>
+              <w:right w:val="single" w:color="D9D5CC" w:sz="4"/>
+            </w:tcBorders>
+            <w:tcMar>
+              <w:top w:type="dxa" w:w="80"/>
+              <w:left w:type="dxa" w:w="100"/>
+              <w:bottom w:type="dxa" w:w="80"/>
+              <w:right w:type="dxa" w:w="100"/>
+            </w:tcMar>
+          </w:tcPr>
+          <w:p>
+            <w:r>
+              <w:rPr>
+                <w:b w:val="false"/>
+                <w:bCs w:val="false"/>
+                <w:sz w:val="19"/>
+                <w:szCs w:val="19"/>
+              </w:rPr>
+              <w:t xml:space="preserve">Builds the ordered approval chain; never lets someone approve their own spend; auto-approves low-risk spend.</w:t>
             </w:r>
           </w:p>
         </w:tc>
@@ -2940,7 +2489,7 @@
         </w:tc>
         <w:tc>
           <w:tcPr>
-            <w:tcW w:type="dxa" w:w="2300"/>
+            <w:tcW w:type="dxa" w:w="2100"/>
             <w:tcBorders>
               <w:top w:val="single" w:color="D9D5CC" w:sz="4"/>
               <w:left w:val="single" w:color="D9D5CC" w:sz="4"/>
@@ -2968,29 +2517,29 @@
         </w:tc>
         <w:tc>
           <w:tcPr>
-            <w:tcW w:type="dxa" w:w="4860"/>
-            <w:tcBorders>
-              <w:top w:val="single" w:color="D9D5CC" w:sz="4"/>
-              <w:left w:val="single" w:color="D9D5CC" w:sz="4"/>
-              <w:bottom w:val="single" w:color="D9D5CC" w:sz="4"/>
-              <w:right w:val="single" w:color="D9D5CC" w:sz="4"/>
-            </w:tcBorders>
-            <w:tcMar>
-              <w:top w:type="dxa" w:w="80"/>
-              <w:left w:type="dxa" w:w="100"/>
-              <w:bottom w:type="dxa" w:w="80"/>
-              <w:right w:type="dxa" w:w="100"/>
-            </w:tcMar>
-          </w:tcPr>
-          <w:p>
-            <w:r>
-              <w:rPr>
-                <w:b w:val="false"/>
-                <w:bCs w:val="false"/>
-                <w:sz w:val="19"/>
-                <w:szCs w:val="19"/>
-              </w:rPr>
-              <w:t xml:space="preserve">Notifies the current approver, enforces order (only the current approver can act), routes to the next step, stops on rejection.</w:t>
+            <w:tcW w:type="dxa" w:w="5060"/>
+            <w:tcBorders>
+              <w:top w:val="single" w:color="D9D5CC" w:sz="4"/>
+              <w:left w:val="single" w:color="D9D5CC" w:sz="4"/>
+              <w:bottom w:val="single" w:color="D9D5CC" w:sz="4"/>
+              <w:right w:val="single" w:color="D9D5CC" w:sz="4"/>
+            </w:tcBorders>
+            <w:tcMar>
+              <w:top w:type="dxa" w:w="80"/>
+              <w:left w:type="dxa" w:w="100"/>
+              <w:bottom w:type="dxa" w:w="80"/>
+              <w:right w:type="dxa" w:w="100"/>
+            </w:tcMar>
+          </w:tcPr>
+          <w:p>
+            <w:r>
+              <w:rPr>
+                <w:b w:val="false"/>
+                <w:bCs w:val="false"/>
+                <w:sz w:val="19"/>
+                <w:szCs w:val="19"/>
+              </w:rPr>
+              <w:t xml:space="preserve">Notifies the current approver, enforces the order, moves to the next step, and stops if anyone rejects.</w:t>
             </w:r>
           </w:p>
         </w:tc>
@@ -3054,57 +2603,57 @@
         </w:tc>
         <w:tc>
           <w:tcPr>
-            <w:tcW w:type="dxa" w:w="2300"/>
-            <w:tcBorders>
-              <w:top w:val="single" w:color="D9D5CC" w:sz="4"/>
-              <w:left w:val="single" w:color="D9D5CC" w:sz="4"/>
-              <w:bottom w:val="single" w:color="D9D5CC" w:sz="4"/>
-              <w:right w:val="single" w:color="D9D5CC" w:sz="4"/>
-            </w:tcBorders>
-            <w:tcMar>
-              <w:top w:type="dxa" w:w="80"/>
-              <w:left w:type="dxa" w:w="100"/>
-              <w:bottom w:type="dxa" w:w="80"/>
-              <w:right w:type="dxa" w:w="100"/>
-            </w:tcMar>
-          </w:tcPr>
-          <w:p>
-            <w:r>
-              <w:rPr>
-                <w:b w:val="false"/>
-                <w:bCs w:val="false"/>
-                <w:sz w:val="19"/>
-                <w:szCs w:val="19"/>
-              </w:rPr>
-              <w:t xml:space="preserve">Fully approved booking</w:t>
-            </w:r>
-          </w:p>
-        </w:tc>
-        <w:tc>
-          <w:tcPr>
-            <w:tcW w:type="dxa" w:w="4860"/>
-            <w:tcBorders>
-              <w:top w:val="single" w:color="D9D5CC" w:sz="4"/>
-              <w:left w:val="single" w:color="D9D5CC" w:sz="4"/>
-              <w:bottom w:val="single" w:color="D9D5CC" w:sz="4"/>
-              <w:right w:val="single" w:color="D9D5CC" w:sz="4"/>
-            </w:tcBorders>
-            <w:tcMar>
-              <w:top w:type="dxa" w:w="80"/>
-              <w:left w:type="dxa" w:w="100"/>
-              <w:bottom w:type="dxa" w:w="80"/>
-              <w:right w:type="dxa" w:w="100"/>
-            </w:tcMar>
-          </w:tcPr>
-          <w:p>
-            <w:r>
-              <w:rPr>
-                <w:b w:val="false"/>
-                <w:bCs w:val="false"/>
-                <w:sz w:val="19"/>
-                <w:szCs w:val="19"/>
-              </w:rPr>
-              <w:t xml:space="preserve">Confirms with the vendor, issues a confirmation code, sends calendar invites, handles cancellations.</w:t>
+            <w:tcW w:type="dxa" w:w="2100"/>
+            <w:tcBorders>
+              <w:top w:val="single" w:color="D9D5CC" w:sz="4"/>
+              <w:left w:val="single" w:color="D9D5CC" w:sz="4"/>
+              <w:bottom w:val="single" w:color="D9D5CC" w:sz="4"/>
+              <w:right w:val="single" w:color="D9D5CC" w:sz="4"/>
+            </w:tcBorders>
+            <w:tcMar>
+              <w:top w:type="dxa" w:w="80"/>
+              <w:left w:type="dxa" w:w="100"/>
+              <w:bottom w:type="dxa" w:w="80"/>
+              <w:right w:type="dxa" w:w="100"/>
+            </w:tcMar>
+          </w:tcPr>
+          <w:p>
+            <w:r>
+              <w:rPr>
+                <w:b w:val="false"/>
+                <w:bCs w:val="false"/>
+                <w:sz w:val="19"/>
+                <w:szCs w:val="19"/>
+              </w:rPr>
+              <w:t xml:space="preserve">Approved booking</w:t>
+            </w:r>
+          </w:p>
+        </w:tc>
+        <w:tc>
+          <w:tcPr>
+            <w:tcW w:type="dxa" w:w="5060"/>
+            <w:tcBorders>
+              <w:top w:val="single" w:color="D9D5CC" w:sz="4"/>
+              <w:left w:val="single" w:color="D9D5CC" w:sz="4"/>
+              <w:bottom w:val="single" w:color="D9D5CC" w:sz="4"/>
+              <w:right w:val="single" w:color="D9D5CC" w:sz="4"/>
+            </w:tcBorders>
+            <w:tcMar>
+              <w:top w:type="dxa" w:w="80"/>
+              <w:left w:type="dxa" w:w="100"/>
+              <w:bottom w:type="dxa" w:w="80"/>
+              <w:right w:type="dxa" w:w="100"/>
+            </w:tcMar>
+          </w:tcPr>
+          <w:p>
+            <w:r>
+              <w:rPr>
+                <w:b w:val="false"/>
+                <w:bCs w:val="false"/>
+                <w:sz w:val="19"/>
+                <w:szCs w:val="19"/>
+              </w:rPr>
+              <w:t xml:space="preserve">Confirms with the cinema, organiser or venue; issues a confirmation code, m-tickets or e-tickets; holds or releases seats.</w:t>
             </w:r>
           </w:p>
         </w:tc>
@@ -3168,7 +2717,7 @@
         </w:tc>
         <w:tc>
           <w:tcPr>
-            <w:tcW w:type="dxa" w:w="2300"/>
+            <w:tcW w:type="dxa" w:w="2100"/>
             <w:tcBorders>
               <w:top w:val="single" w:color="D9D5CC" w:sz="4"/>
               <w:left w:val="single" w:color="D9D5CC" w:sz="4"/>
@@ -3196,29 +2745,29 @@
         </w:tc>
         <w:tc>
           <w:tcPr>
-            <w:tcW w:type="dxa" w:w="4860"/>
-            <w:tcBorders>
-              <w:top w:val="single" w:color="D9D5CC" w:sz="4"/>
-              <w:left w:val="single" w:color="D9D5CC" w:sz="4"/>
-              <w:bottom w:val="single" w:color="D9D5CC" w:sz="4"/>
-              <w:right w:val="single" w:color="D9D5CC" w:sz="4"/>
-            </w:tcBorders>
-            <w:tcMar>
-              <w:top w:type="dxa" w:w="80"/>
-              <w:left w:type="dxa" w:w="100"/>
-              <w:bottom w:type="dxa" w:w="80"/>
-              <w:right w:type="dxa" w:w="100"/>
-            </w:tcMar>
-          </w:tcPr>
-          <w:p>
-            <w:r>
-              <w:rPr>
-                <w:b w:val="false"/>
-                <w:bCs w:val="false"/>
-                <w:sz w:val="19"/>
-                <w:szCs w:val="19"/>
-              </w:rPr>
-              <w:t xml:space="preserve">Posts to the group ledger, computes exact-to-the-cent shares, balances and the fewest-payments settle-up plan.</w:t>
+            <w:tcW w:type="dxa" w:w="5060"/>
+            <w:tcBorders>
+              <w:top w:val="single" w:color="D9D5CC" w:sz="4"/>
+              <w:left w:val="single" w:color="D9D5CC" w:sz="4"/>
+              <w:bottom w:val="single" w:color="D9D5CC" w:sz="4"/>
+              <w:right w:val="single" w:color="D9D5CC" w:sz="4"/>
+            </w:tcBorders>
+            <w:tcMar>
+              <w:top w:type="dxa" w:w="80"/>
+              <w:left w:type="dxa" w:w="100"/>
+              <w:bottom w:type="dxa" w:w="80"/>
+              <w:right w:type="dxa" w:w="100"/>
+            </w:tcMar>
+          </w:tcPr>
+          <w:p>
+            <w:r>
+              <w:rPr>
+                <w:b w:val="false"/>
+                <w:bCs w:val="false"/>
+                <w:sz w:val="19"/>
+                <w:szCs w:val="19"/>
+              </w:rPr>
+              <w:t xml:space="preserve">Posts to the group ledger; shares exact to the paisa; balances; fewest-payments settle-up.</w:t>
             </w:r>
           </w:p>
         </w:tc>
@@ -3282,7 +2831,7 @@
         </w:tc>
         <w:tc>
           <w:tcPr>
-            <w:tcW w:type="dxa" w:w="2300"/>
+            <w:tcW w:type="dxa" w:w="2100"/>
             <w:tcBorders>
               <w:top w:val="single" w:color="D9D5CC" w:sz="4"/>
               <w:left w:val="single" w:color="D9D5CC" w:sz="4"/>
@@ -3310,29 +2859,29 @@
         </w:tc>
         <w:tc>
           <w:tcPr>
-            <w:tcW w:type="dxa" w:w="4860"/>
-            <w:tcBorders>
-              <w:top w:val="single" w:color="D9D5CC" w:sz="4"/>
-              <w:left w:val="single" w:color="D9D5CC" w:sz="4"/>
-              <w:bottom w:val="single" w:color="D9D5CC" w:sz="4"/>
-              <w:right w:val="single" w:color="D9D5CC" w:sz="4"/>
-            </w:tcBorders>
-            <w:tcMar>
-              <w:top w:type="dxa" w:w="80"/>
-              <w:left w:type="dxa" w:w="100"/>
-              <w:bottom w:type="dxa" w:w="80"/>
-              <w:right w:type="dxa" w:w="100"/>
-            </w:tcMar>
-          </w:tcPr>
-          <w:p>
-            <w:r>
-              <w:rPr>
-                <w:b w:val="false"/>
-                <w:bCs w:val="false"/>
-                <w:sz w:val="19"/>
-                <w:szCs w:val="19"/>
-              </w:rPr>
-              <w:t xml:space="preserve">Drafts expense reports with receipts, routes to Finance / HR / Benefits, applies stipend limits, marks reimbursement.</w:t>
+            <w:tcW w:type="dxa" w:w="5060"/>
+            <w:tcBorders>
+              <w:top w:val="single" w:color="D9D5CC" w:sz="4"/>
+              <w:left w:val="single" w:color="D9D5CC" w:sz="4"/>
+              <w:bottom w:val="single" w:color="D9D5CC" w:sz="4"/>
+              <w:right w:val="single" w:color="D9D5CC" w:sz="4"/>
+            </w:tcBorders>
+            <w:tcMar>
+              <w:top w:type="dxa" w:w="80"/>
+              <w:left w:type="dxa" w:w="100"/>
+              <w:bottom w:type="dxa" w:w="80"/>
+              <w:right w:type="dxa" w:w="100"/>
+            </w:tcMar>
+          </w:tcPr>
+          <w:p>
+            <w:r>
+              <w:rPr>
+                <w:b w:val="false"/>
+                <w:bCs w:val="false"/>
+                <w:sz w:val="19"/>
+                <w:szCs w:val="19"/>
+              </w:rPr>
+              <w:t xml:space="preserve">Drafts reports with receipts, routes them to Finance / HR / Benefits, applies allowance limits, marks them reimbursed.</w:t>
             </w:r>
           </w:p>
         </w:tc>
@@ -3340,11 +2889,24 @@
     </w:tbl>
     <w:p>
       <w:pPr>
+        <w:spacing w:after="120"/>
+      </w:pPr>
+    </w:p>
+    <w:p>
+      <w:pPr>
+        <w:spacing w:after="120"/>
+      </w:pPr>
+      <w:r>
+        <w:t xml:space="preserve">Prices for movie seats, event tickets and catalog venues are always recalculated on the server, so a booking can never be made at a price other than the listed one, and a seat can never be sold twice.</w:t>
+      </w:r>
+    </w:p>
+    <w:p>
+      <w:pPr>
         <w:pStyle w:val="Heading1"/>
         <w:pageBreakBefore/>
       </w:pPr>
       <w:r>
-        <w:t xml:space="preserve">6. Approval matrix (company-paid)</w:t>
+        <w:t xml:space="preserve">6. Roles</w:t>
       </w:r>
     </w:p>
     <w:tbl>
@@ -3360,9 +2922,9 @@
         </w:tblBorders>
       </w:tblPr>
       <w:tblGrid>
-        <w:gridCol w:w="3400"/>
-        <w:gridCol w:w="2600"/>
-        <w:gridCol w:w="3360"/>
+        <w:gridCol w:w="1800"/>
+        <w:gridCol w:w="2800"/>
+        <w:gridCol w:w="4760"/>
       </w:tblGrid>
       <w:tr>
         <w:trPr>
@@ -3370,7 +2932,7 @@
         </w:trPr>
         <w:tc>
           <w:tcPr>
-            <w:tcW w:type="dxa" w:w="3400"/>
+            <w:tcW w:type="dxa" w:w="1800"/>
             <w:tcBorders>
               <w:top w:val="single" w:color="D9D5CC" w:sz="4"/>
               <w:left w:val="single" w:color="D9D5CC" w:sz="4"/>
@@ -3394,13 +2956,13 @@
                 <w:sz w:val="19"/>
                 <w:szCs w:val="19"/>
               </w:rPr>
-              <w:t xml:space="preserve">Condition</w:t>
-            </w:r>
-          </w:p>
-        </w:tc>
-        <w:tc>
-          <w:tcPr>
-            <w:tcW w:type="dxa" w:w="2600"/>
+              <w:t xml:space="preserve">Role</w:t>
+            </w:r>
+          </w:p>
+        </w:tc>
+        <w:tc>
+          <w:tcPr>
+            <w:tcW w:type="dxa" w:w="2800"/>
             <w:tcBorders>
               <w:top w:val="single" w:color="D9D5CC" w:sz="4"/>
               <w:left w:val="single" w:color="D9D5CC" w:sz="4"/>
@@ -3424,13 +2986,13 @@
                 <w:sz w:val="19"/>
                 <w:szCs w:val="19"/>
               </w:rPr>
-              <w:t xml:space="preserve">Approver added</w:t>
-            </w:r>
-          </w:p>
-        </w:tc>
-        <w:tc>
-          <w:tcPr>
-            <w:tcW w:type="dxa" w:w="3360"/>
+              <w:t xml:space="preserve">Demo person</w:t>
+            </w:r>
+          </w:p>
+        </w:tc>
+        <w:tc>
+          <w:tcPr>
+            <w:tcW w:type="dxa" w:w="4760"/>
             <w:tcBorders>
               <w:top w:val="single" w:color="D9D5CC" w:sz="4"/>
               <w:left w:val="single" w:color="D9D5CC" w:sz="4"/>
@@ -3454,7 +3016,7 @@
                 <w:sz w:val="19"/>
                 <w:szCs w:val="19"/>
               </w:rPr>
-              <w:t xml:space="preserve">Why</w:t>
+              <w:t xml:space="preserve">What they do</w:t>
             </w:r>
           </w:p>
         </w:tc>
@@ -3462,85 +3024,85 @@
       <w:tr>
         <w:tc>
           <w:tcPr>
-            <w:tcW w:type="dxa" w:w="3400"/>
-            <w:tcBorders>
-              <w:top w:val="single" w:color="D9D5CC" w:sz="4"/>
-              <w:left w:val="single" w:color="D9D5CC" w:sz="4"/>
-              <w:bottom w:val="single" w:color="D9D5CC" w:sz="4"/>
-              <w:right w:val="single" w:color="D9D5CC" w:sz="4"/>
-            </w:tcBorders>
-            <w:tcMar>
-              <w:top w:type="dxa" w:w="80"/>
-              <w:left w:type="dxa" w:w="100"/>
-              <w:bottom w:type="dxa" w:w="80"/>
-              <w:right w:type="dxa" w:w="100"/>
-            </w:tcMar>
-          </w:tcPr>
-          <w:p>
-            <w:r>
-              <w:rPr>
-                <w:b w:val="false"/>
-                <w:bCs w:val="false"/>
-                <w:sz w:val="19"/>
-                <w:szCs w:val="19"/>
-              </w:rPr>
-              <w:t xml:space="preserve">Total ≤ $250 and within budget and caps</w:t>
-            </w:r>
-          </w:p>
-        </w:tc>
-        <w:tc>
-          <w:tcPr>
-            <w:tcW w:type="dxa" w:w="2600"/>
-            <w:tcBorders>
-              <w:top w:val="single" w:color="D9D5CC" w:sz="4"/>
-              <w:left w:val="single" w:color="D9D5CC" w:sz="4"/>
-              <w:bottom w:val="single" w:color="D9D5CC" w:sz="4"/>
-              <w:right w:val="single" w:color="D9D5CC" w:sz="4"/>
-            </w:tcBorders>
-            <w:tcMar>
-              <w:top w:type="dxa" w:w="80"/>
-              <w:left w:type="dxa" w:w="100"/>
-              <w:bottom w:type="dxa" w:w="80"/>
-              <w:right w:type="dxa" w:w="100"/>
-            </w:tcMar>
-          </w:tcPr>
-          <w:p>
-            <w:r>
-              <w:rPr>
-                <w:b w:val="false"/>
-                <w:bCs w:val="false"/>
-                <w:sz w:val="19"/>
-                <w:szCs w:val="19"/>
-              </w:rPr>
-              <w:t xml:space="preserve">None — auto-approved by the Policy agent</w:t>
-            </w:r>
-          </w:p>
-        </w:tc>
-        <w:tc>
-          <w:tcPr>
-            <w:tcW w:type="dxa" w:w="3360"/>
-            <w:tcBorders>
-              <w:top w:val="single" w:color="D9D5CC" w:sz="4"/>
-              <w:left w:val="single" w:color="D9D5CC" w:sz="4"/>
-              <w:bottom w:val="single" w:color="D9D5CC" w:sz="4"/>
-              <w:right w:val="single" w:color="D9D5CC" w:sz="4"/>
-            </w:tcBorders>
-            <w:tcMar>
-              <w:top w:type="dxa" w:w="80"/>
-              <w:left w:type="dxa" w:w="100"/>
-              <w:bottom w:type="dxa" w:w="80"/>
-              <w:right w:type="dxa" w:w="100"/>
-            </w:tcMar>
-          </w:tcPr>
-          <w:p>
-            <w:r>
-              <w:rPr>
-                <w:b w:val="false"/>
-                <w:bCs w:val="false"/>
-                <w:sz w:val="19"/>
-                <w:szCs w:val="19"/>
-              </w:rPr>
-              <w:t xml:space="preserve">Low risk; keeps small team lunches frictionless.</w:t>
+            <w:tcW w:type="dxa" w:w="1800"/>
+            <w:tcBorders>
+              <w:top w:val="single" w:color="D9D5CC" w:sz="4"/>
+              <w:left w:val="single" w:color="D9D5CC" w:sz="4"/>
+              <w:bottom w:val="single" w:color="D9D5CC" w:sz="4"/>
+              <w:right w:val="single" w:color="D9D5CC" w:sz="4"/>
+            </w:tcBorders>
+            <w:tcMar>
+              <w:top w:type="dxa" w:w="80"/>
+              <w:left w:type="dxa" w:w="100"/>
+              <w:bottom w:type="dxa" w:w="80"/>
+              <w:right w:type="dxa" w:w="100"/>
+            </w:tcMar>
+          </w:tcPr>
+          <w:p>
+            <w:r>
+              <w:rPr>
+                <w:b w:val="false"/>
+                <w:bCs w:val="false"/>
+                <w:sz w:val="19"/>
+                <w:szCs w:val="19"/>
+              </w:rPr>
+              <w:t xml:space="preserve">Requester</w:t>
+            </w:r>
+          </w:p>
+        </w:tc>
+        <w:tc>
+          <w:tcPr>
+            <w:tcW w:type="dxa" w:w="2800"/>
+            <w:tcBorders>
+              <w:top w:val="single" w:color="D9D5CC" w:sz="4"/>
+              <w:left w:val="single" w:color="D9D5CC" w:sz="4"/>
+              <w:bottom w:val="single" w:color="D9D5CC" w:sz="4"/>
+              <w:right w:val="single" w:color="D9D5CC" w:sz="4"/>
+            </w:tcBorders>
+            <w:tcMar>
+              <w:top w:type="dxa" w:w="80"/>
+              <w:left w:type="dxa" w:w="100"/>
+              <w:bottom w:type="dxa" w:w="80"/>
+              <w:right w:type="dxa" w:w="100"/>
+            </w:tcMar>
+          </w:tcPr>
+          <w:p>
+            <w:r>
+              <w:rPr>
+                <w:b w:val="false"/>
+                <w:bCs w:val="false"/>
+                <w:sz w:val="19"/>
+                <w:szCs w:val="19"/>
+              </w:rPr>
+              <w:t xml:space="preserve">Any employee (e.g. Ananya Iyer)</w:t>
+            </w:r>
+          </w:p>
+        </w:tc>
+        <w:tc>
+          <w:tcPr>
+            <w:tcW w:type="dxa" w:w="4760"/>
+            <w:tcBorders>
+              <w:top w:val="single" w:color="D9D5CC" w:sz="4"/>
+              <w:left w:val="single" w:color="D9D5CC" w:sz="4"/>
+              <w:bottom w:val="single" w:color="D9D5CC" w:sz="4"/>
+              <w:right w:val="single" w:color="D9D5CC" w:sz="4"/>
+            </w:tcBorders>
+            <w:tcMar>
+              <w:top w:type="dxa" w:w="80"/>
+              <w:left w:type="dxa" w:w="100"/>
+              <w:bottom w:type="dxa" w:w="80"/>
+              <w:right w:type="dxa" w:w="100"/>
+            </w:tcMar>
+          </w:tcPr>
+          <w:p>
+            <w:r>
+              <w:rPr>
+                <w:b w:val="false"/>
+                <w:bCs w:val="false"/>
+                <w:sz w:val="19"/>
+                <w:szCs w:val="19"/>
+              </w:rPr>
+              <w:t xml:space="preserve">Plans, books, cancels, submits expense reports, splits with groups.</w:t>
             </w:r>
           </w:p>
         </w:tc>
@@ -3548,35 +3110,7 @@
       <w:tr>
         <w:tc>
           <w:tcPr>
-            <w:tcW w:type="dxa" w:w="3400"/>
-            <w:tcBorders>
-              <w:top w:val="single" w:color="D9D5CC" w:sz="4"/>
-              <w:left w:val="single" w:color="D9D5CC" w:sz="4"/>
-              <w:bottom w:val="single" w:color="D9D5CC" w:sz="4"/>
-              <w:right w:val="single" w:color="D9D5CC" w:sz="4"/>
-            </w:tcBorders>
-            <w:tcMar>
-              <w:top w:type="dxa" w:w="80"/>
-              <w:left w:type="dxa" w:w="100"/>
-              <w:bottom w:type="dxa" w:w="80"/>
-              <w:right w:type="dxa" w:w="100"/>
-            </w:tcMar>
-          </w:tcPr>
-          <w:p>
-            <w:r>
-              <w:rPr>
-                <w:b w:val="false"/>
-                <w:bCs w:val="false"/>
-                <w:sz w:val="19"/>
-                <w:szCs w:val="19"/>
-              </w:rPr>
-              <w:t xml:space="preserve">Total &gt; $250</w:t>
-            </w:r>
-          </w:p>
-        </w:tc>
-        <w:tc>
-          <w:tcPr>
-            <w:tcW w:type="dxa" w:w="2600"/>
+            <w:tcW w:type="dxa" w:w="1800"/>
             <w:tcBorders>
               <w:top w:val="single" w:color="D9D5CC" w:sz="4"/>
               <w:left w:val="single" w:color="D9D5CC" w:sz="4"/>
@@ -3604,29 +3138,57 @@
         </w:tc>
         <w:tc>
           <w:tcPr>
-            <w:tcW w:type="dxa" w:w="3360"/>
-            <w:tcBorders>
-              <w:top w:val="single" w:color="D9D5CC" w:sz="4"/>
-              <w:left w:val="single" w:color="D9D5CC" w:sz="4"/>
-              <w:bottom w:val="single" w:color="D9D5CC" w:sz="4"/>
-              <w:right w:val="single" w:color="D9D5CC" w:sz="4"/>
-            </w:tcBorders>
-            <w:tcMar>
-              <w:top w:type="dxa" w:w="80"/>
-              <w:left w:type="dxa" w:w="100"/>
-              <w:bottom w:type="dxa" w:w="80"/>
-              <w:right w:type="dxa" w:w="100"/>
-            </w:tcMar>
-          </w:tcPr>
-          <w:p>
-            <w:r>
-              <w:rPr>
-                <w:b w:val="false"/>
-                <w:bCs w:val="false"/>
-                <w:sz w:val="19"/>
-                <w:szCs w:val="19"/>
-              </w:rPr>
-              <w:t xml:space="preserve">Manager confirms business need.</w:t>
+            <w:tcW w:type="dxa" w:w="2800"/>
+            <w:tcBorders>
+              <w:top w:val="single" w:color="D9D5CC" w:sz="4"/>
+              <w:left w:val="single" w:color="D9D5CC" w:sz="4"/>
+              <w:bottom w:val="single" w:color="D9D5CC" w:sz="4"/>
+              <w:right w:val="single" w:color="D9D5CC" w:sz="4"/>
+            </w:tcBorders>
+            <w:tcMar>
+              <w:top w:type="dxa" w:w="80"/>
+              <w:left w:type="dxa" w:w="100"/>
+              <w:bottom w:type="dxa" w:w="80"/>
+              <w:right w:type="dxa" w:w="100"/>
+            </w:tcMar>
+          </w:tcPr>
+          <w:p>
+            <w:r>
+              <w:rPr>
+                <w:b w:val="false"/>
+                <w:bCs w:val="false"/>
+                <w:sz w:val="19"/>
+                <w:szCs w:val="19"/>
+              </w:rPr>
+              <w:t xml:space="preserve">Direct manager (e.g. Rahul Mehta)</w:t>
+            </w:r>
+          </w:p>
+        </w:tc>
+        <w:tc>
+          <w:tcPr>
+            <w:tcW w:type="dxa" w:w="4760"/>
+            <w:tcBorders>
+              <w:top w:val="single" w:color="D9D5CC" w:sz="4"/>
+              <w:left w:val="single" w:color="D9D5CC" w:sz="4"/>
+              <w:bottom w:val="single" w:color="D9D5CC" w:sz="4"/>
+              <w:right w:val="single" w:color="D9D5CC" w:sz="4"/>
+            </w:tcBorders>
+            <w:tcMar>
+              <w:top w:type="dxa" w:w="80"/>
+              <w:left w:type="dxa" w:w="100"/>
+              <w:bottom w:type="dxa" w:w="80"/>
+              <w:right w:type="dxa" w:w="100"/>
+            </w:tcMar>
+          </w:tcPr>
+          <w:p>
+            <w:r>
+              <w:rPr>
+                <w:b w:val="false"/>
+                <w:bCs w:val="false"/>
+                <w:sz w:val="19"/>
+                <w:szCs w:val="19"/>
+              </w:rPr>
+              <w:t xml:space="preserve">First approver for company spend above ₹20,000, and for business or morale expense reports.</w:t>
             </w:r>
           </w:p>
         </w:tc>
@@ -3634,35 +3196,7 @@
       <w:tr>
         <w:tc>
           <w:tcPr>
-            <w:tcW w:type="dxa" w:w="3400"/>
-            <w:tcBorders>
-              <w:top w:val="single" w:color="D9D5CC" w:sz="4"/>
-              <w:left w:val="single" w:color="D9D5CC" w:sz="4"/>
-              <w:bottom w:val="single" w:color="D9D5CC" w:sz="4"/>
-              <w:right w:val="single" w:color="D9D5CC" w:sz="4"/>
-            </w:tcBorders>
-            <w:tcMar>
-              <w:top w:type="dxa" w:w="80"/>
-              <w:left w:type="dxa" w:w="100"/>
-              <w:bottom w:type="dxa" w:w="80"/>
-              <w:right w:type="dxa" w:w="100"/>
-            </w:tcMar>
-          </w:tcPr>
-          <w:p>
-            <w:r>
-              <w:rPr>
-                <w:b w:val="false"/>
-                <w:bCs w:val="false"/>
-                <w:sz w:val="19"/>
-                <w:szCs w:val="19"/>
-              </w:rPr>
-              <w:t xml:space="preserve">Total &gt; $2,500, or above the per-attendee cap</w:t>
-            </w:r>
-          </w:p>
-        </w:tc>
-        <w:tc>
-          <w:tcPr>
-            <w:tcW w:type="dxa" w:w="2600"/>
+            <w:tcW w:type="dxa" w:w="1800"/>
             <w:tcBorders>
               <w:top w:val="single" w:color="D9D5CC" w:sz="4"/>
               <w:left w:val="single" w:color="D9D5CC" w:sz="4"/>
@@ -3690,29 +3224,57 @@
         </w:tc>
         <w:tc>
           <w:tcPr>
-            <w:tcW w:type="dxa" w:w="3360"/>
-            <w:tcBorders>
-              <w:top w:val="single" w:color="D9D5CC" w:sz="4"/>
-              <w:left w:val="single" w:color="D9D5CC" w:sz="4"/>
-              <w:bottom w:val="single" w:color="D9D5CC" w:sz="4"/>
-              <w:right w:val="single" w:color="D9D5CC" w:sz="4"/>
-            </w:tcBorders>
-            <w:tcMar>
-              <w:top w:type="dxa" w:w="80"/>
-              <w:left w:type="dxa" w:w="100"/>
-              <w:bottom w:type="dxa" w:w="80"/>
-              <w:right w:type="dxa" w:w="100"/>
-            </w:tcMar>
-          </w:tcPr>
-          <w:p>
-            <w:r>
-              <w:rPr>
-                <w:b w:val="false"/>
-                <w:bCs w:val="false"/>
-                <w:sz w:val="19"/>
-                <w:szCs w:val="19"/>
-              </w:rPr>
-              <w:t xml:space="preserve">Budget owner signs off on material spend.</w:t>
+            <w:tcW w:type="dxa" w:w="2800"/>
+            <w:tcBorders>
+              <w:top w:val="single" w:color="D9D5CC" w:sz="4"/>
+              <w:left w:val="single" w:color="D9D5CC" w:sz="4"/>
+              <w:bottom w:val="single" w:color="D9D5CC" w:sz="4"/>
+              <w:right w:val="single" w:color="D9D5CC" w:sz="4"/>
+            </w:tcBorders>
+            <w:tcMar>
+              <w:top w:type="dxa" w:w="80"/>
+              <w:left w:type="dxa" w:w="100"/>
+              <w:bottom w:type="dxa" w:w="80"/>
+              <w:right w:type="dxa" w:w="100"/>
+            </w:tcMar>
+          </w:tcPr>
+          <w:p>
+            <w:r>
+              <w:rPr>
+                <w:b w:val="false"/>
+                <w:bCs w:val="false"/>
+                <w:sz w:val="19"/>
+                <w:szCs w:val="19"/>
+              </w:rPr>
+              <w:t xml:space="preserve">Budget owner (e.g. Priya Sharma, Kavya Nair)</w:t>
+            </w:r>
+          </w:p>
+        </w:tc>
+        <w:tc>
+          <w:tcPr>
+            <w:tcW w:type="dxa" w:w="4760"/>
+            <w:tcBorders>
+              <w:top w:val="single" w:color="D9D5CC" w:sz="4"/>
+              <w:left w:val="single" w:color="D9D5CC" w:sz="4"/>
+              <w:bottom w:val="single" w:color="D9D5CC" w:sz="4"/>
+              <w:right w:val="single" w:color="D9D5CC" w:sz="4"/>
+            </w:tcBorders>
+            <w:tcMar>
+              <w:top w:type="dxa" w:w="80"/>
+              <w:left w:type="dxa" w:w="100"/>
+              <w:bottom w:type="dxa" w:w="80"/>
+              <w:right w:type="dxa" w:w="100"/>
+            </w:tcMar>
+          </w:tcPr>
+          <w:p>
+            <w:r>
+              <w:rPr>
+                <w:b w:val="false"/>
+                <w:bCs w:val="false"/>
+                <w:sz w:val="19"/>
+                <w:szCs w:val="19"/>
+              </w:rPr>
+              <w:t xml:space="preserve">Approves spend above ₹2,00,000 or above per-person caps.</w:t>
             </w:r>
           </w:p>
         </w:tc>
@@ -3720,85 +3282,85 @@
       <w:tr>
         <w:tc>
           <w:tcPr>
-            <w:tcW w:type="dxa" w:w="3400"/>
-            <w:tcBorders>
-              <w:top w:val="single" w:color="D9D5CC" w:sz="4"/>
-              <w:left w:val="single" w:color="D9D5CC" w:sz="4"/>
-              <w:bottom w:val="single" w:color="D9D5CC" w:sz="4"/>
-              <w:right w:val="single" w:color="D9D5CC" w:sz="4"/>
-            </w:tcBorders>
-            <w:tcMar>
-              <w:top w:type="dxa" w:w="80"/>
-              <w:left w:type="dxa" w:w="100"/>
-              <w:bottom w:type="dxa" w:w="80"/>
-              <w:right w:type="dxa" w:w="100"/>
-            </w:tcMar>
-          </w:tcPr>
-          <w:p>
-            <w:r>
-              <w:rPr>
-                <w:b w:val="false"/>
-                <w:bCs w:val="false"/>
-                <w:sz w:val="19"/>
-                <w:szCs w:val="19"/>
-              </w:rPr>
-              <w:t xml:space="preserve">Client-facing Sports &amp; live events or Gifting</w:t>
-            </w:r>
-          </w:p>
-        </w:tc>
-        <w:tc>
-          <w:tcPr>
-            <w:tcW w:type="dxa" w:w="2600"/>
-            <w:tcBorders>
-              <w:top w:val="single" w:color="D9D5CC" w:sz="4"/>
-              <w:left w:val="single" w:color="D9D5CC" w:sz="4"/>
-              <w:bottom w:val="single" w:color="D9D5CC" w:sz="4"/>
-              <w:right w:val="single" w:color="D9D5CC" w:sz="4"/>
-            </w:tcBorders>
-            <w:tcMar>
-              <w:top w:type="dxa" w:w="80"/>
-              <w:left w:type="dxa" w:w="100"/>
-              <w:bottom w:type="dxa" w:w="80"/>
-              <w:right w:type="dxa" w:w="100"/>
-            </w:tcMar>
-          </w:tcPr>
-          <w:p>
-            <w:r>
-              <w:rPr>
-                <w:b w:val="false"/>
-                <w:bCs w:val="false"/>
-                <w:sz w:val="19"/>
-                <w:szCs w:val="19"/>
-              </w:rPr>
-              <w:t xml:space="preserve">Compliance</w:t>
-            </w:r>
-          </w:p>
-        </w:tc>
-        <w:tc>
-          <w:tcPr>
-            <w:tcW w:type="dxa" w:w="3360"/>
-            <w:tcBorders>
-              <w:top w:val="single" w:color="D9D5CC" w:sz="4"/>
-              <w:left w:val="single" w:color="D9D5CC" w:sz="4"/>
-              <w:bottom w:val="single" w:color="D9D5CC" w:sz="4"/>
-              <w:right w:val="single" w:color="D9D5CC" w:sz="4"/>
-            </w:tcBorders>
-            <w:tcMar>
-              <w:top w:type="dxa" w:w="80"/>
-              <w:left w:type="dxa" w:w="100"/>
-              <w:bottom w:type="dxa" w:w="80"/>
-              <w:right w:type="dxa" w:w="100"/>
-            </w:tcMar>
-          </w:tcPr>
-          <w:p>
-            <w:r>
-              <w:rPr>
-                <w:b w:val="false"/>
-                <w:bCs w:val="false"/>
-                <w:sz w:val="19"/>
-                <w:szCs w:val="19"/>
-              </w:rPr>
-              <w:t xml:space="preserve">Gift &amp; entertainment / anti-bribery review.</w:t>
+            <w:tcW w:type="dxa" w:w="1800"/>
+            <w:tcBorders>
+              <w:top w:val="single" w:color="D9D5CC" w:sz="4"/>
+              <w:left w:val="single" w:color="D9D5CC" w:sz="4"/>
+              <w:bottom w:val="single" w:color="D9D5CC" w:sz="4"/>
+              <w:right w:val="single" w:color="D9D5CC" w:sz="4"/>
+            </w:tcBorders>
+            <w:tcMar>
+              <w:top w:type="dxa" w:w="80"/>
+              <w:left w:type="dxa" w:w="100"/>
+              <w:bottom w:type="dxa" w:w="80"/>
+              <w:right w:type="dxa" w:w="100"/>
+            </w:tcMar>
+          </w:tcPr>
+          <w:p>
+            <w:r>
+              <w:rPr>
+                <w:b w:val="false"/>
+                <w:bCs w:val="false"/>
+                <w:sz w:val="19"/>
+                <w:szCs w:val="19"/>
+              </w:rPr>
+              <w:t xml:space="preserve">Finance (CFO)</w:t>
+            </w:r>
+          </w:p>
+        </w:tc>
+        <w:tc>
+          <w:tcPr>
+            <w:tcW w:type="dxa" w:w="2800"/>
+            <w:tcBorders>
+              <w:top w:val="single" w:color="D9D5CC" w:sz="4"/>
+              <w:left w:val="single" w:color="D9D5CC" w:sz="4"/>
+              <w:bottom w:val="single" w:color="D9D5CC" w:sz="4"/>
+              <w:right w:val="single" w:color="D9D5CC" w:sz="4"/>
+            </w:tcBorders>
+            <w:tcMar>
+              <w:top w:type="dxa" w:w="80"/>
+              <w:left w:type="dxa" w:w="100"/>
+              <w:bottom w:type="dxa" w:w="80"/>
+              <w:right w:type="dxa" w:w="100"/>
+            </w:tcMar>
+          </w:tcPr>
+          <w:p>
+            <w:r>
+              <w:rPr>
+                <w:b w:val="false"/>
+                <w:bCs w:val="false"/>
+                <w:sz w:val="19"/>
+                <w:szCs w:val="19"/>
+              </w:rPr>
+              <w:t xml:space="preserve">Vikram Singh</w:t>
+            </w:r>
+          </w:p>
+        </w:tc>
+        <w:tc>
+          <w:tcPr>
+            <w:tcW w:type="dxa" w:w="4760"/>
+            <w:tcBorders>
+              <w:top w:val="single" w:color="D9D5CC" w:sz="4"/>
+              <w:left w:val="single" w:color="D9D5CC" w:sz="4"/>
+              <w:bottom w:val="single" w:color="D9D5CC" w:sz="4"/>
+              <w:right w:val="single" w:color="D9D5CC" w:sz="4"/>
+            </w:tcBorders>
+            <w:tcMar>
+              <w:top w:type="dxa" w:w="80"/>
+              <w:left w:type="dxa" w:w="100"/>
+              <w:bottom w:type="dxa" w:w="80"/>
+              <w:right w:type="dxa" w:w="100"/>
+            </w:tcMar>
+          </w:tcPr>
+          <w:p>
+            <w:r>
+              <w:rPr>
+                <w:b w:val="false"/>
+                <w:bCs w:val="false"/>
+                <w:sz w:val="19"/>
+                <w:szCs w:val="19"/>
+              </w:rPr>
+              <w:t xml:space="preserve">Approves spend above ₹8,00,000 or over budget; final approver for business expense reports.</w:t>
             </w:r>
           </w:p>
         </w:tc>
@@ -3806,155 +3368,348 @@
       <w:tr>
         <w:tc>
           <w:tcPr>
-            <w:tcW w:type="dxa" w:w="3400"/>
-            <w:tcBorders>
-              <w:top w:val="single" w:color="D9D5CC" w:sz="4"/>
-              <w:left w:val="single" w:color="D9D5CC" w:sz="4"/>
-              <w:bottom w:val="single" w:color="D9D5CC" w:sz="4"/>
-              <w:right w:val="single" w:color="D9D5CC" w:sz="4"/>
-            </w:tcBorders>
-            <w:tcMar>
-              <w:top w:type="dxa" w:w="80"/>
-              <w:left w:type="dxa" w:w="100"/>
-              <w:bottom w:type="dxa" w:w="80"/>
-              <w:right w:type="dxa" w:w="100"/>
-            </w:tcMar>
-          </w:tcPr>
-          <w:p>
-            <w:r>
-              <w:rPr>
-                <w:b w:val="false"/>
-                <w:bCs w:val="false"/>
-                <w:sz w:val="19"/>
-                <w:szCs w:val="19"/>
-              </w:rPr>
-              <w:t xml:space="preserve">Total &gt; $10,000, or department budget would be exceeded</w:t>
-            </w:r>
-          </w:p>
-        </w:tc>
-        <w:tc>
-          <w:tcPr>
-            <w:tcW w:type="dxa" w:w="2600"/>
-            <w:tcBorders>
-              <w:top w:val="single" w:color="D9D5CC" w:sz="4"/>
-              <w:left w:val="single" w:color="D9D5CC" w:sz="4"/>
-              <w:bottom w:val="single" w:color="D9D5CC" w:sz="4"/>
-              <w:right w:val="single" w:color="D9D5CC" w:sz="4"/>
-            </w:tcBorders>
-            <w:tcMar>
-              <w:top w:type="dxa" w:w="80"/>
-              <w:left w:type="dxa" w:w="100"/>
-              <w:bottom w:type="dxa" w:w="80"/>
-              <w:right w:type="dxa" w:w="100"/>
-            </w:tcMar>
-          </w:tcPr>
-          <w:p>
-            <w:r>
-              <w:rPr>
-                <w:b w:val="false"/>
-                <w:bCs w:val="false"/>
-                <w:sz w:val="19"/>
-                <w:szCs w:val="19"/>
-              </w:rPr>
-              <w:t xml:space="preserve">Finance (CFO)</w:t>
-            </w:r>
-          </w:p>
-        </w:tc>
-        <w:tc>
-          <w:tcPr>
-            <w:tcW w:type="dxa" w:w="3360"/>
-            <w:tcBorders>
-              <w:top w:val="single" w:color="D9D5CC" w:sz="4"/>
-              <w:left w:val="single" w:color="D9D5CC" w:sz="4"/>
-              <w:bottom w:val="single" w:color="D9D5CC" w:sz="4"/>
-              <w:right w:val="single" w:color="D9D5CC" w:sz="4"/>
-            </w:tcBorders>
-            <w:tcMar>
-              <w:top w:type="dxa" w:w="80"/>
-              <w:left w:type="dxa" w:w="100"/>
-              <w:bottom w:type="dxa" w:w="80"/>
-              <w:right w:type="dxa" w:w="100"/>
-            </w:tcMar>
-          </w:tcPr>
-          <w:p>
-            <w:r>
-              <w:rPr>
-                <w:b w:val="false"/>
-                <w:bCs w:val="false"/>
-                <w:sz w:val="19"/>
-                <w:szCs w:val="19"/>
-              </w:rPr>
-              <w:t xml:space="preserve">Material or unbudgeted spend.</w:t>
+            <w:tcW w:type="dxa" w:w="1800"/>
+            <w:tcBorders>
+              <w:top w:val="single" w:color="D9D5CC" w:sz="4"/>
+              <w:left w:val="single" w:color="D9D5CC" w:sz="4"/>
+              <w:bottom w:val="single" w:color="D9D5CC" w:sz="4"/>
+              <w:right w:val="single" w:color="D9D5CC" w:sz="4"/>
+            </w:tcBorders>
+            <w:tcMar>
+              <w:top w:type="dxa" w:w="80"/>
+              <w:left w:type="dxa" w:w="100"/>
+              <w:bottom w:type="dxa" w:w="80"/>
+              <w:right w:type="dxa" w:w="100"/>
+            </w:tcMar>
+          </w:tcPr>
+          <w:p>
+            <w:r>
+              <w:rPr>
+                <w:b w:val="false"/>
+                <w:bCs w:val="false"/>
+                <w:sz w:val="19"/>
+                <w:szCs w:val="19"/>
+              </w:rPr>
+              <w:t xml:space="preserve">Compliance</w:t>
+            </w:r>
+          </w:p>
+        </w:tc>
+        <w:tc>
+          <w:tcPr>
+            <w:tcW w:type="dxa" w:w="2800"/>
+            <w:tcBorders>
+              <w:top w:val="single" w:color="D9D5CC" w:sz="4"/>
+              <w:left w:val="single" w:color="D9D5CC" w:sz="4"/>
+              <w:bottom w:val="single" w:color="D9D5CC" w:sz="4"/>
+              <w:right w:val="single" w:color="D9D5CC" w:sz="4"/>
+            </w:tcBorders>
+            <w:tcMar>
+              <w:top w:type="dxa" w:w="80"/>
+              <w:left w:type="dxa" w:w="100"/>
+              <w:bottom w:type="dxa" w:w="80"/>
+              <w:right w:type="dxa" w:w="100"/>
+            </w:tcMar>
+          </w:tcPr>
+          <w:p>
+            <w:r>
+              <w:rPr>
+                <w:b w:val="false"/>
+                <w:bCs w:val="false"/>
+                <w:sz w:val="19"/>
+                <w:szCs w:val="19"/>
+              </w:rPr>
+              <w:t xml:space="preserve">Meera Joshi</w:t>
+            </w:r>
+          </w:p>
+        </w:tc>
+        <w:tc>
+          <w:tcPr>
+            <w:tcW w:type="dxa" w:w="4760"/>
+            <w:tcBorders>
+              <w:top w:val="single" w:color="D9D5CC" w:sz="4"/>
+              <w:left w:val="single" w:color="D9D5CC" w:sz="4"/>
+              <w:bottom w:val="single" w:color="D9D5CC" w:sz="4"/>
+              <w:right w:val="single" w:color="D9D5CC" w:sz="4"/>
+            </w:tcBorders>
+            <w:tcMar>
+              <w:top w:type="dxa" w:w="80"/>
+              <w:left w:type="dxa" w:w="100"/>
+              <w:bottom w:type="dxa" w:w="80"/>
+              <w:right w:type="dxa" w:w="100"/>
+            </w:tcMar>
+          </w:tcPr>
+          <w:p>
+            <w:r>
+              <w:rPr>
+                <w:b w:val="false"/>
+                <w:bCs w:val="false"/>
+                <w:sz w:val="19"/>
+                <w:szCs w:val="19"/>
+              </w:rPr>
+              <w:t xml:space="preserve">Reviews client-facing event tickets and client gifts.</w:t>
+            </w:r>
+          </w:p>
+        </w:tc>
+      </w:tr>
+      <w:tr>
+        <w:tc>
+          <w:tcPr>
+            <w:tcW w:type="dxa" w:w="1800"/>
+            <w:tcBorders>
+              <w:top w:val="single" w:color="D9D5CC" w:sz="4"/>
+              <w:left w:val="single" w:color="D9D5CC" w:sz="4"/>
+              <w:bottom w:val="single" w:color="D9D5CC" w:sz="4"/>
+              <w:right w:val="single" w:color="D9D5CC" w:sz="4"/>
+            </w:tcBorders>
+            <w:tcMar>
+              <w:top w:type="dxa" w:w="80"/>
+              <w:left w:type="dxa" w:w="100"/>
+              <w:bottom w:type="dxa" w:w="80"/>
+              <w:right w:type="dxa" w:w="100"/>
+            </w:tcMar>
+          </w:tcPr>
+          <w:p>
+            <w:r>
+              <w:rPr>
+                <w:b w:val="false"/>
+                <w:bCs w:val="false"/>
+                <w:sz w:val="19"/>
+                <w:szCs w:val="19"/>
+              </w:rPr>
+              <w:t xml:space="preserve">HR team</w:t>
+            </w:r>
+          </w:p>
+        </w:tc>
+        <w:tc>
+          <w:tcPr>
+            <w:tcW w:type="dxa" w:w="2800"/>
+            <w:tcBorders>
+              <w:top w:val="single" w:color="D9D5CC" w:sz="4"/>
+              <w:left w:val="single" w:color="D9D5CC" w:sz="4"/>
+              <w:bottom w:val="single" w:color="D9D5CC" w:sz="4"/>
+              <w:right w:val="single" w:color="D9D5CC" w:sz="4"/>
+            </w:tcBorders>
+            <w:tcMar>
+              <w:top w:type="dxa" w:w="80"/>
+              <w:left w:type="dxa" w:w="100"/>
+              <w:bottom w:type="dxa" w:w="80"/>
+              <w:right w:type="dxa" w:w="100"/>
+            </w:tcMar>
+          </w:tcPr>
+          <w:p>
+            <w:r>
+              <w:rPr>
+                <w:b w:val="false"/>
+                <w:bCs w:val="false"/>
+                <w:sz w:val="19"/>
+                <w:szCs w:val="19"/>
+              </w:rPr>
+              <w:t xml:space="preserve">Neha Gupta</w:t>
+            </w:r>
+          </w:p>
+        </w:tc>
+        <w:tc>
+          <w:tcPr>
+            <w:tcW w:type="dxa" w:w="4760"/>
+            <w:tcBorders>
+              <w:top w:val="single" w:color="D9D5CC" w:sz="4"/>
+              <w:left w:val="single" w:color="D9D5CC" w:sz="4"/>
+              <w:bottom w:val="single" w:color="D9D5CC" w:sz="4"/>
+              <w:right w:val="single" w:color="D9D5CC" w:sz="4"/>
+            </w:tcBorders>
+            <w:tcMar>
+              <w:top w:type="dxa" w:w="80"/>
+              <w:left w:type="dxa" w:w="100"/>
+              <w:bottom w:type="dxa" w:w="80"/>
+              <w:right w:type="dxa" w:w="100"/>
+            </w:tcMar>
+          </w:tcPr>
+          <w:p>
+            <w:r>
+              <w:rPr>
+                <w:b w:val="false"/>
+                <w:bCs w:val="false"/>
+                <w:sz w:val="19"/>
+                <w:szCs w:val="19"/>
+              </w:rPr>
+              <w:t xml:space="preserve">Final approver for team morale, celebration and offsite expense reports.</w:t>
+            </w:r>
+          </w:p>
+        </w:tc>
+      </w:tr>
+      <w:tr>
+        <w:tc>
+          <w:tcPr>
+            <w:tcW w:type="dxa" w:w="1800"/>
+            <w:tcBorders>
+              <w:top w:val="single" w:color="D9D5CC" w:sz="4"/>
+              <w:left w:val="single" w:color="D9D5CC" w:sz="4"/>
+              <w:bottom w:val="single" w:color="D9D5CC" w:sz="4"/>
+              <w:right w:val="single" w:color="D9D5CC" w:sz="4"/>
+            </w:tcBorders>
+            <w:tcMar>
+              <w:top w:type="dxa" w:w="80"/>
+              <w:left w:type="dxa" w:w="100"/>
+              <w:bottom w:type="dxa" w:w="80"/>
+              <w:right w:type="dxa" w:w="100"/>
+            </w:tcMar>
+          </w:tcPr>
+          <w:p>
+            <w:r>
+              <w:rPr>
+                <w:b w:val="false"/>
+                <w:bCs w:val="false"/>
+                <w:sz w:val="19"/>
+                <w:szCs w:val="19"/>
+              </w:rPr>
+              <w:t xml:space="preserve">Benefits team</w:t>
+            </w:r>
+          </w:p>
+        </w:tc>
+        <w:tc>
+          <w:tcPr>
+            <w:tcW w:type="dxa" w:w="2800"/>
+            <w:tcBorders>
+              <w:top w:val="single" w:color="D9D5CC" w:sz="4"/>
+              <w:left w:val="single" w:color="D9D5CC" w:sz="4"/>
+              <w:bottom w:val="single" w:color="D9D5CC" w:sz="4"/>
+              <w:right w:val="single" w:color="D9D5CC" w:sz="4"/>
+            </w:tcBorders>
+            <w:tcMar>
+              <w:top w:type="dxa" w:w="80"/>
+              <w:left w:type="dxa" w:w="100"/>
+              <w:bottom w:type="dxa" w:w="80"/>
+              <w:right w:type="dxa" w:w="100"/>
+            </w:tcMar>
+          </w:tcPr>
+          <w:p>
+            <w:r>
+              <w:rPr>
+                <w:b w:val="false"/>
+                <w:bCs w:val="false"/>
+                <w:sz w:val="19"/>
+                <w:szCs w:val="19"/>
+              </w:rPr>
+              <w:t xml:space="preserve">Farhan Qureshi</w:t>
+            </w:r>
+          </w:p>
+        </w:tc>
+        <w:tc>
+          <w:tcPr>
+            <w:tcW w:type="dxa" w:w="4760"/>
+            <w:tcBorders>
+              <w:top w:val="single" w:color="D9D5CC" w:sz="4"/>
+              <w:left w:val="single" w:color="D9D5CC" w:sz="4"/>
+              <w:bottom w:val="single" w:color="D9D5CC" w:sz="4"/>
+              <w:right w:val="single" w:color="D9D5CC" w:sz="4"/>
+            </w:tcBorders>
+            <w:tcMar>
+              <w:top w:type="dxa" w:w="80"/>
+              <w:left w:type="dxa" w:w="100"/>
+              <w:bottom w:type="dxa" w:w="80"/>
+              <w:right w:type="dxa" w:w="100"/>
+            </w:tcMar>
+          </w:tcPr>
+          <w:p>
+            <w:r>
+              <w:rPr>
+                <w:b w:val="false"/>
+                <w:bCs w:val="false"/>
+                <w:sz w:val="19"/>
+                <w:szCs w:val="19"/>
+              </w:rPr>
+              <w:t xml:space="preserve">Approves wellbeing-allowance claims and tracks balances.</w:t>
+            </w:r>
+          </w:p>
+        </w:tc>
+      </w:tr>
+      <w:tr>
+        <w:tc>
+          <w:tcPr>
+            <w:tcW w:type="dxa" w:w="1800"/>
+            <w:tcBorders>
+              <w:top w:val="single" w:color="D9D5CC" w:sz="4"/>
+              <w:left w:val="single" w:color="D9D5CC" w:sz="4"/>
+              <w:bottom w:val="single" w:color="D9D5CC" w:sz="4"/>
+              <w:right w:val="single" w:color="D9D5CC" w:sz="4"/>
+            </w:tcBorders>
+            <w:tcMar>
+              <w:top w:type="dxa" w:w="80"/>
+              <w:left w:type="dxa" w:w="100"/>
+              <w:bottom w:type="dxa" w:w="80"/>
+              <w:right w:type="dxa" w:w="100"/>
+            </w:tcMar>
+          </w:tcPr>
+          <w:p>
+            <w:r>
+              <w:rPr>
+                <w:b w:val="false"/>
+                <w:bCs w:val="false"/>
+                <w:sz w:val="19"/>
+                <w:szCs w:val="19"/>
+              </w:rPr>
+              <w:t xml:space="preserve">Guest member</w:t>
+            </w:r>
+          </w:p>
+        </w:tc>
+        <w:tc>
+          <w:tcPr>
+            <w:tcW w:type="dxa" w:w="2800"/>
+            <w:tcBorders>
+              <w:top w:val="single" w:color="D9D5CC" w:sz="4"/>
+              <w:left w:val="single" w:color="D9D5CC" w:sz="4"/>
+              <w:bottom w:val="single" w:color="D9D5CC" w:sz="4"/>
+              <w:right w:val="single" w:color="D9D5CC" w:sz="4"/>
+            </w:tcBorders>
+            <w:tcMar>
+              <w:top w:type="dxa" w:w="80"/>
+              <w:left w:type="dxa" w:w="100"/>
+              <w:bottom w:type="dxa" w:w="80"/>
+              <w:right w:type="dxa" w:w="100"/>
+            </w:tcMar>
+          </w:tcPr>
+          <w:p>
+            <w:r>
+              <w:rPr>
+                <w:b w:val="false"/>
+                <w:bCs w:val="false"/>
+                <w:sz w:val="19"/>
+                <w:szCs w:val="19"/>
+              </w:rPr>
+              <w:t xml:space="preserve">Family and friends</w:t>
+            </w:r>
+          </w:p>
+        </w:tc>
+        <w:tc>
+          <w:tcPr>
+            <w:tcW w:type="dxa" w:w="4760"/>
+            <w:tcBorders>
+              <w:top w:val="single" w:color="D9D5CC" w:sz="4"/>
+              <w:left w:val="single" w:color="D9D5CC" w:sz="4"/>
+              <w:bottom w:val="single" w:color="D9D5CC" w:sz="4"/>
+              <w:right w:val="single" w:color="D9D5CC" w:sz="4"/>
+            </w:tcBorders>
+            <w:tcMar>
+              <w:top w:type="dxa" w:w="80"/>
+              <w:left w:type="dxa" w:w="100"/>
+              <w:bottom w:type="dxa" w:w="80"/>
+              <w:right w:type="dxa" w:w="100"/>
+            </w:tcMar>
+          </w:tcPr>
+          <w:p>
+            <w:r>
+              <w:rPr>
+                <w:b w:val="false"/>
+                <w:bCs w:val="false"/>
+                <w:sz w:val="19"/>
+                <w:szCs w:val="19"/>
+              </w:rPr>
+              <w:t xml:space="preserve">Not employees. Can pay for, or owe shares of, group expenses.</w:t>
             </w:r>
           </w:p>
         </w:tc>
       </w:tr>
     </w:tbl>
-    <w:p>
-      <w:pPr>
-        <w:spacing w:after="120"/>
-      </w:pPr>
-    </w:p>
-    <w:p>
-      <w:pPr>
-        <w:pStyle w:val="Heading2"/>
-      </w:pPr>
-      <w:r>
-        <w:t xml:space="preserve">Rules the Approval agent enforces</w:t>
-      </w:r>
-    </w:p>
-    <w:p>
-      <w:pPr>
-        <w:pStyle w:val="ListParagraph"/>
-        <w:numPr>
-          <w:ilvl w:val="0"/>
-          <w:numId w:val="2"/>
-        </w:numPr>
-        <w:spacing w:after="60"/>
-      </w:pPr>
-      <w:r>
-        <w:t xml:space="preserve">Steps run in order; only the current approver can approve or reject.</w:t>
-      </w:r>
-    </w:p>
-    <w:p>
-      <w:pPr>
-        <w:pStyle w:val="ListParagraph"/>
-        <w:numPr>
-          <w:ilvl w:val="0"/>
-          <w:numId w:val="2"/>
-        </w:numPr>
-        <w:spacing w:after="60"/>
-      </w:pPr>
-      <w:r>
-        <w:t xml:space="preserve">Nobody approves their own spend. If the approver would be the requester, the chain moves to that person’s manager; the same person is never listed twice.</w:t>
-      </w:r>
-    </w:p>
-    <w:p>
-      <w:pPr>
-        <w:pStyle w:val="ListParagraph"/>
-        <w:numPr>
-          <w:ilvl w:val="0"/>
-          <w:numId w:val="2"/>
-        </w:numPr>
-        <w:spacing w:after="60"/>
-      </w:pPr>
-      <w:r>
-        <w:t xml:space="preserve">A rejection ends the chain and the booking is not placed. The requester can re-plan and resubmit.</w:t>
-      </w:r>
-    </w:p>
-    <w:p>
-      <w:pPr>
-        <w:pStyle w:val="ListParagraph"/>
-        <w:numPr>
-          <w:ilvl w:val="0"/>
-          <w:numId w:val="2"/>
-        </w:numPr>
-        <w:spacing w:after="60"/>
-      </w:pPr>
-      <w:r>
-        <w:t xml:space="preserve">Approvers always see the live budget position, not the snapshot from when the request was made.</w:t>
-      </w:r>
-    </w:p>
     <w:p>
       <w:pPr>
         <w:pStyle w:val="Heading1"/>
@@ -4274,7 +4029,7 @@
                 <w:sz w:val="19"/>
                 <w:szCs w:val="19"/>
               </w:rPr>
-              <w:t xml:space="preserve">The employee (self-set)</w:t>
+              <w:t xml:space="preserve">The employee</w:t>
             </w:r>
           </w:p>
         </w:tc>
@@ -4360,7 +4115,7 @@
                 <w:sz w:val="19"/>
                 <w:szCs w:val="19"/>
               </w:rPr>
-              <w:t xml:space="preserve">Lifestyle &amp; wellbeing stipend</w:t>
+              <w:t xml:space="preserve">Lifestyle &amp; wellbeing allowance</w:t>
             </w:r>
           </w:p>
         </w:tc>
@@ -4444,7 +4199,7 @@
                 <w:sz w:val="19"/>
                 <w:szCs w:val="19"/>
               </w:rPr>
-              <w:t xml:space="preserve">Approved wellbeing expense reports. Claims above the balance are reimbursed only up to the balance.</w:t>
+              <w:t xml:space="preserve">Approved wellbeing expense reports. Claims above the balance are paid only up to the balance.</w:t>
             </w:r>
           </w:p>
         </w:tc>
@@ -4460,7 +4215,7 @@
         <w:spacing w:after="120"/>
       </w:pPr>
       <w:r>
-        <w:t xml:space="preserve">Status thresholds: ok (healthy), warn (less than 10% of the department budget left, or a personal budget overshoot), over (department budget exceeded — adds Finance).</w:t>
+        <w:t xml:space="preserve">Status: ok (healthy), warn (less than 10% of the department budget left, or a personal overshoot), over (department budget exceeded, which adds Finance).</w:t>
       </w:r>
     </w:p>
     <w:p>
@@ -4469,36 +4224,568 @@
         <w:pageBreakBefore/>
       </w:pPr>
       <w:r>
-        <w:t xml:space="preserve">8. Expense reports</w:t>
-      </w:r>
-    </w:p>
+        <w:t xml:space="preserve">8. Approval matrix (company money)</w:t>
+      </w:r>
+    </w:p>
+    <w:tbl>
+      <w:tblPr>
+        <w:tblW w:type="dxa" w:w="9360"/>
+        <w:tblBorders>
+          <w:top w:val="single" w:color="auto" w:sz="4"/>
+          <w:left w:val="single" w:color="auto" w:sz="4"/>
+          <w:bottom w:val="single" w:color="auto" w:sz="4"/>
+          <w:right w:val="single" w:color="auto" w:sz="4"/>
+          <w:insideH w:val="single" w:color="auto" w:sz="4"/>
+          <w:insideV w:val="single" w:color="auto" w:sz="4"/>
+        </w:tblBorders>
+      </w:tblPr>
+      <w:tblGrid>
+        <w:gridCol w:w="3400"/>
+        <w:gridCol w:w="2600"/>
+        <w:gridCol w:w="3360"/>
+      </w:tblGrid>
+      <w:tr>
+        <w:trPr>
+          <w:tblHeader/>
+        </w:trPr>
+        <w:tc>
+          <w:tcPr>
+            <w:tcW w:type="dxa" w:w="3400"/>
+            <w:tcBorders>
+              <w:top w:val="single" w:color="D9D5CC" w:sz="4"/>
+              <w:left w:val="single" w:color="D9D5CC" w:sz="4"/>
+              <w:bottom w:val="single" w:color="D9D5CC" w:sz="4"/>
+              <w:right w:val="single" w:color="D9D5CC" w:sz="4"/>
+            </w:tcBorders>
+            <w:shd w:fill="2F6B3F" w:color="auto" w:val="clear"/>
+            <w:tcMar>
+              <w:top w:type="dxa" w:w="80"/>
+              <w:left w:type="dxa" w:w="100"/>
+              <w:bottom w:type="dxa" w:w="80"/>
+              <w:right w:type="dxa" w:w="100"/>
+            </w:tcMar>
+          </w:tcPr>
+          <w:p>
+            <w:r>
+              <w:rPr>
+                <w:b/>
+                <w:bCs/>
+                <w:color w:val="FFFFFF"/>
+                <w:sz w:val="19"/>
+                <w:szCs w:val="19"/>
+              </w:rPr>
+              <w:t xml:space="preserve">Condition</w:t>
+            </w:r>
+          </w:p>
+        </w:tc>
+        <w:tc>
+          <w:tcPr>
+            <w:tcW w:type="dxa" w:w="2600"/>
+            <w:tcBorders>
+              <w:top w:val="single" w:color="D9D5CC" w:sz="4"/>
+              <w:left w:val="single" w:color="D9D5CC" w:sz="4"/>
+              <w:bottom w:val="single" w:color="D9D5CC" w:sz="4"/>
+              <w:right w:val="single" w:color="D9D5CC" w:sz="4"/>
+            </w:tcBorders>
+            <w:shd w:fill="2F6B3F" w:color="auto" w:val="clear"/>
+            <w:tcMar>
+              <w:top w:type="dxa" w:w="80"/>
+              <w:left w:type="dxa" w:w="100"/>
+              <w:bottom w:type="dxa" w:w="80"/>
+              <w:right w:type="dxa" w:w="100"/>
+            </w:tcMar>
+          </w:tcPr>
+          <w:p>
+            <w:r>
+              <w:rPr>
+                <w:b/>
+                <w:bCs/>
+                <w:color w:val="FFFFFF"/>
+                <w:sz w:val="19"/>
+                <w:szCs w:val="19"/>
+              </w:rPr>
+              <w:t xml:space="preserve">Approver added</w:t>
+            </w:r>
+          </w:p>
+        </w:tc>
+        <w:tc>
+          <w:tcPr>
+            <w:tcW w:type="dxa" w:w="3360"/>
+            <w:tcBorders>
+              <w:top w:val="single" w:color="D9D5CC" w:sz="4"/>
+              <w:left w:val="single" w:color="D9D5CC" w:sz="4"/>
+              <w:bottom w:val="single" w:color="D9D5CC" w:sz="4"/>
+              <w:right w:val="single" w:color="D9D5CC" w:sz="4"/>
+            </w:tcBorders>
+            <w:shd w:fill="2F6B3F" w:color="auto" w:val="clear"/>
+            <w:tcMar>
+              <w:top w:type="dxa" w:w="80"/>
+              <w:left w:type="dxa" w:w="100"/>
+              <w:bottom w:type="dxa" w:w="80"/>
+              <w:right w:type="dxa" w:w="100"/>
+            </w:tcMar>
+          </w:tcPr>
+          <w:p>
+            <w:r>
+              <w:rPr>
+                <w:b/>
+                <w:bCs/>
+                <w:color w:val="FFFFFF"/>
+                <w:sz w:val="19"/>
+                <w:szCs w:val="19"/>
+              </w:rPr>
+              <w:t xml:space="preserve">Why</w:t>
+            </w:r>
+          </w:p>
+        </w:tc>
+      </w:tr>
+      <w:tr>
+        <w:tc>
+          <w:tcPr>
+            <w:tcW w:type="dxa" w:w="3400"/>
+            <w:tcBorders>
+              <w:top w:val="single" w:color="D9D5CC" w:sz="4"/>
+              <w:left w:val="single" w:color="D9D5CC" w:sz="4"/>
+              <w:bottom w:val="single" w:color="D9D5CC" w:sz="4"/>
+              <w:right w:val="single" w:color="D9D5CC" w:sz="4"/>
+            </w:tcBorders>
+            <w:tcMar>
+              <w:top w:type="dxa" w:w="80"/>
+              <w:left w:type="dxa" w:w="100"/>
+              <w:bottom w:type="dxa" w:w="80"/>
+              <w:right w:type="dxa" w:w="100"/>
+            </w:tcMar>
+          </w:tcPr>
+          <w:p>
+            <w:r>
+              <w:rPr>
+                <w:b w:val="false"/>
+                <w:bCs w:val="false"/>
+                <w:sz w:val="19"/>
+                <w:szCs w:val="19"/>
+              </w:rPr>
+              <w:t xml:space="preserve">Total ≤ ₹20,000, within budget and caps</w:t>
+            </w:r>
+          </w:p>
+        </w:tc>
+        <w:tc>
+          <w:tcPr>
+            <w:tcW w:type="dxa" w:w="2600"/>
+            <w:tcBorders>
+              <w:top w:val="single" w:color="D9D5CC" w:sz="4"/>
+              <w:left w:val="single" w:color="D9D5CC" w:sz="4"/>
+              <w:bottom w:val="single" w:color="D9D5CC" w:sz="4"/>
+              <w:right w:val="single" w:color="D9D5CC" w:sz="4"/>
+            </w:tcBorders>
+            <w:tcMar>
+              <w:top w:type="dxa" w:w="80"/>
+              <w:left w:type="dxa" w:w="100"/>
+              <w:bottom w:type="dxa" w:w="80"/>
+              <w:right w:type="dxa" w:w="100"/>
+            </w:tcMar>
+          </w:tcPr>
+          <w:p>
+            <w:r>
+              <w:rPr>
+                <w:b w:val="false"/>
+                <w:bCs w:val="false"/>
+                <w:sz w:val="19"/>
+                <w:szCs w:val="19"/>
+              </w:rPr>
+              <w:t xml:space="preserve">None — auto-approved by the Policy agent</w:t>
+            </w:r>
+          </w:p>
+        </w:tc>
+        <w:tc>
+          <w:tcPr>
+            <w:tcW w:type="dxa" w:w="3360"/>
+            <w:tcBorders>
+              <w:top w:val="single" w:color="D9D5CC" w:sz="4"/>
+              <w:left w:val="single" w:color="D9D5CC" w:sz="4"/>
+              <w:bottom w:val="single" w:color="D9D5CC" w:sz="4"/>
+              <w:right w:val="single" w:color="D9D5CC" w:sz="4"/>
+            </w:tcBorders>
+            <w:tcMar>
+              <w:top w:type="dxa" w:w="80"/>
+              <w:left w:type="dxa" w:w="100"/>
+              <w:bottom w:type="dxa" w:w="80"/>
+              <w:right w:type="dxa" w:w="100"/>
+            </w:tcMar>
+          </w:tcPr>
+          <w:p>
+            <w:r>
+              <w:rPr>
+                <w:b w:val="false"/>
+                <w:bCs w:val="false"/>
+                <w:sz w:val="19"/>
+                <w:szCs w:val="19"/>
+              </w:rPr>
+              <w:t xml:space="preserve">Low risk; team movie nights and small lunches go straight through.</w:t>
+            </w:r>
+          </w:p>
+        </w:tc>
+      </w:tr>
+      <w:tr>
+        <w:tc>
+          <w:tcPr>
+            <w:tcW w:type="dxa" w:w="3400"/>
+            <w:tcBorders>
+              <w:top w:val="single" w:color="D9D5CC" w:sz="4"/>
+              <w:left w:val="single" w:color="D9D5CC" w:sz="4"/>
+              <w:bottom w:val="single" w:color="D9D5CC" w:sz="4"/>
+              <w:right w:val="single" w:color="D9D5CC" w:sz="4"/>
+            </w:tcBorders>
+            <w:tcMar>
+              <w:top w:type="dxa" w:w="80"/>
+              <w:left w:type="dxa" w:w="100"/>
+              <w:bottom w:type="dxa" w:w="80"/>
+              <w:right w:type="dxa" w:w="100"/>
+            </w:tcMar>
+          </w:tcPr>
+          <w:p>
+            <w:r>
+              <w:rPr>
+                <w:b w:val="false"/>
+                <w:bCs w:val="false"/>
+                <w:sz w:val="19"/>
+                <w:szCs w:val="19"/>
+              </w:rPr>
+              <w:t xml:space="preserve">Total &gt; ₹20,000</w:t>
+            </w:r>
+          </w:p>
+        </w:tc>
+        <w:tc>
+          <w:tcPr>
+            <w:tcW w:type="dxa" w:w="2600"/>
+            <w:tcBorders>
+              <w:top w:val="single" w:color="D9D5CC" w:sz="4"/>
+              <w:left w:val="single" w:color="D9D5CC" w:sz="4"/>
+              <w:bottom w:val="single" w:color="D9D5CC" w:sz="4"/>
+              <w:right w:val="single" w:color="D9D5CC" w:sz="4"/>
+            </w:tcBorders>
+            <w:tcMar>
+              <w:top w:type="dxa" w:w="80"/>
+              <w:left w:type="dxa" w:w="100"/>
+              <w:bottom w:type="dxa" w:w="80"/>
+              <w:right w:type="dxa" w:w="100"/>
+            </w:tcMar>
+          </w:tcPr>
+          <w:p>
+            <w:r>
+              <w:rPr>
+                <w:b w:val="false"/>
+                <w:bCs w:val="false"/>
+                <w:sz w:val="19"/>
+                <w:szCs w:val="19"/>
+              </w:rPr>
+              <w:t xml:space="preserve">Manager</w:t>
+            </w:r>
+          </w:p>
+        </w:tc>
+        <w:tc>
+          <w:tcPr>
+            <w:tcW w:type="dxa" w:w="3360"/>
+            <w:tcBorders>
+              <w:top w:val="single" w:color="D9D5CC" w:sz="4"/>
+              <w:left w:val="single" w:color="D9D5CC" w:sz="4"/>
+              <w:bottom w:val="single" w:color="D9D5CC" w:sz="4"/>
+              <w:right w:val="single" w:color="D9D5CC" w:sz="4"/>
+            </w:tcBorders>
+            <w:tcMar>
+              <w:top w:type="dxa" w:w="80"/>
+              <w:left w:type="dxa" w:w="100"/>
+              <w:bottom w:type="dxa" w:w="80"/>
+              <w:right w:type="dxa" w:w="100"/>
+            </w:tcMar>
+          </w:tcPr>
+          <w:p>
+            <w:r>
+              <w:rPr>
+                <w:b w:val="false"/>
+                <w:bCs w:val="false"/>
+                <w:sz w:val="19"/>
+                <w:szCs w:val="19"/>
+              </w:rPr>
+              <w:t xml:space="preserve">Manager confirms the business need.</w:t>
+            </w:r>
+          </w:p>
+        </w:tc>
+      </w:tr>
+      <w:tr>
+        <w:tc>
+          <w:tcPr>
+            <w:tcW w:type="dxa" w:w="3400"/>
+            <w:tcBorders>
+              <w:top w:val="single" w:color="D9D5CC" w:sz="4"/>
+              <w:left w:val="single" w:color="D9D5CC" w:sz="4"/>
+              <w:bottom w:val="single" w:color="D9D5CC" w:sz="4"/>
+              <w:right w:val="single" w:color="D9D5CC" w:sz="4"/>
+            </w:tcBorders>
+            <w:tcMar>
+              <w:top w:type="dxa" w:w="80"/>
+              <w:left w:type="dxa" w:w="100"/>
+              <w:bottom w:type="dxa" w:w="80"/>
+              <w:right w:type="dxa" w:w="100"/>
+            </w:tcMar>
+          </w:tcPr>
+          <w:p>
+            <w:r>
+              <w:rPr>
+                <w:b w:val="false"/>
+                <w:bCs w:val="false"/>
+                <w:sz w:val="19"/>
+                <w:szCs w:val="19"/>
+              </w:rPr>
+              <w:t xml:space="preserve">Total &gt; ₹2,00,000, or above the per-person cap</w:t>
+            </w:r>
+          </w:p>
+        </w:tc>
+        <w:tc>
+          <w:tcPr>
+            <w:tcW w:type="dxa" w:w="2600"/>
+            <w:tcBorders>
+              <w:top w:val="single" w:color="D9D5CC" w:sz="4"/>
+              <w:left w:val="single" w:color="D9D5CC" w:sz="4"/>
+              <w:bottom w:val="single" w:color="D9D5CC" w:sz="4"/>
+              <w:right w:val="single" w:color="D9D5CC" w:sz="4"/>
+            </w:tcBorders>
+            <w:tcMar>
+              <w:top w:type="dxa" w:w="80"/>
+              <w:left w:type="dxa" w:w="100"/>
+              <w:bottom w:type="dxa" w:w="80"/>
+              <w:right w:type="dxa" w:w="100"/>
+            </w:tcMar>
+          </w:tcPr>
+          <w:p>
+            <w:r>
+              <w:rPr>
+                <w:b w:val="false"/>
+                <w:bCs w:val="false"/>
+                <w:sz w:val="19"/>
+                <w:szCs w:val="19"/>
+              </w:rPr>
+              <w:t xml:space="preserve">Department head</w:t>
+            </w:r>
+          </w:p>
+        </w:tc>
+        <w:tc>
+          <w:tcPr>
+            <w:tcW w:type="dxa" w:w="3360"/>
+            <w:tcBorders>
+              <w:top w:val="single" w:color="D9D5CC" w:sz="4"/>
+              <w:left w:val="single" w:color="D9D5CC" w:sz="4"/>
+              <w:bottom w:val="single" w:color="D9D5CC" w:sz="4"/>
+              <w:right w:val="single" w:color="D9D5CC" w:sz="4"/>
+            </w:tcBorders>
+            <w:tcMar>
+              <w:top w:type="dxa" w:w="80"/>
+              <w:left w:type="dxa" w:w="100"/>
+              <w:bottom w:type="dxa" w:w="80"/>
+              <w:right w:type="dxa" w:w="100"/>
+            </w:tcMar>
+          </w:tcPr>
+          <w:p>
+            <w:r>
+              <w:rPr>
+                <w:b w:val="false"/>
+                <w:bCs w:val="false"/>
+                <w:sz w:val="19"/>
+                <w:szCs w:val="19"/>
+              </w:rPr>
+              <w:t xml:space="preserve">The budget owner signs off on material spend.</w:t>
+            </w:r>
+          </w:p>
+        </w:tc>
+      </w:tr>
+      <w:tr>
+        <w:tc>
+          <w:tcPr>
+            <w:tcW w:type="dxa" w:w="3400"/>
+            <w:tcBorders>
+              <w:top w:val="single" w:color="D9D5CC" w:sz="4"/>
+              <w:left w:val="single" w:color="D9D5CC" w:sz="4"/>
+              <w:bottom w:val="single" w:color="D9D5CC" w:sz="4"/>
+              <w:right w:val="single" w:color="D9D5CC" w:sz="4"/>
+            </w:tcBorders>
+            <w:tcMar>
+              <w:top w:type="dxa" w:w="80"/>
+              <w:left w:type="dxa" w:w="100"/>
+              <w:bottom w:type="dxa" w:w="80"/>
+              <w:right w:type="dxa" w:w="100"/>
+            </w:tcMar>
+          </w:tcPr>
+          <w:p>
+            <w:r>
+              <w:rPr>
+                <w:b w:val="false"/>
+                <w:bCs w:val="false"/>
+                <w:sz w:val="19"/>
+                <w:szCs w:val="19"/>
+              </w:rPr>
+              <w:t xml:space="preserve">Client-facing Events or Gifting</w:t>
+            </w:r>
+          </w:p>
+        </w:tc>
+        <w:tc>
+          <w:tcPr>
+            <w:tcW w:type="dxa" w:w="2600"/>
+            <w:tcBorders>
+              <w:top w:val="single" w:color="D9D5CC" w:sz="4"/>
+              <w:left w:val="single" w:color="D9D5CC" w:sz="4"/>
+              <w:bottom w:val="single" w:color="D9D5CC" w:sz="4"/>
+              <w:right w:val="single" w:color="D9D5CC" w:sz="4"/>
+            </w:tcBorders>
+            <w:tcMar>
+              <w:top w:type="dxa" w:w="80"/>
+              <w:left w:type="dxa" w:w="100"/>
+              <w:bottom w:type="dxa" w:w="80"/>
+              <w:right w:type="dxa" w:w="100"/>
+            </w:tcMar>
+          </w:tcPr>
+          <w:p>
+            <w:r>
+              <w:rPr>
+                <w:b w:val="false"/>
+                <w:bCs w:val="false"/>
+                <w:sz w:val="19"/>
+                <w:szCs w:val="19"/>
+              </w:rPr>
+              <w:t xml:space="preserve">Compliance</w:t>
+            </w:r>
+          </w:p>
+        </w:tc>
+        <w:tc>
+          <w:tcPr>
+            <w:tcW w:type="dxa" w:w="3360"/>
+            <w:tcBorders>
+              <w:top w:val="single" w:color="D9D5CC" w:sz="4"/>
+              <w:left w:val="single" w:color="D9D5CC" w:sz="4"/>
+              <w:bottom w:val="single" w:color="D9D5CC" w:sz="4"/>
+              <w:right w:val="single" w:color="D9D5CC" w:sz="4"/>
+            </w:tcBorders>
+            <w:tcMar>
+              <w:top w:type="dxa" w:w="80"/>
+              <w:left w:type="dxa" w:w="100"/>
+              <w:bottom w:type="dxa" w:w="80"/>
+              <w:right w:type="dxa" w:w="100"/>
+            </w:tcMar>
+          </w:tcPr>
+          <w:p>
+            <w:r>
+              <w:rPr>
+                <w:b w:val="false"/>
+                <w:bCs w:val="false"/>
+                <w:sz w:val="19"/>
+                <w:szCs w:val="19"/>
+              </w:rPr>
+              <w:t xml:space="preserve">Gift &amp; entertainment / anti-bribery review.</w:t>
+            </w:r>
+          </w:p>
+        </w:tc>
+      </w:tr>
+      <w:tr>
+        <w:tc>
+          <w:tcPr>
+            <w:tcW w:type="dxa" w:w="3400"/>
+            <w:tcBorders>
+              <w:top w:val="single" w:color="D9D5CC" w:sz="4"/>
+              <w:left w:val="single" w:color="D9D5CC" w:sz="4"/>
+              <w:bottom w:val="single" w:color="D9D5CC" w:sz="4"/>
+              <w:right w:val="single" w:color="D9D5CC" w:sz="4"/>
+            </w:tcBorders>
+            <w:tcMar>
+              <w:top w:type="dxa" w:w="80"/>
+              <w:left w:type="dxa" w:w="100"/>
+              <w:bottom w:type="dxa" w:w="80"/>
+              <w:right w:type="dxa" w:w="100"/>
+            </w:tcMar>
+          </w:tcPr>
+          <w:p>
+            <w:r>
+              <w:rPr>
+                <w:b w:val="false"/>
+                <w:bCs w:val="false"/>
+                <w:sz w:val="19"/>
+                <w:szCs w:val="19"/>
+              </w:rPr>
+              <w:t xml:space="preserve">Total &gt; ₹8,00,000, or the department budget would be exceeded</w:t>
+            </w:r>
+          </w:p>
+        </w:tc>
+        <w:tc>
+          <w:tcPr>
+            <w:tcW w:type="dxa" w:w="2600"/>
+            <w:tcBorders>
+              <w:top w:val="single" w:color="D9D5CC" w:sz="4"/>
+              <w:left w:val="single" w:color="D9D5CC" w:sz="4"/>
+              <w:bottom w:val="single" w:color="D9D5CC" w:sz="4"/>
+              <w:right w:val="single" w:color="D9D5CC" w:sz="4"/>
+            </w:tcBorders>
+            <w:tcMar>
+              <w:top w:type="dxa" w:w="80"/>
+              <w:left w:type="dxa" w:w="100"/>
+              <w:bottom w:type="dxa" w:w="80"/>
+              <w:right w:type="dxa" w:w="100"/>
+            </w:tcMar>
+          </w:tcPr>
+          <w:p>
+            <w:r>
+              <w:rPr>
+                <w:b w:val="false"/>
+                <w:bCs w:val="false"/>
+                <w:sz w:val="19"/>
+                <w:szCs w:val="19"/>
+              </w:rPr>
+              <w:t xml:space="preserve">Finance (CFO)</w:t>
+            </w:r>
+          </w:p>
+        </w:tc>
+        <w:tc>
+          <w:tcPr>
+            <w:tcW w:type="dxa" w:w="3360"/>
+            <w:tcBorders>
+              <w:top w:val="single" w:color="D9D5CC" w:sz="4"/>
+              <w:left w:val="single" w:color="D9D5CC" w:sz="4"/>
+              <w:bottom w:val="single" w:color="D9D5CC" w:sz="4"/>
+              <w:right w:val="single" w:color="D9D5CC" w:sz="4"/>
+            </w:tcBorders>
+            <w:tcMar>
+              <w:top w:type="dxa" w:w="80"/>
+              <w:left w:type="dxa" w:w="100"/>
+              <w:bottom w:type="dxa" w:w="80"/>
+              <w:right w:type="dxa" w:w="100"/>
+            </w:tcMar>
+          </w:tcPr>
+          <w:p>
+            <w:r>
+              <w:rPr>
+                <w:b w:val="false"/>
+                <w:bCs w:val="false"/>
+                <w:sz w:val="19"/>
+                <w:szCs w:val="19"/>
+              </w:rPr>
+              <w:t xml:space="preserve">Material or unbudgeted spend.</w:t>
+            </w:r>
+          </w:p>
+        </w:tc>
+      </w:tr>
+    </w:tbl>
     <w:p>
       <w:pPr>
         <w:spacing w:after="120"/>
       </w:pPr>
-      <w:r>
-        <w:t xml:space="preserve">Use an expense report whenever you paid with your own money for something the company or your stipend should cover.</w:t>
-      </w:r>
-    </w:p>
-    <w:p>
-      <w:pPr>
-        <w:pStyle w:val="Heading2"/>
-      </w:pPr>
-      <w:r>
-        <w:t xml:space="preserve">Flow</w:t>
-      </w:r>
     </w:p>
     <w:p>
       <w:pPr>
         <w:pStyle w:val="ListParagraph"/>
         <w:numPr>
           <w:ilvl w:val="0"/>
-          <w:numId w:val="3"/>
+          <w:numId w:val="2"/>
         </w:numPr>
         <w:spacing w:after="60"/>
       </w:pPr>
       <w:r>
-        <w:t xml:space="preserve">Book with funding "Paid personally → expense report" (or say "I’ll pay and expense it").</w:t>
+        <w:t xml:space="preserve">Steps run in order; only the current approver can approve or reject.</w:t>
       </w:r>
     </w:p>
     <w:p>
@@ -4506,12 +4793,12 @@
         <w:pStyle w:val="ListParagraph"/>
         <w:numPr>
           <w:ilvl w:val="0"/>
-          <w:numId w:val="3"/>
+          <w:numId w:val="2"/>
         </w:numPr>
         <w:spacing w:after="60"/>
       </w:pPr>
       <w:r>
-        <w:t xml:space="preserve">After the booking is confirmed, open Expense reports: every confirmed, unclaimed reimbursable booking is listed.</w:t>
+        <w:t xml:space="preserve">Nobody approves their own spend. If the approver would be the requester, the chain moves to their manager, and the same person is never listed twice.</w:t>
       </w:r>
     </w:p>
     <w:p>
@@ -4519,12 +4806,12 @@
         <w:pStyle w:val="ListParagraph"/>
         <w:numPr>
           <w:ilvl w:val="0"/>
-          <w:numId w:val="3"/>
+          <w:numId w:val="2"/>
         </w:numPr>
         <w:spacing w:after="60"/>
       </w:pPr>
       <w:r>
-        <w:t xml:space="preserve">Select the bookings, choose the report type (or let the agent detect it), add the business purpose, and Create &amp; submit.</w:t>
+        <w:t xml:space="preserve">A rejection ends the chain, the booking is not placed, and any held movie seats are released.</w:t>
       </w:r>
     </w:p>
     <w:p>
@@ -4532,12 +4819,21 @@
         <w:pStyle w:val="ListParagraph"/>
         <w:numPr>
           <w:ilvl w:val="0"/>
-          <w:numId w:val="3"/>
+          <w:numId w:val="2"/>
         </w:numPr>
         <w:spacing w:after="60"/>
       </w:pPr>
       <w:r>
-        <w:t xml:space="preserve">The Policy agent routes the report (table below). Each approver sees it in their Approvals inbox.</w:t>
+        <w:t xml:space="preserve">Approvers always see the live budget position, not a snapshot from the time of the request.</w:t>
+      </w:r>
+    </w:p>
+    <w:p>
+      <w:pPr>
+        <w:pStyle w:val="Heading1"/>
+        <w:pageBreakBefore/>
+      </w:pPr>
+      <w:r>
+        <w:t xml:space="preserve">9. Expense reports</w:t>
       </w:r>
     </w:p>
     <w:p>
@@ -4545,20 +4841,64 @@
         <w:pStyle w:val="ListParagraph"/>
         <w:numPr>
           <w:ilvl w:val="0"/>
-          <w:numId w:val="3"/>
+          <w:numId w:val="5"/>
         </w:numPr>
         <w:spacing w:after="60"/>
       </w:pPr>
       <w:r>
-        <w:t xml:space="preserve">On final approval the Expense agent marks it reimbursed (paid with the next payroll) and, for wellbeing, reduces your stipend balance.</w:t>
-      </w:r>
-    </w:p>
-    <w:p>
-      <w:pPr>
-        <w:pStyle w:val="Heading2"/>
-      </w:pPr>
-      <w:r>
-        <w:t xml:space="preserve">Routing</w:t>
+        <w:t xml:space="preserve">Book with "Paid personally → expense report" (or say "I’ll pay and expense it").</w:t>
+      </w:r>
+    </w:p>
+    <w:p>
+      <w:pPr>
+        <w:pStyle w:val="ListParagraph"/>
+        <w:numPr>
+          <w:ilvl w:val="0"/>
+          <w:numId w:val="5"/>
+        </w:numPr>
+        <w:spacing w:after="60"/>
+      </w:pPr>
+      <w:r>
+        <w:t xml:space="preserve">When the booking is confirmed, open Expense reports. Every confirmed booking you haven’t claimed yet is listed.</w:t>
+      </w:r>
+    </w:p>
+    <w:p>
+      <w:pPr>
+        <w:pStyle w:val="ListParagraph"/>
+        <w:numPr>
+          <w:ilvl w:val="0"/>
+          <w:numId w:val="5"/>
+        </w:numPr>
+        <w:spacing w:after="60"/>
+      </w:pPr>
+      <w:r>
+        <w:t xml:space="preserve">Select bookings, choose the report type (or let the agent detect it), add the business purpose, and Create &amp; submit.</w:t>
+      </w:r>
+    </w:p>
+    <w:p>
+      <w:pPr>
+        <w:pStyle w:val="ListParagraph"/>
+        <w:numPr>
+          <w:ilvl w:val="0"/>
+          <w:numId w:val="5"/>
+        </w:numPr>
+        <w:spacing w:after="60"/>
+      </w:pPr>
+      <w:r>
+        <w:t xml:space="preserve">The Policy agent routes the report (table below). Each approver sees it in their Approvals list.</w:t>
+      </w:r>
+    </w:p>
+    <w:p>
+      <w:pPr>
+        <w:pStyle w:val="ListParagraph"/>
+        <w:numPr>
+          <w:ilvl w:val="0"/>
+          <w:numId w:val="5"/>
+        </w:numPr>
+        <w:spacing w:after="60"/>
+      </w:pPr>
+      <w:r>
+        <w:t xml:space="preserve">On final approval, the Expense agent marks it reimbursed with the next payroll and, for wellbeing claims, reduces your allowance.</w:t>
       </w:r>
     </w:p>
     <w:tbl>
@@ -4699,7 +5039,7 @@
                 <w:sz w:val="19"/>
                 <w:szCs w:val="19"/>
               </w:rPr>
-              <w:t xml:space="preserve">Destination team</w:t>
+              <w:t xml:space="preserve">Team</w:t>
             </w:r>
           </w:p>
         </w:tc>
@@ -4957,7 +5297,7 @@
                 <w:sz w:val="19"/>
                 <w:szCs w:val="19"/>
               </w:rPr>
-              <w:t xml:space="preserve">Wellbeing stipend</w:t>
+              <w:t xml:space="preserve">Wellbeing allowance</w:t>
             </w:r>
           </w:p>
         </w:tc>
@@ -4985,7 +5325,7 @@
                 <w:sz w:val="19"/>
                 <w:szCs w:val="19"/>
               </w:rPr>
-              <w:t xml:space="preserve">Spa day, fitness class, concert for yourself</w:t>
+              <w:t xml:space="preserve">Cooking class, fitness, a concert for yourself</w:t>
             </w:r>
           </w:p>
         </w:tc>
@@ -5051,14 +5391,6 @@
       <w:pPr>
         <w:spacing w:after="120"/>
       </w:pPr>
-    </w:p>
-    <w:p>
-      <w:pPr>
-        <w:pStyle w:val="Heading2"/>
-      </w:pPr>
-      <w:r>
-        <w:t xml:space="preserve">Guardrails</w:t>
-      </w:r>
     </w:p>
     <w:p>
       <w:pPr>
@@ -5070,7 +5402,7 @@
         <w:spacing w:after="60"/>
       </w:pPr>
       <w:r>
-        <w:t xml:space="preserve">A booking can appear on only one open or approved report — no double claiming.</w:t>
+        <w:t xml:space="preserve">A booking can be on only one open or approved report, so nothing is claimed twice.</w:t>
       </w:r>
     </w:p>
     <w:p>
@@ -5083,7 +5415,7 @@
         <w:spacing w:after="60"/>
       </w:pPr>
       <w:r>
-        <w:t xml:space="preserve">Only the owner can submit their report; submitted reports are locked.</w:t>
+        <w:t xml:space="preserve">Submit within 5 business days of the event. Receipts are captured at booking.</w:t>
       </w:r>
     </w:p>
     <w:p>
@@ -5096,20 +5428,7 @@
         <w:spacing w:after="60"/>
       </w:pPr>
       <w:r>
-        <w:t xml:space="preserve">Submit within 5 business days of the event. Receipts are captured automatically at booking.</w:t>
-      </w:r>
-    </w:p>
-    <w:p>
-      <w:pPr>
-        <w:pStyle w:val="ListParagraph"/>
-        <w:numPr>
-          <w:ilvl w:val="0"/>
-          <w:numId w:val="2"/>
-        </w:numPr>
-        <w:spacing w:after="60"/>
-      </w:pPr>
-      <w:r>
-        <w:t xml:space="preserve">A booking on an expense report cannot be cancelled until the report is withdrawn.</w:t>
+        <w:t xml:space="preserve">A booking on an expense report can’t be cancelled until the report is withdrawn.</w:t>
       </w:r>
     </w:p>
     <w:p>
@@ -5118,7 +5437,7 @@
         <w:pageBreakBefore/>
       </w:pPr>
       <w:r>
-        <w:t xml:space="preserve">9. Family &amp; friends: splitting costs</w:t>
+        <w:t xml:space="preserve">10. Family &amp; friends: splitting costs</w:t>
       </w:r>
     </w:p>
     <w:p>
@@ -5126,15 +5445,7 @@
         <w:spacing w:after="120"/>
       </w:pPr>
       <w:r>
-        <w:t xml:space="preserve">Groups work like Splitwise. A group has a type (family or friends) and members who may be employees or guests. Shared bookings post to the group automatically; anything else (Ubers, groceries, a gift) can be added by hand.</w:t>
-      </w:r>
-    </w:p>
-    <w:p>
-      <w:pPr>
-        <w:pStyle w:val="Heading2"/>
-      </w:pPr>
-      <w:r>
-        <w:t xml:space="preserve">Split methods</w:t>
+        <w:t xml:space="preserve">Groups work like Splitwise. A group is family or friends; members can be employees or guests. Shared bookings (a family movie, a comedy night with friends) post to the group automatically; anything else (cabs, groceries for a sadya, a gift) can be added by hand.</w:t>
       </w:r>
     </w:p>
     <w:tbl>
@@ -5244,7 +5555,7 @@
                 <w:sz w:val="19"/>
                 <w:szCs w:val="19"/>
               </w:rPr>
-              <w:t xml:space="preserve">Example: $300 dinner, 3 people</w:t>
+              <w:t xml:space="preserve">Example: ₹3,000 dinner, 3 people</w:t>
             </w:r>
           </w:p>
         </w:tc>
@@ -5302,7 +5613,7 @@
                 <w:sz w:val="19"/>
                 <w:szCs w:val="19"/>
               </w:rPr>
-              <w:t xml:space="preserve">Total divided by participants; leftover cents go to the first members.</w:t>
+              <w:t xml:space="preserve">Total divided by participants; leftover paise go to the first members.</w:t>
             </w:r>
           </w:p>
         </w:tc>
@@ -5330,7 +5641,7 @@
                 <w:sz w:val="19"/>
                 <w:szCs w:val="19"/>
               </w:rPr>
-              <w:t xml:space="preserve">$100 / $100 / $100</w:t>
+              <w:t xml:space="preserve">₹1,000 each</w:t>
             </w:r>
           </w:p>
         </w:tc>
@@ -5388,7 +5699,7 @@
                 <w:sz w:val="19"/>
                 <w:szCs w:val="19"/>
               </w:rPr>
-              <w:t xml:space="preserve">You enter each person’s dollar amount; must add up to the total.</w:t>
+              <w:t xml:space="preserve">Enter each person’s rupee amount; must add up to the total.</w:t>
             </w:r>
           </w:p>
         </w:tc>
@@ -5416,7 +5727,7 @@
                 <w:sz w:val="19"/>
                 <w:szCs w:val="19"/>
               </w:rPr>
-              <w:t xml:space="preserve">$150 / $100 / $50</w:t>
+              <w:t xml:space="preserve">₹1,500 / ₹1,000 / ₹500</w:t>
             </w:r>
           </w:p>
         </w:tc>
@@ -5474,7 +5785,7 @@
                 <w:sz w:val="19"/>
                 <w:szCs w:val="19"/>
               </w:rPr>
-              <w:t xml:space="preserve">Each person’s percentage; must add up to 100%.</w:t>
+              <w:t xml:space="preserve">Each person’s share in %; must add up to 100%.</w:t>
             </w:r>
           </w:p>
         </w:tc>
@@ -5502,7 +5813,7 @@
                 <w:sz w:val="19"/>
                 <w:szCs w:val="19"/>
               </w:rPr>
-              <w:t xml:space="preserve">50% / 25% / 25% → $150 / $75 / $75</w:t>
+              <w:t xml:space="preserve">50% / 25% / 25%</w:t>
             </w:r>
           </w:p>
         </w:tc>
@@ -5588,7 +5899,7 @@
                 <w:sz w:val="19"/>
                 <w:szCs w:val="19"/>
               </w:rPr>
-              <w:t xml:space="preserve">2 : 1 : 1 → $150 / $75 / $75</w:t>
+              <w:t xml:space="preserve">2 : 1 : 1 → ₹1,500 / ₹750 / ₹750</w:t>
             </w:r>
           </w:p>
         </w:tc>
@@ -5598,14 +5909,6 @@
       <w:pPr>
         <w:spacing w:after="120"/>
       </w:pPr>
-    </w:p>
-    <w:p>
-      <w:pPr>
-        <w:pStyle w:val="Heading2"/>
-      </w:pPr>
-      <w:r>
-        <w:t xml:space="preserve">Balances and settle-up</w:t>
-      </w:r>
     </w:p>
     <w:p>
       <w:pPr>
@@ -5630,7 +5933,7 @@
         <w:spacing w:after="60"/>
       </w:pPr>
       <w:r>
-        <w:t xml:space="preserve">The Split agent computes the fewest payments that bring everyone to zero (e.g. four friends settle with at most three transfers).</w:t>
+        <w:t xml:space="preserve">Settle up suggests the fewest payments that bring everyone to zero; record each UPI payment with one click.</w:t>
       </w:r>
     </w:p>
     <w:p>
@@ -5643,19 +5946,6 @@
         <w:spacing w:after="60"/>
       </w:pPr>
       <w:r>
-        <w:t xml:space="preserve">Recording a payment ("Tom paid Leo $40") updates balances immediately. All maths is done in whole cents, so shares always add up exactly.</w:t>
-      </w:r>
-    </w:p>
-    <w:p>
-      <w:pPr>
-        <w:pStyle w:val="ListParagraph"/>
-        <w:numPr>
-          <w:ilvl w:val="0"/>
-          <w:numId w:val="2"/>
-        </w:numPr>
-        <w:spacing w:after="60"/>
-      </w:pPr>
-      <w:r>
         <w:t xml:space="preserve">Your share of every group expense counts toward your personal monthly budget.</w:t>
       </w:r>
     </w:p>
@@ -5665,7 +5955,7 @@
         <w:pageBreakBefore/>
       </w:pPr>
       <w:r>
-        <w:t xml:space="preserve">10. Worked examples</w:t>
+        <w:t xml:space="preserve">11. Worked examples</w:t>
       </w:r>
     </w:p>
     <w:tbl>
@@ -5681,8 +5971,8 @@
         </w:tblBorders>
       </w:tblPr>
       <w:tblGrid>
-        <w:gridCol w:w="2600"/>
-        <w:gridCol w:w="4000"/>
+        <w:gridCol w:w="2700"/>
+        <w:gridCol w:w="3900"/>
         <w:gridCol w:w="2760"/>
       </w:tblGrid>
       <w:tr>
@@ -5691,7 +5981,7 @@
         </w:trPr>
         <w:tc>
           <w:tcPr>
-            <w:tcW w:type="dxa" w:w="2600"/>
+            <w:tcW w:type="dxa" w:w="2700"/>
             <w:tcBorders>
               <w:top w:val="single" w:color="D9D5CC" w:sz="4"/>
               <w:left w:val="single" w:color="D9D5CC" w:sz="4"/>
@@ -5721,7 +6011,7 @@
         </w:tc>
         <w:tc>
           <w:tcPr>
-            <w:tcW w:type="dxa" w:w="4000"/>
+            <w:tcW w:type="dxa" w:w="3900"/>
             <w:tcBorders>
               <w:top w:val="single" w:color="D9D5CC" w:sz="4"/>
               <w:left w:val="single" w:color="D9D5CC" w:sz="4"/>
@@ -5783,57 +6073,57 @@
       <w:tr>
         <w:tc>
           <w:tcPr>
-            <w:tcW w:type="dxa" w:w="2600"/>
-            <w:tcBorders>
-              <w:top w:val="single" w:color="D9D5CC" w:sz="4"/>
-              <w:left w:val="single" w:color="D9D5CC" w:sz="4"/>
-              <w:bottom w:val="single" w:color="D9D5CC" w:sz="4"/>
-              <w:right w:val="single" w:color="D9D5CC" w:sz="4"/>
-            </w:tcBorders>
-            <w:tcMar>
-              <w:top w:type="dxa" w:w="80"/>
-              <w:left w:type="dxa" w:w="100"/>
-              <w:bottom w:type="dxa" w:w="80"/>
-              <w:right w:type="dxa" w:w="100"/>
-            </w:tcMar>
-          </w:tcPr>
-          <w:p>
-            <w:r>
-              <w:rPr>
-                <w:b w:val="false"/>
-                <w:bCs w:val="false"/>
-                <w:sz w:val="19"/>
-                <w:szCs w:val="19"/>
-              </w:rPr>
-              <w:t xml:space="preserve">Maya: "Client dinner for 4 tonight"</w:t>
-            </w:r>
-          </w:p>
-        </w:tc>
-        <w:tc>
-          <w:tcPr>
-            <w:tcW w:type="dxa" w:w="4000"/>
-            <w:tcBorders>
-              <w:top w:val="single" w:color="D9D5CC" w:sz="4"/>
-              <w:left w:val="single" w:color="D9D5CC" w:sz="4"/>
-              <w:bottom w:val="single" w:color="D9D5CC" w:sz="4"/>
-              <w:right w:val="single" w:color="D9D5CC" w:sz="4"/>
-            </w:tcBorders>
-            <w:tcMar>
-              <w:top w:type="dxa" w:w="80"/>
-              <w:left w:type="dxa" w:w="100"/>
-              <w:bottom w:type="dxa" w:w="80"/>
-              <w:right w:type="dxa" w:w="100"/>
-            </w:tcMar>
-          </w:tcPr>
-          <w:p>
-            <w:r>
-              <w:rPr>
-                <w:b w:val="false"/>
-                <w:bCs w:val="false"/>
-                <w:sz w:val="19"/>
-                <w:szCs w:val="19"/>
-              </w:rPr>
-              <w:t xml:space="preserve">Reservations · Quince · $560 · company-paid · business. Sales budget ok. $560 &gt; $250 → Manager (Raj).</w:t>
+            <w:tcW w:type="dxa" w:w="2700"/>
+            <w:tcBorders>
+              <w:top w:val="single" w:color="D9D5CC" w:sz="4"/>
+              <w:left w:val="single" w:color="D9D5CC" w:sz="4"/>
+              <w:bottom w:val="single" w:color="D9D5CC" w:sz="4"/>
+              <w:right w:val="single" w:color="D9D5CC" w:sz="4"/>
+            </w:tcBorders>
+            <w:tcMar>
+              <w:top w:type="dxa" w:w="80"/>
+              <w:left w:type="dxa" w:w="100"/>
+              <w:bottom w:type="dxa" w:w="80"/>
+              <w:right w:type="dxa" w:w="100"/>
+            </w:tcMar>
+          </w:tcPr>
+          <w:p>
+            <w:r>
+              <w:rPr>
+                <w:b w:val="false"/>
+                <w:bCs w:val="false"/>
+                <w:sz w:val="19"/>
+                <w:szCs w:val="19"/>
+              </w:rPr>
+              <w:t xml:space="preserve">Ananya Iyer: “Client dinner for 6 tonight”</w:t>
+            </w:r>
+          </w:p>
+        </w:tc>
+        <w:tc>
+          <w:tcPr>
+            <w:tcW w:type="dxa" w:w="3900"/>
+            <w:tcBorders>
+              <w:top w:val="single" w:color="D9D5CC" w:sz="4"/>
+              <w:left w:val="single" w:color="D9D5CC" w:sz="4"/>
+              <w:bottom w:val="single" w:color="D9D5CC" w:sz="4"/>
+              <w:right w:val="single" w:color="D9D5CC" w:sz="4"/>
+            </w:tcBorders>
+            <w:tcMar>
+              <w:top w:type="dxa" w:w="80"/>
+              <w:left w:type="dxa" w:w="100"/>
+              <w:bottom w:type="dxa" w:w="80"/>
+              <w:right w:type="dxa" w:w="100"/>
+            </w:tcMar>
+          </w:tcPr>
+          <w:p>
+            <w:r>
+              <w:rPr>
+                <w:b w:val="false"/>
+                <w:bCs w:val="false"/>
+                <w:sz w:val="19"/>
+                <w:szCs w:val="19"/>
+              </w:rPr>
+              <w:t xml:space="preserve">Dining · Bengaluru Supper Club · Bengaluru · ₹21,000 · corporate</w:t>
             </w:r>
           </w:p>
         </w:tc>
@@ -5861,7 +6151,7 @@
                 <w:sz w:val="19"/>
                 <w:szCs w:val="19"/>
               </w:rPr>
-              <w:t xml:space="preserve">Confirmed after Raj approves; charged to CC-4100.</w:t>
+              <w:t xml:space="preserve">Manager (Rahul Mehta): pending</w:t>
             </w:r>
           </w:p>
         </w:tc>
@@ -5869,57 +6159,57 @@
       <w:tr>
         <w:tc>
           <w:tcPr>
-            <w:tcW w:type="dxa" w:w="2600"/>
-            <w:tcBorders>
-              <w:top w:val="single" w:color="D9D5CC" w:sz="4"/>
-              <w:left w:val="single" w:color="D9D5CC" w:sz="4"/>
-              <w:bottom w:val="single" w:color="D9D5CC" w:sz="4"/>
-              <w:right w:val="single" w:color="D9D5CC" w:sz="4"/>
-            </w:tcBorders>
-            <w:tcMar>
-              <w:top w:type="dxa" w:w="80"/>
-              <w:left w:type="dxa" w:w="100"/>
-              <w:bottom w:type="dxa" w:w="80"/>
-              <w:right w:type="dxa" w:w="100"/>
-            </w:tcMar>
-          </w:tcPr>
-          <w:p>
-            <w:r>
-              <w:rPr>
-                <w:b w:val="false"/>
-                <w:bCs w:val="false"/>
-                <w:sz w:val="19"/>
-                <w:szCs w:val="19"/>
-              </w:rPr>
-              <w:t xml:space="preserve">Maya: "Holiday gifts for 40 clients Dec 1"</w:t>
-            </w:r>
-          </w:p>
-        </w:tc>
-        <w:tc>
-          <w:tcPr>
-            <w:tcW w:type="dxa" w:w="4000"/>
-            <w:tcBorders>
-              <w:top w:val="single" w:color="D9D5CC" w:sz="4"/>
-              <w:left w:val="single" w:color="D9D5CC" w:sz="4"/>
-              <w:bottom w:val="single" w:color="D9D5CC" w:sz="4"/>
-              <w:right w:val="single" w:color="D9D5CC" w:sz="4"/>
-            </w:tcBorders>
-            <w:tcMar>
-              <w:top w:type="dxa" w:w="80"/>
-              <w:left w:type="dxa" w:w="100"/>
-              <w:bottom w:type="dxa" w:w="80"/>
-              <w:right w:type="dxa" w:w="100"/>
-            </w:tcMar>
-          </w:tcPr>
-          <w:p>
-            <w:r>
-              <w:rPr>
-                <w:b w:val="false"/>
-                <w:bCs w:val="false"/>
-                <w:sz w:val="19"/>
-                <w:szCs w:val="19"/>
-              </w:rPr>
-              <w:t xml:space="preserve">Gifting · $3,400 · client-facing. &gt; $2,500 → Manager + Dept head; client gifts → Compliance.</w:t>
+            <w:tcW w:type="dxa" w:w="2700"/>
+            <w:tcBorders>
+              <w:top w:val="single" w:color="D9D5CC" w:sz="4"/>
+              <w:left w:val="single" w:color="D9D5CC" w:sz="4"/>
+              <w:bottom w:val="single" w:color="D9D5CC" w:sz="4"/>
+              <w:right w:val="single" w:color="D9D5CC" w:sz="4"/>
+            </w:tcBorders>
+            <w:tcMar>
+              <w:top w:type="dxa" w:w="80"/>
+              <w:left w:type="dxa" w:w="100"/>
+              <w:bottom w:type="dxa" w:w="80"/>
+              <w:right w:type="dxa" w:w="100"/>
+            </w:tcMar>
+          </w:tcPr>
+          <w:p>
+            <w:r>
+              <w:rPr>
+                <w:b w:val="false"/>
+                <w:bCs w:val="false"/>
+                <w:sz w:val="19"/>
+                <w:szCs w:val="19"/>
+              </w:rPr>
+              <w:t xml:space="preserve">Rahul Mehta: “Private dining room for 30 on 15 Oct for the client summit”</w:t>
+            </w:r>
+          </w:p>
+        </w:tc>
+        <w:tc>
+          <w:tcPr>
+            <w:tcW w:type="dxa" w:w="3900"/>
+            <w:tcBorders>
+              <w:top w:val="single" w:color="D9D5CC" w:sz="4"/>
+              <w:left w:val="single" w:color="D9D5CC" w:sz="4"/>
+              <w:bottom w:val="single" w:color="D9D5CC" w:sz="4"/>
+              <w:right w:val="single" w:color="D9D5CC" w:sz="4"/>
+            </w:tcBorders>
+            <w:tcMar>
+              <w:top w:type="dxa" w:w="80"/>
+              <w:left w:type="dxa" w:w="100"/>
+              <w:bottom w:type="dxa" w:w="80"/>
+              <w:right w:type="dxa" w:w="100"/>
+            </w:tcMar>
+          </w:tcPr>
+          <w:p>
+            <w:r>
+              <w:rPr>
+                <w:b w:val="false"/>
+                <w:bCs w:val="false"/>
+                <w:sz w:val="19"/>
+                <w:szCs w:val="19"/>
+              </w:rPr>
+              <w:t xml:space="preserve">Private dining · The Mumbai Grand — Private Dining Room · Mumbai · ₹1,35,000 · corporate</w:t>
             </w:r>
           </w:p>
         </w:tc>
@@ -5947,7 +6237,7 @@
                 <w:sz w:val="19"/>
                 <w:szCs w:val="19"/>
               </w:rPr>
-              <w:t xml:space="preserve">Raj → Elena → Ivy, then confirmed.</w:t>
+              <w:t xml:space="preserve">Manager (Priya Sharma): approved</w:t>
             </w:r>
           </w:p>
         </w:tc>
@@ -5955,57 +6245,57 @@
       <w:tr>
         <w:tc>
           <w:tcPr>
-            <w:tcW w:type="dxa" w:w="2600"/>
-            <w:tcBorders>
-              <w:top w:val="single" w:color="D9D5CC" w:sz="4"/>
-              <w:left w:val="single" w:color="D9D5CC" w:sz="4"/>
-              <w:bottom w:val="single" w:color="D9D5CC" w:sz="4"/>
-              <w:right w:val="single" w:color="D9D5CC" w:sz="4"/>
-            </w:tcBorders>
-            <w:tcMar>
-              <w:top w:type="dxa" w:w="80"/>
-              <w:left w:type="dxa" w:w="100"/>
-              <w:bottom w:type="dxa" w:w="80"/>
-              <w:right w:type="dxa" w:w="100"/>
-            </w:tcMar>
-          </w:tcPr>
-          <w:p>
-            <w:r>
-              <w:rPr>
-                <w:b w:val="false"/>
-                <w:bCs w:val="false"/>
-                <w:sz w:val="19"/>
-                <w:szCs w:val="19"/>
-              </w:rPr>
-              <w:t xml:space="preserve">Elena (dept head): "Suite at the Warriors game for 12 clients"</w:t>
-            </w:r>
-          </w:p>
-        </w:tc>
-        <w:tc>
-          <w:tcPr>
-            <w:tcW w:type="dxa" w:w="4000"/>
-            <w:tcBorders>
-              <w:top w:val="single" w:color="D9D5CC" w:sz="4"/>
-              <w:left w:val="single" w:color="D9D5CC" w:sz="4"/>
-              <w:bottom w:val="single" w:color="D9D5CC" w:sz="4"/>
-              <w:right w:val="single" w:color="D9D5CC" w:sz="4"/>
-            </w:tcBorders>
-            <w:tcMar>
-              <w:top w:type="dxa" w:w="80"/>
-              <w:left w:type="dxa" w:w="100"/>
-              <w:bottom w:type="dxa" w:w="80"/>
-              <w:right w:type="dxa" w:w="100"/>
-            </w:tcMar>
-          </w:tcPr>
-          <w:p>
-            <w:r>
-              <w:rPr>
-                <w:b w:val="false"/>
-                <w:bCs w:val="false"/>
-                <w:sz w:val="19"/>
-                <w:szCs w:val="19"/>
-              </w:rPr>
-              <w:t xml:space="preserve">Sports · $6,600. Elena is the dept head, so the chain skips her: Manager = Sam (CFO) + Compliance.</w:t>
+            <w:tcW w:type="dxa" w:w="2700"/>
+            <w:tcBorders>
+              <w:top w:val="single" w:color="D9D5CC" w:sz="4"/>
+              <w:left w:val="single" w:color="D9D5CC" w:sz="4"/>
+              <w:bottom w:val="single" w:color="D9D5CC" w:sz="4"/>
+              <w:right w:val="single" w:color="D9D5CC" w:sz="4"/>
+            </w:tcBorders>
+            <w:tcMar>
+              <w:top w:type="dxa" w:w="80"/>
+              <w:left w:type="dxa" w:w="100"/>
+              <w:bottom w:type="dxa" w:w="80"/>
+              <w:right w:type="dxa" w:w="100"/>
+            </w:tcMar>
+          </w:tcPr>
+          <w:p>
+            <w:r>
+              <w:rPr>
+                <w:b w:val="false"/>
+                <w:bCs w:val="false"/>
+                <w:sz w:val="19"/>
+                <w:szCs w:val="19"/>
+              </w:rPr>
+              <w:t xml:space="preserve">Neha Gupta: “Offsite lunch catering for 120 people on 2 Oct”</w:t>
+            </w:r>
+          </w:p>
+        </w:tc>
+        <w:tc>
+          <w:tcPr>
+            <w:tcW w:type="dxa" w:w="3900"/>
+            <w:tcBorders>
+              <w:top w:val="single" w:color="D9D5CC" w:sz="4"/>
+              <w:left w:val="single" w:color="D9D5CC" w:sz="4"/>
+              <w:bottom w:val="single" w:color="D9D5CC" w:sz="4"/>
+              <w:right w:val="single" w:color="D9D5CC" w:sz="4"/>
+            </w:tcBorders>
+            <w:tcMar>
+              <w:top w:type="dxa" w:w="80"/>
+              <w:left w:type="dxa" w:w="100"/>
+              <w:bottom w:type="dxa" w:w="80"/>
+              <w:right w:type="dxa" w:w="100"/>
+            </w:tcMar>
+          </w:tcPr>
+          <w:p>
+            <w:r>
+              <w:rPr>
+                <w:b w:val="false"/>
+                <w:bCs w:val="false"/>
+                <w:sz w:val="19"/>
+                <w:szCs w:val="19"/>
+              </w:rPr>
+              <w:t xml:space="preserve">Catering · Bengaluru Feast Co. · Bengaluru · ₹1,68,000 · corporate</w:t>
             </w:r>
           </w:p>
         </w:tc>
@@ -6033,7 +6323,7 @@
                 <w:sz w:val="19"/>
                 <w:szCs w:val="19"/>
               </w:rPr>
-              <w:t xml:space="preserve">No self-approval; Compliance reviews tickets.</w:t>
+              <w:t xml:space="preserve">Manager (Vikram Singh): approved</w:t>
             </w:r>
           </w:p>
         </w:tc>
@@ -6041,57 +6331,57 @@
       <w:tr>
         <w:tc>
           <w:tcPr>
-            <w:tcW w:type="dxa" w:w="2600"/>
-            <w:tcBorders>
-              <w:top w:val="single" w:color="D9D5CC" w:sz="4"/>
-              <w:left w:val="single" w:color="D9D5CC" w:sz="4"/>
-              <w:bottom w:val="single" w:color="D9D5CC" w:sz="4"/>
-              <w:right w:val="single" w:color="D9D5CC" w:sz="4"/>
-            </w:tcBorders>
-            <w:tcMar>
-              <w:top w:type="dxa" w:w="80"/>
-              <w:left w:type="dxa" w:w="100"/>
-              <w:bottom w:type="dxa" w:w="80"/>
-              <w:right w:type="dxa" w:w="100"/>
-            </w:tcMar>
-          </w:tcPr>
-          <w:p>
-            <w:r>
-              <w:rPr>
-                <w:b w:val="false"/>
-                <w:bCs w:val="false"/>
-                <w:sz w:val="19"/>
-                <w:szCs w:val="19"/>
-              </w:rPr>
-              <w:t xml:space="preserve">Leo: "Giants tickets with friends for 4 Sunday, split"</w:t>
-            </w:r>
-          </w:p>
-        </w:tc>
-        <w:tc>
-          <w:tcPr>
-            <w:tcW w:type="dxa" w:w="4000"/>
-            <w:tcBorders>
-              <w:top w:val="single" w:color="D9D5CC" w:sz="4"/>
-              <w:left w:val="single" w:color="D9D5CC" w:sz="4"/>
-              <w:bottom w:val="single" w:color="D9D5CC" w:sz="4"/>
-              <w:right w:val="single" w:color="D9D5CC" w:sz="4"/>
-            </w:tcBorders>
-            <w:tcMar>
-              <w:top w:type="dxa" w:w="80"/>
-              <w:left w:type="dxa" w:w="100"/>
-              <w:bottom w:type="dxa" w:w="80"/>
-              <w:right w:type="dxa" w:w="100"/>
-            </w:tcMar>
-          </w:tcPr>
-          <w:p>
-            <w:r>
-              <w:rPr>
-                <w:b w:val="false"/>
-                <w:bCs w:val="false"/>
-                <w:sz w:val="19"/>
-                <w:szCs w:val="19"/>
-              </w:rPr>
-              <w:t xml:space="preserve">Sports · Oracle Park · $720 · shared with "Weekend crew". No approval.</w:t>
+            <w:tcW w:type="dxa" w:w="2700"/>
+            <w:tcBorders>
+              <w:top w:val="single" w:color="D9D5CC" w:sz="4"/>
+              <w:left w:val="single" w:color="D9D5CC" w:sz="4"/>
+              <w:bottom w:val="single" w:color="D9D5CC" w:sz="4"/>
+              <w:right w:val="single" w:color="D9D5CC" w:sz="4"/>
+            </w:tcBorders>
+            <w:tcMar>
+              <w:top w:type="dxa" w:w="80"/>
+              <w:left w:type="dxa" w:w="100"/>
+              <w:bottom w:type="dxa" w:w="80"/>
+              <w:right w:type="dxa" w:w="100"/>
+            </w:tcMar>
+          </w:tcPr>
+          <w:p>
+            <w:r>
+              <w:rPr>
+                <w:b w:val="false"/>
+                <w:bCs w:val="false"/>
+                <w:sz w:val="19"/>
+                <w:szCs w:val="19"/>
+              </w:rPr>
+              <w:t xml:space="preserve">Priya Sharma: “Corporate box at the T20 night for 10 clients”</w:t>
+            </w:r>
+          </w:p>
+        </w:tc>
+        <w:tc>
+          <w:tcPr>
+            <w:tcW w:type="dxa" w:w="3900"/>
+            <w:tcBorders>
+              <w:top w:val="single" w:color="D9D5CC" w:sz="4"/>
+              <w:left w:val="single" w:color="D9D5CC" w:sz="4"/>
+              <w:bottom w:val="single" w:color="D9D5CC" w:sz="4"/>
+              <w:right w:val="single" w:color="D9D5CC" w:sz="4"/>
+            </w:tcBorders>
+            <w:tcMar>
+              <w:top w:type="dxa" w:w="80"/>
+              <w:left w:type="dxa" w:w="100"/>
+              <w:bottom w:type="dxa" w:w="80"/>
+              <w:right w:type="dxa" w:w="100"/>
+            </w:tcMar>
+          </w:tcPr>
+          <w:p>
+            <w:r>
+              <w:rPr>
+                <w:b w:val="false"/>
+                <w:bCs w:val="false"/>
+                <w:sz w:val="19"/>
+                <w:szCs w:val="19"/>
+              </w:rPr>
+              <w:t xml:space="preserve">Events &amp; live · Mumbai Cricket Stadium · Mumbai · ₹1,50,000 · corporate · 10 × Corporate box (per seat)</w:t>
             </w:r>
           </w:p>
         </w:tc>
@@ -6119,7 +6409,7 @@
                 <w:sz w:val="19"/>
                 <w:szCs w:val="19"/>
               </w:rPr>
-              <w:t xml:space="preserve">Ledger: each owes $180; Leo is owed $540.</w:t>
+              <w:t xml:space="preserve">Manager (Vikram Singh): approved → Compliance (Meera Joshi): pending</w:t>
             </w:r>
           </w:p>
         </w:tc>
@@ -6127,57 +6417,57 @@
       <w:tr>
         <w:tc>
           <w:tcPr>
-            <w:tcW w:type="dxa" w:w="2600"/>
-            <w:tcBorders>
-              <w:top w:val="single" w:color="D9D5CC" w:sz="4"/>
-              <w:left w:val="single" w:color="D9D5CC" w:sz="4"/>
-              <w:bottom w:val="single" w:color="D9D5CC" w:sz="4"/>
-              <w:right w:val="single" w:color="D9D5CC" w:sz="4"/>
-            </w:tcBorders>
-            <w:tcMar>
-              <w:top w:type="dxa" w:w="80"/>
-              <w:left w:type="dxa" w:w="100"/>
-              <w:bottom w:type="dxa" w:w="80"/>
-              <w:right w:type="dxa" w:w="100"/>
-            </w:tcMar>
-          </w:tcPr>
-          <w:p>
-            <w:r>
-              <w:rPr>
-                <w:b w:val="false"/>
-                <w:bCs w:val="false"/>
-                <w:sz w:val="19"/>
-                <w:szCs w:val="19"/>
-              </w:rPr>
-              <w:t xml:space="preserve">Maya: "Client lunch for 2 tomorrow, I will pay and expense it"</w:t>
-            </w:r>
-          </w:p>
-        </w:tc>
-        <w:tc>
-          <w:tcPr>
-            <w:tcW w:type="dxa" w:w="4000"/>
-            <w:tcBorders>
-              <w:top w:val="single" w:color="D9D5CC" w:sz="4"/>
-              <w:left w:val="single" w:color="D9D5CC" w:sz="4"/>
-              <w:bottom w:val="single" w:color="D9D5CC" w:sz="4"/>
-              <w:right w:val="single" w:color="D9D5CC" w:sz="4"/>
-            </w:tcBorders>
-            <w:tcMar>
-              <w:top w:type="dxa" w:w="80"/>
-              <w:left w:type="dxa" w:w="100"/>
-              <w:bottom w:type="dxa" w:w="80"/>
-              <w:right w:type="dxa" w:w="100"/>
-            </w:tcMar>
-          </w:tcPr>
-          <w:p>
-            <w:r>
-              <w:rPr>
-                <w:b w:val="false"/>
-                <w:bCs w:val="false"/>
-                <w:sz w:val="19"/>
-                <w:szCs w:val="19"/>
-              </w:rPr>
-              <w:t xml:space="preserve">Reimbursable · business. Confirmed; claimable.</w:t>
+            <w:tcW w:type="dxa" w:w="2700"/>
+            <w:tcBorders>
+              <w:top w:val="single" w:color="D9D5CC" w:sz="4"/>
+              <w:left w:val="single" w:color="D9D5CC" w:sz="4"/>
+              <w:bottom w:val="single" w:color="D9D5CC" w:sz="4"/>
+              <w:right w:val="single" w:color="D9D5CC" w:sz="4"/>
+            </w:tcBorders>
+            <w:tcMar>
+              <w:top w:type="dxa" w:w="80"/>
+              <w:left w:type="dxa" w:w="100"/>
+              <w:bottom w:type="dxa" w:w="80"/>
+              <w:right w:type="dxa" w:w="100"/>
+            </w:tcMar>
+          </w:tcPr>
+          <w:p>
+            <w:r>
+              <w:rPr>
+                <w:b w:val="false"/>
+                <w:bCs w:val="false"/>
+                <w:sz w:val="19"/>
+                <w:szCs w:val="19"/>
+              </w:rPr>
+              <w:t xml:space="preserve">Ananya Iyer: “Diwali gift hampers for 60 clients on 20 Oct”</w:t>
+            </w:r>
+          </w:p>
+        </w:tc>
+        <w:tc>
+          <w:tcPr>
+            <w:tcW w:type="dxa" w:w="3900"/>
+            <w:tcBorders>
+              <w:top w:val="single" w:color="D9D5CC" w:sz="4"/>
+              <w:left w:val="single" w:color="D9D5CC" w:sz="4"/>
+              <w:bottom w:val="single" w:color="D9D5CC" w:sz="4"/>
+              <w:right w:val="single" w:color="D9D5CC" w:sz="4"/>
+            </w:tcBorders>
+            <w:tcMar>
+              <w:top w:type="dxa" w:w="80"/>
+              <w:left w:type="dxa" w:w="100"/>
+              <w:bottom w:type="dxa" w:w="80"/>
+              <w:right w:type="dxa" w:w="100"/>
+            </w:tcMar>
+          </w:tcPr>
+          <w:p>
+            <w:r>
+              <w:rPr>
+                <w:b w:val="false"/>
+                <w:bCs w:val="false"/>
+                <w:sz w:val="19"/>
+                <w:szCs w:val="19"/>
+              </w:rPr>
+              <w:t xml:space="preserve">Gifting &amp; merch · Bengaluru Artisan Hampers · Bengaluru · ₹2,10,000 · corporate</w:t>
             </w:r>
           </w:p>
         </w:tc>
@@ -6205,7 +6495,7 @@
                 <w:sz w:val="19"/>
                 <w:szCs w:val="19"/>
               </w:rPr>
-              <w:t xml:space="preserve">Report → Raj (Manager) → Sam (Finance) → reimbursed.</w:t>
+              <w:t xml:space="preserve">Manager (Rahul Mehta): pending → Department head (Priya Sharma): pending → Compliance (Meera Joshi): pending</w:t>
             </w:r>
           </w:p>
         </w:tc>
@@ -6213,57 +6503,57 @@
       <w:tr>
         <w:tc>
           <w:tcPr>
-            <w:tcW w:type="dxa" w:w="2600"/>
-            <w:tcBorders>
-              <w:top w:val="single" w:color="D9D5CC" w:sz="4"/>
-              <w:left w:val="single" w:color="D9D5CC" w:sz="4"/>
-              <w:bottom w:val="single" w:color="D9D5CC" w:sz="4"/>
-              <w:right w:val="single" w:color="D9D5CC" w:sz="4"/>
-            </w:tcBorders>
-            <w:tcMar>
-              <w:top w:type="dxa" w:w="80"/>
-              <w:left w:type="dxa" w:w="100"/>
-              <w:bottom w:type="dxa" w:w="80"/>
-              <w:right w:type="dxa" w:w="100"/>
-            </w:tcMar>
-          </w:tcPr>
-          <w:p>
-            <w:r>
-              <w:rPr>
-                <w:b w:val="false"/>
-                <w:bCs w:val="false"/>
-                <w:sz w:val="19"/>
-                <w:szCs w:val="19"/>
-              </w:rPr>
-              <w:t xml:space="preserve">Leo: "Spa day, wellbeing stipend, reimburse me"</w:t>
-            </w:r>
-          </w:p>
-        </w:tc>
-        <w:tc>
-          <w:tcPr>
-            <w:tcW w:type="dxa" w:w="4000"/>
-            <w:tcBorders>
-              <w:top w:val="single" w:color="D9D5CC" w:sz="4"/>
-              <w:left w:val="single" w:color="D9D5CC" w:sz="4"/>
-              <w:bottom w:val="single" w:color="D9D5CC" w:sz="4"/>
-              <w:right w:val="single" w:color="D9D5CC" w:sz="4"/>
-            </w:tcBorders>
-            <w:tcMar>
-              <w:top w:type="dxa" w:w="80"/>
-              <w:left w:type="dxa" w:w="100"/>
-              <w:bottom w:type="dxa" w:w="80"/>
-              <w:right w:type="dxa" w:w="100"/>
-            </w:tcMar>
-          </w:tcPr>
-          <w:p>
-            <w:r>
-              <w:rPr>
-                <w:b w:val="false"/>
-                <w:bCs w:val="false"/>
-                <w:sz w:val="19"/>
-                <w:szCs w:val="19"/>
-              </w:rPr>
-              <w:t xml:space="preserve">Reimbursable · wellbeing. Stipend check.</w:t>
+            <w:tcW w:type="dxa" w:w="2700"/>
+            <w:tcBorders>
+              <w:top w:val="single" w:color="D9D5CC" w:sz="4"/>
+              <w:left w:val="single" w:color="D9D5CC" w:sz="4"/>
+              <w:bottom w:val="single" w:color="D9D5CC" w:sz="4"/>
+              <w:right w:val="single" w:color="D9D5CC" w:sz="4"/>
+            </w:tcBorders>
+            <w:tcMar>
+              <w:top w:type="dxa" w:w="80"/>
+              <w:left w:type="dxa" w:w="100"/>
+              <w:bottom w:type="dxa" w:w="80"/>
+              <w:right w:type="dxa" w:w="100"/>
+            </w:tcMar>
+          </w:tcPr>
+          <w:p>
+            <w:r>
+              <w:rPr>
+                <w:b w:val="false"/>
+                <w:bCs w:val="false"/>
+                <w:sz w:val="19"/>
+                <w:szCs w:val="19"/>
+              </w:rPr>
+              <w:t xml:space="preserve">Kavya Nair: “Team offsite retreat for 12 on 24 Oct”</w:t>
+            </w:r>
+          </w:p>
+        </w:tc>
+        <w:tc>
+          <w:tcPr>
+            <w:tcW w:type="dxa" w:w="3900"/>
+            <w:tcBorders>
+              <w:top w:val="single" w:color="D9D5CC" w:sz="4"/>
+              <w:left w:val="single" w:color="D9D5CC" w:sz="4"/>
+              <w:bottom w:val="single" w:color="D9D5CC" w:sz="4"/>
+              <w:right w:val="single" w:color="D9D5CC" w:sz="4"/>
+            </w:tcBorders>
+            <w:tcMar>
+              <w:top w:type="dxa" w:w="80"/>
+              <w:left w:type="dxa" w:w="100"/>
+              <w:bottom w:type="dxa" w:w="80"/>
+              <w:right w:type="dxa" w:w="100"/>
+            </w:tcMar>
+          </w:tcPr>
+          <w:p>
+            <w:r>
+              <w:rPr>
+                <w:b w:val="false"/>
+                <w:bCs w:val="false"/>
+                <w:sz w:val="19"/>
+                <w:szCs w:val="19"/>
+              </w:rPr>
+              <w:t xml:space="preserve">Experiences · Coorg coffee-estate retreat · Bengaluru · ₹2,64,000 · corporate</w:t>
             </w:r>
           </w:p>
         </w:tc>
@@ -6291,7 +6581,437 @@
                 <w:sz w:val="19"/>
                 <w:szCs w:val="19"/>
               </w:rPr>
-              <w:t xml:space="preserve">Report → Omar (Benefits) → reimbursed; stipend reduced.</w:t>
+              <w:t xml:space="preserve">Manager (Vikram Singh): approved</w:t>
+            </w:r>
+          </w:p>
+        </w:tc>
+      </w:tr>
+      <w:tr>
+        <w:tc>
+          <w:tcPr>
+            <w:tcW w:type="dxa" w:w="2700"/>
+            <w:tcBorders>
+              <w:top w:val="single" w:color="D9D5CC" w:sz="4"/>
+              <w:left w:val="single" w:color="D9D5CC" w:sz="4"/>
+              <w:bottom w:val="single" w:color="D9D5CC" w:sz="4"/>
+              <w:right w:val="single" w:color="D9D5CC" w:sz="4"/>
+            </w:tcBorders>
+            <w:tcMar>
+              <w:top w:type="dxa" w:w="80"/>
+              <w:left w:type="dxa" w:w="100"/>
+              <w:bottom w:type="dxa" w:w="80"/>
+              <w:right w:type="dxa" w:w="100"/>
+            </w:tcMar>
+          </w:tcPr>
+          <w:p>
+            <w:r>
+              <w:rPr>
+                <w:b w:val="false"/>
+                <w:bCs w:val="false"/>
+                <w:sz w:val="19"/>
+                <w:szCs w:val="19"/>
+              </w:rPr>
+              <w:t xml:space="preserve">Arjun Reddy: “Team movie night for 8 — Pushpaka Rising IMAX Friday evening”</w:t>
+            </w:r>
+          </w:p>
+        </w:tc>
+        <w:tc>
+          <w:tcPr>
+            <w:tcW w:type="dxa" w:w="3900"/>
+            <w:tcBorders>
+              <w:top w:val="single" w:color="D9D5CC" w:sz="4"/>
+              <w:left w:val="single" w:color="D9D5CC" w:sz="4"/>
+              <w:bottom w:val="single" w:color="D9D5CC" w:sz="4"/>
+              <w:right w:val="single" w:color="D9D5CC" w:sz="4"/>
+            </w:tcBorders>
+            <w:tcMar>
+              <w:top w:type="dxa" w:w="80"/>
+              <w:left w:type="dxa" w:w="100"/>
+              <w:bottom w:type="dxa" w:w="80"/>
+              <w:right w:type="dxa" w:w="100"/>
+            </w:tcMar>
+          </w:tcPr>
+          <w:p>
+            <w:r>
+              <w:rPr>
+                <w:b w:val="false"/>
+                <w:bCs w:val="false"/>
+                <w:sz w:val="19"/>
+                <w:szCs w:val="19"/>
+              </w:rPr>
+              <w:t xml:space="preserve">Movies · Starlight Multiplex — Hyderabad Central · Hyderabad · ₹4,160 · corporate · seats H4, H5, H6, H7, H8, H9, H10, H11</w:t>
+            </w:r>
+          </w:p>
+        </w:tc>
+        <w:tc>
+          <w:tcPr>
+            <w:tcW w:type="dxa" w:w="2760"/>
+            <w:tcBorders>
+              <w:top w:val="single" w:color="D9D5CC" w:sz="4"/>
+              <w:left w:val="single" w:color="D9D5CC" w:sz="4"/>
+              <w:bottom w:val="single" w:color="D9D5CC" w:sz="4"/>
+              <w:right w:val="single" w:color="D9D5CC" w:sz="4"/>
+            </w:tcBorders>
+            <w:tcMar>
+              <w:top w:type="dxa" w:w="80"/>
+              <w:left w:type="dxa" w:w="100"/>
+              <w:bottom w:type="dxa" w:w="80"/>
+              <w:right w:type="dxa" w:w="100"/>
+            </w:tcMar>
+          </w:tcPr>
+          <w:p>
+            <w:r>
+              <w:rPr>
+                <w:b w:val="false"/>
+                <w:bCs w:val="false"/>
+                <w:sz w:val="19"/>
+                <w:szCs w:val="19"/>
+              </w:rPr>
+              <w:t xml:space="preserve">No approval needed — confirmed</w:t>
+            </w:r>
+          </w:p>
+        </w:tc>
+      </w:tr>
+      <w:tr>
+        <w:tc>
+          <w:tcPr>
+            <w:tcW w:type="dxa" w:w="2700"/>
+            <w:tcBorders>
+              <w:top w:val="single" w:color="D9D5CC" w:sz="4"/>
+              <w:left w:val="single" w:color="D9D5CC" w:sz="4"/>
+              <w:bottom w:val="single" w:color="D9D5CC" w:sz="4"/>
+              <w:right w:val="single" w:color="D9D5CC" w:sz="4"/>
+            </w:tcBorders>
+            <w:tcMar>
+              <w:top w:type="dxa" w:w="80"/>
+              <w:left w:type="dxa" w:w="100"/>
+              <w:bottom w:type="dxa" w:w="80"/>
+              <w:right w:type="dxa" w:w="100"/>
+            </w:tcMar>
+          </w:tcPr>
+          <w:p>
+            <w:r>
+              <w:rPr>
+                <w:b w:val="false"/>
+                <w:bCs w:val="false"/>
+                <w:sz w:val="19"/>
+                <w:szCs w:val="19"/>
+              </w:rPr>
+              <w:t xml:space="preserve">Ananya Iyer: “Kaveri Diaries movie with my family Saturday evening”</w:t>
+            </w:r>
+          </w:p>
+        </w:tc>
+        <w:tc>
+          <w:tcPr>
+            <w:tcW w:type="dxa" w:w="3900"/>
+            <w:tcBorders>
+              <w:top w:val="single" w:color="D9D5CC" w:sz="4"/>
+              <w:left w:val="single" w:color="D9D5CC" w:sz="4"/>
+              <w:bottom w:val="single" w:color="D9D5CC" w:sz="4"/>
+              <w:right w:val="single" w:color="D9D5CC" w:sz="4"/>
+            </w:tcBorders>
+            <w:tcMar>
+              <w:top w:type="dxa" w:w="80"/>
+              <w:left w:type="dxa" w:w="100"/>
+              <w:bottom w:type="dxa" w:w="80"/>
+              <w:right w:type="dxa" w:w="100"/>
+            </w:tcMar>
+          </w:tcPr>
+          <w:p>
+            <w:r>
+              <w:rPr>
+                <w:b w:val="false"/>
+                <w:bCs w:val="false"/>
+                <w:sz w:val="19"/>
+                <w:szCs w:val="19"/>
+              </w:rPr>
+              <w:t xml:space="preserve">Movies · Starlight Multiplex — Bengaluru Central · Bengaluru · ₹660 · shared · seats G1, G2, G3</w:t>
+            </w:r>
+          </w:p>
+        </w:tc>
+        <w:tc>
+          <w:tcPr>
+            <w:tcW w:type="dxa" w:w="2760"/>
+            <w:tcBorders>
+              <w:top w:val="single" w:color="D9D5CC" w:sz="4"/>
+              <w:left w:val="single" w:color="D9D5CC" w:sz="4"/>
+              <w:bottom w:val="single" w:color="D9D5CC" w:sz="4"/>
+              <w:right w:val="single" w:color="D9D5CC" w:sz="4"/>
+            </w:tcBorders>
+            <w:tcMar>
+              <w:top w:type="dxa" w:w="80"/>
+              <w:left w:type="dxa" w:w="100"/>
+              <w:bottom w:type="dxa" w:w="80"/>
+              <w:right w:type="dxa" w:w="100"/>
+            </w:tcMar>
+          </w:tcPr>
+          <w:p>
+            <w:r>
+              <w:rPr>
+                <w:b w:val="false"/>
+                <w:bCs w:val="false"/>
+                <w:sz w:val="19"/>
+                <w:szCs w:val="19"/>
+              </w:rPr>
+              <w:t xml:space="preserve">No approval needed — confirmed</w:t>
+            </w:r>
+          </w:p>
+        </w:tc>
+      </w:tr>
+      <w:tr>
+        <w:tc>
+          <w:tcPr>
+            <w:tcW w:type="dxa" w:w="2700"/>
+            <w:tcBorders>
+              <w:top w:val="single" w:color="D9D5CC" w:sz="4"/>
+              <w:left w:val="single" w:color="D9D5CC" w:sz="4"/>
+              <w:bottom w:val="single" w:color="D9D5CC" w:sz="4"/>
+              <w:right w:val="single" w:color="D9D5CC" w:sz="4"/>
+            </w:tcBorders>
+            <w:tcMar>
+              <w:top w:type="dxa" w:w="80"/>
+              <w:left w:type="dxa" w:w="100"/>
+              <w:bottom w:type="dxa" w:w="80"/>
+              <w:right w:type="dxa" w:w="100"/>
+            </w:tcMar>
+          </w:tcPr>
+          <w:p>
+            <w:r>
+              <w:rPr>
+                <w:b w:val="false"/>
+                <w:bCs w:val="false"/>
+                <w:sz w:val="19"/>
+                <w:szCs w:val="19"/>
+              </w:rPr>
+              <w:t xml:space="preserve">Arjun Reddy: “Stand-up comedy with friends this weekend, split”</w:t>
+            </w:r>
+          </w:p>
+        </w:tc>
+        <w:tc>
+          <w:tcPr>
+            <w:tcW w:type="dxa" w:w="3900"/>
+            <w:tcBorders>
+              <w:top w:val="single" w:color="D9D5CC" w:sz="4"/>
+              <w:left w:val="single" w:color="D9D5CC" w:sz="4"/>
+              <w:bottom w:val="single" w:color="D9D5CC" w:sz="4"/>
+              <w:right w:val="single" w:color="D9D5CC" w:sz="4"/>
+            </w:tcBorders>
+            <w:tcMar>
+              <w:top w:type="dxa" w:w="80"/>
+              <w:left w:type="dxa" w:w="100"/>
+              <w:bottom w:type="dxa" w:w="80"/>
+              <w:right w:type="dxa" w:w="100"/>
+            </w:tcMar>
+          </w:tcPr>
+          <w:p>
+            <w:r>
+              <w:rPr>
+                <w:b w:val="false"/>
+                <w:bCs w:val="false"/>
+                <w:sz w:val="19"/>
+                <w:szCs w:val="19"/>
+              </w:rPr>
+              <w:t xml:space="preserve">Events &amp; live · The Laugh Store, Hyderabad · Hyderabad · ₹2,000 · shared · 4 × Regular</w:t>
+            </w:r>
+          </w:p>
+        </w:tc>
+        <w:tc>
+          <w:tcPr>
+            <w:tcW w:type="dxa" w:w="2760"/>
+            <w:tcBorders>
+              <w:top w:val="single" w:color="D9D5CC" w:sz="4"/>
+              <w:left w:val="single" w:color="D9D5CC" w:sz="4"/>
+              <w:bottom w:val="single" w:color="D9D5CC" w:sz="4"/>
+              <w:right w:val="single" w:color="D9D5CC" w:sz="4"/>
+            </w:tcBorders>
+            <w:tcMar>
+              <w:top w:type="dxa" w:w="80"/>
+              <w:left w:type="dxa" w:w="100"/>
+              <w:bottom w:type="dxa" w:w="80"/>
+              <w:right w:type="dxa" w:w="100"/>
+            </w:tcMar>
+          </w:tcPr>
+          <w:p>
+            <w:r>
+              <w:rPr>
+                <w:b w:val="false"/>
+                <w:bCs w:val="false"/>
+                <w:sz w:val="19"/>
+                <w:szCs w:val="19"/>
+              </w:rPr>
+              <w:t xml:space="preserve">No approval needed — confirmed</w:t>
+            </w:r>
+          </w:p>
+        </w:tc>
+      </w:tr>
+      <w:tr>
+        <w:tc>
+          <w:tcPr>
+            <w:tcW w:type="dxa" w:w="2700"/>
+            <w:tcBorders>
+              <w:top w:val="single" w:color="D9D5CC" w:sz="4"/>
+              <w:left w:val="single" w:color="D9D5CC" w:sz="4"/>
+              <w:bottom w:val="single" w:color="D9D5CC" w:sz="4"/>
+              <w:right w:val="single" w:color="D9D5CC" w:sz="4"/>
+            </w:tcBorders>
+            <w:tcMar>
+              <w:top w:type="dxa" w:w="80"/>
+              <w:left w:type="dxa" w:w="100"/>
+              <w:bottom w:type="dxa" w:w="80"/>
+              <w:right w:type="dxa" w:w="100"/>
+            </w:tcMar>
+          </w:tcPr>
+          <w:p>
+            <w:r>
+              <w:rPr>
+                <w:b w:val="false"/>
+                <w:bCs w:val="false"/>
+                <w:sz w:val="19"/>
+                <w:szCs w:val="19"/>
+              </w:rPr>
+              <w:t xml:space="preserve">Ananya Iyer: “Client lunch for 2 tomorrow, I will pay and expense it”</w:t>
+            </w:r>
+          </w:p>
+        </w:tc>
+        <w:tc>
+          <w:tcPr>
+            <w:tcW w:type="dxa" w:w="3900"/>
+            <w:tcBorders>
+              <w:top w:val="single" w:color="D9D5CC" w:sz="4"/>
+              <w:left w:val="single" w:color="D9D5CC" w:sz="4"/>
+              <w:bottom w:val="single" w:color="D9D5CC" w:sz="4"/>
+              <w:right w:val="single" w:color="D9D5CC" w:sz="4"/>
+            </w:tcBorders>
+            <w:tcMar>
+              <w:top w:type="dxa" w:w="80"/>
+              <w:left w:type="dxa" w:w="100"/>
+              <w:bottom w:type="dxa" w:w="80"/>
+              <w:right w:type="dxa" w:w="100"/>
+            </w:tcMar>
+          </w:tcPr>
+          <w:p>
+            <w:r>
+              <w:rPr>
+                <w:b w:val="false"/>
+                <w:bCs w:val="false"/>
+                <w:sz w:val="19"/>
+                <w:szCs w:val="19"/>
+              </w:rPr>
+              <w:t xml:space="preserve">Dining · Bengaluru Supper Club · Bengaluru · ₹7,000 · reimbursable</w:t>
+            </w:r>
+          </w:p>
+        </w:tc>
+        <w:tc>
+          <w:tcPr>
+            <w:tcW w:type="dxa" w:w="2760"/>
+            <w:tcBorders>
+              <w:top w:val="single" w:color="D9D5CC" w:sz="4"/>
+              <w:left w:val="single" w:color="D9D5CC" w:sz="4"/>
+              <w:bottom w:val="single" w:color="D9D5CC" w:sz="4"/>
+              <w:right w:val="single" w:color="D9D5CC" w:sz="4"/>
+            </w:tcBorders>
+            <w:tcMar>
+              <w:top w:type="dxa" w:w="80"/>
+              <w:left w:type="dxa" w:w="100"/>
+              <w:bottom w:type="dxa" w:w="80"/>
+              <w:right w:type="dxa" w:w="100"/>
+            </w:tcMar>
+          </w:tcPr>
+          <w:p>
+            <w:r>
+              <w:rPr>
+                <w:b w:val="false"/>
+                <w:bCs w:val="false"/>
+                <w:sz w:val="19"/>
+                <w:szCs w:val="19"/>
+              </w:rPr>
+              <w:t xml:space="preserve">No approval needed — confirmed</w:t>
+            </w:r>
+          </w:p>
+        </w:tc>
+      </w:tr>
+      <w:tr>
+        <w:tc>
+          <w:tcPr>
+            <w:tcW w:type="dxa" w:w="2700"/>
+            <w:tcBorders>
+              <w:top w:val="single" w:color="D9D5CC" w:sz="4"/>
+              <w:left w:val="single" w:color="D9D5CC" w:sz="4"/>
+              <w:bottom w:val="single" w:color="D9D5CC" w:sz="4"/>
+              <w:right w:val="single" w:color="D9D5CC" w:sz="4"/>
+            </w:tcBorders>
+            <w:tcMar>
+              <w:top w:type="dxa" w:w="80"/>
+              <w:left w:type="dxa" w:w="100"/>
+              <w:bottom w:type="dxa" w:w="80"/>
+              <w:right w:type="dxa" w:w="100"/>
+            </w:tcMar>
+          </w:tcPr>
+          <w:p>
+            <w:r>
+              <w:rPr>
+                <w:b w:val="false"/>
+                <w:bCs w:val="false"/>
+                <w:sz w:val="19"/>
+                <w:szCs w:val="19"/>
+              </w:rPr>
+              <w:t xml:space="preserve">Arjun Reddy: “Cooking class on my wellbeing allowance, reimburse me, for 1 on 5 Oct”</w:t>
+            </w:r>
+          </w:p>
+        </w:tc>
+        <w:tc>
+          <w:tcPr>
+            <w:tcW w:type="dxa" w:w="3900"/>
+            <w:tcBorders>
+              <w:top w:val="single" w:color="D9D5CC" w:sz="4"/>
+              <w:left w:val="single" w:color="D9D5CC" w:sz="4"/>
+              <w:bottom w:val="single" w:color="D9D5CC" w:sz="4"/>
+              <w:right w:val="single" w:color="D9D5CC" w:sz="4"/>
+            </w:tcBorders>
+            <w:tcMar>
+              <w:top w:type="dxa" w:w="80"/>
+              <w:left w:type="dxa" w:w="100"/>
+              <w:bottom w:type="dxa" w:w="80"/>
+              <w:right w:type="dxa" w:w="100"/>
+            </w:tcMar>
+          </w:tcPr>
+          <w:p>
+            <w:r>
+              <w:rPr>
+                <w:b w:val="false"/>
+                <w:bCs w:val="false"/>
+                <w:sz w:val="19"/>
+                <w:szCs w:val="19"/>
+              </w:rPr>
+              <w:t xml:space="preserve">Experiences · Hyderabad Cooking Studio · Hyderabad · ₹3,000 · reimbursable</w:t>
+            </w:r>
+          </w:p>
+        </w:tc>
+        <w:tc>
+          <w:tcPr>
+            <w:tcW w:type="dxa" w:w="2760"/>
+            <w:tcBorders>
+              <w:top w:val="single" w:color="D9D5CC" w:sz="4"/>
+              <w:left w:val="single" w:color="D9D5CC" w:sz="4"/>
+              <w:bottom w:val="single" w:color="D9D5CC" w:sz="4"/>
+              <w:right w:val="single" w:color="D9D5CC" w:sz="4"/>
+            </w:tcBorders>
+            <w:tcMar>
+              <w:top w:type="dxa" w:w="80"/>
+              <w:left w:type="dxa" w:w="100"/>
+              <w:bottom w:type="dxa" w:w="80"/>
+              <w:right w:type="dxa" w:w="100"/>
+            </w:tcMar>
+          </w:tcPr>
+          <w:p>
+            <w:r>
+              <w:rPr>
+                <w:b w:val="false"/>
+                <w:bCs w:val="false"/>
+                <w:sz w:val="19"/>
+                <w:szCs w:val="19"/>
+              </w:rPr>
+              <w:t xml:space="preserve">No approval needed — confirmed</w:t>
             </w:r>
           </w:p>
         </w:tc>
@@ -6299,11 +7019,24 @@
     </w:tbl>
     <w:p>
       <w:pPr>
+        <w:spacing w:after="120"/>
+      </w:pPr>
+      <w:r>
+        <w:rPr>
+          <w:i/>
+          <w:iCs/>
+          <w:color w:val="777777"/>
+        </w:rPr>
+        <w:t xml:space="preserve">These rows are produced by running the real agents on the demo requests.</w:t>
+      </w:r>
+    </w:p>
+    <w:p>
+      <w:pPr>
         <w:pStyle w:val="Heading1"/>
         <w:pageBreakBefore/>
       </w:pPr>
       <w:r>
-        <w:t xml:space="preserve">11. Controls, privacy and audit</w:t>
+        <w:t xml:space="preserve">12. Controls, privacy and audit</w:t>
       </w:r>
     </w:p>
     <w:p>
@@ -6316,7 +7049,7 @@
         <w:spacing w:after="60"/>
       </w:pPr>
       <w:r>
-        <w:t xml:space="preserve">Every agent decision and every human decision is written to the booking or report trace and to the company-wide Agent activity log with a timestamp.</w:t>
+        <w:t xml:space="preserve">Every agent decision and every human decision is written to the booking or report trace, and to the company-wide Agent activity log, with a timestamp.</w:t>
       </w:r>
     </w:p>
     <w:p>
@@ -6329,7 +7062,7 @@
         <w:spacing w:after="60"/>
       </w:pPr>
       <w:r>
-        <w:t xml:space="preserve">The Budgets &amp; spend dashboard shows each person’s company, reimbursable, personal and group totals. In this reference build every employee can see it; in production restrict the per-person view to Finance and the individual.</w:t>
+        <w:t xml:space="preserve">Budget, policy and approval decisions are plain code. When Claude is enabled, it only turns your text into a structured draft.</w:t>
       </w:r>
     </w:p>
     <w:p>
@@ -6342,7 +7075,7 @@
         <w:spacing w:after="60"/>
       </w:pPr>
       <w:r>
-        <w:t xml:space="preserve">Policy thresholds, caps and routing live in one configuration (src/seed.js → POLICY) so Finance can change them without code changes elsewhere.</w:t>
+        <w:t xml:space="preserve">Seat availability and ticket and venue prices are checked on the server at booking time.</w:t>
       </w:r>
     </w:p>
     <w:p>
@@ -6355,7 +7088,7 @@
         <w:spacing w:after="60"/>
       </w:pPr>
       <w:r>
-        <w:t xml:space="preserve">When Claude is enabled for intake it only parses the request into a structured draft; budget, policy and approval decisions are always made by deterministic code.</w:t>
+        <w:t xml:space="preserve">The Budgets &amp; spend dashboard shows each person’s company, reimbursable, personal and group totals. In this reference build every employee can see it; in production, restrict the per-person view to Finance and the individual.</w:t>
       </w:r>
     </w:p>
     <w:p>
@@ -6364,7 +7097,7 @@
         <w:pageBreakBefore/>
       </w:pPr>
       <w:r>
-        <w:t xml:space="preserve">12. FAQ</w:t>
+        <w:t xml:space="preserve">13. FAQ</w:t>
       </w:r>
     </w:p>
     <w:p>
@@ -6376,10 +7109,10 @@
           <w:b/>
           <w:bCs/>
         </w:rPr>
-        <w:t xml:space="preserve">Can I book for my family on the company? </w:t>
-      </w:r>
-      <w:r>
-        <w:t xml:space="preserve">No. Use Shared (split) or Personal. Company-paid bookings must have a business or team purpose.</w:t>
+        <w:t xml:space="preserve">My city is not in the list. </w:t>
+      </w:r>
+      <w:r>
+        <w:t xml:space="preserve">Choose Other in the State or City dropdown and type it. You’ll still get cinemas, events and venues.</w:t>
       </w:r>
     </w:p>
     <w:p>
@@ -6391,10 +7124,40 @@
           <w:b/>
           <w:bCs/>
         </w:rPr>
-        <w:t xml:space="preserve">I booked the wrong funding type. </w:t>
-      </w:r>
-      <w:r>
-        <w:t xml:space="preserve">Cancel the booking and re-plan it. If it is already on an expense report, withdraw the report first.</w:t>
+        <w:t xml:space="preserve">Can I book a family movie on the company? </w:t>
+      </w:r>
+      <w:r>
+        <w:t xml:space="preserve">No. Use Shared (split) or Personal. Company-paid bookings need a business or team purpose.</w:t>
+      </w:r>
+    </w:p>
+    <w:p>
+      <w:pPr>
+        <w:spacing w:after="120"/>
+      </w:pPr>
+      <w:r>
+        <w:rPr>
+          <w:b/>
+          <w:bCs/>
+        </w:rPr>
+        <w:t xml:space="preserve">The seats I wanted were taken. </w:t>
+      </w:r>
+      <w:r>
+        <w:t xml:space="preserve">Someone booked them first. Refresh the seat map and pick again; the system never double-books a seat.</w:t>
+      </w:r>
+    </w:p>
+    <w:p>
+      <w:pPr>
+        <w:spacing w:after="120"/>
+      </w:pPr>
+      <w:r>
+        <w:rPr>
+          <w:b/>
+          <w:bCs/>
+        </w:rPr>
+        <w:t xml:space="preserve">I chose the wrong funding type. </w:t>
+      </w:r>
+      <w:r>
+        <w:t xml:space="preserve">Cancel the booking and plan it again. If it is on an expense report, withdraw the report first.</w:t>
       </w:r>
     </w:p>
     <w:p>
@@ -6409,22 +7172,7 @@
         <w:t xml:space="preserve">My approver is on leave. </w:t>
       </w:r>
       <w:r>
-        <w:t xml:space="preserve">Delegation is not automated in this version: ask the approver’s manager or Finance to act, or cancel and re-plan once they are back.</w:t>
-      </w:r>
-    </w:p>
-    <w:p>
-      <w:pPr>
-        <w:spacing w:after="120"/>
-      </w:pPr>
-      <w:r>
-        <w:rPr>
-          <w:b/>
-          <w:bCs/>
-        </w:rPr>
-        <w:t xml:space="preserve">A friend is not an employee. </w:t>
-      </w:r>
-      <w:r>
-        <w:t xml:space="preserve">Add them as a guest member of a group. They can pay for expenses and settle up; they cannot book company spend.</w:t>
+        <w:t xml:space="preserve">Delegation isn’t automatic in this version. Ask the approver’s manager or Finance to act, or cancel and plan again later.</w:t>
       </w:r>
     </w:p>
     <w:p>
@@ -6439,7 +7187,7 @@
         <w:t xml:space="preserve">Why did my small booking need approval? </w:t>
       </w:r>
       <w:r>
-        <w:t xml:space="preserve">Either the per-attendee cap was exceeded or your department is over budget — the Policy agent’s note on the booking tells you which.</w:t>
+        <w:t xml:space="preserve">Either the per-person cap was exceeded or your department is over budget. The Policy agent’s note on the booking tells you which.</w:t>
       </w:r>
     </w:p>
     <w:p>
@@ -6449,14 +7197,6 @@
       </w:pPr>
       <w:r>
         <w:t xml:space="preserve">Appendix: running the system</w:t>
-      </w:r>
-    </w:p>
-    <w:p>
-      <w:pPr>
-        <w:spacing w:after="120"/>
-      </w:pPr>
-      <w:r>
-        <w:t xml:space="preserve">The reference implementation lives in the entertainment-os folder of this repository.</w:t>
       </w:r>
     </w:p>
     <w:p>
@@ -6482,7 +7222,7 @@
         <w:spacing w:after="60"/>
       </w:pPr>
       <w:r>
-        <w:t xml:space="preserve">npm test — runs the agent test suite (approval matrix, splits, expense routing).</w:t>
+        <w:t xml:space="preserve">npm test — runs the agent test suite (locations, movies &amp; seats, events, approvals, splits, expense routing).</w:t>
       </w:r>
     </w:p>
     <w:p>
@@ -6495,7 +7235,7 @@
         <w:spacing w:after="60"/>
       </w:pPr>
       <w:r>
-        <w:t xml:space="preserve">Set ANTHROPIC_API_KEY to let the Concierge agent parse requests with Claude; without it the rule engine is used.</w:t>
+        <w:t xml:space="preserve">Set ANTHROPIC_API_KEY to let the Concierge agent read requests with Claude; without it, the rule engine is used.</w:t>
       </w:r>
     </w:p>
     <w:p>
@@ -6508,7 +7248,20 @@
         <w:spacing w:after="60"/>
       </w:pPr>
       <w:r>
-        <w:t xml:space="preserve">Use the "Acting as" selector to experience the system as a requester, manager, department head, Finance, Compliance, HR or Benefits.</w:t>
+        <w:t xml:space="preserve">Use "Acting as" in the sidebar to see the app as a requester, manager, department head, Finance, Compliance, HR or Benefits.</w:t>
+      </w:r>
+    </w:p>
+    <w:p>
+      <w:pPr>
+        <w:pStyle w:val="ListParagraph"/>
+        <w:numPr>
+          <w:ilvl w:val="0"/>
+          <w:numId w:val="2"/>
+        </w:numPr>
+        <w:spacing w:after="60"/>
+      </w:pPr>
+      <w:r>
+        <w:t xml:space="preserve">All movies, cinemas, events and venues in the demo are fictional sample data.</w:t>
       </w:r>
     </w:p>
     <w:sectPr>
@@ -6752,6 +7505,18 @@
     </w:lvlOverride>
   </w:num>
   <w:num w:numId="3">
+    <w:abstractNumId w:val="3"/>
+    <w:lvlOverride w:ilvl="0">
+      <w:startOverride w:val="1"/>
+    </w:lvlOverride>
+  </w:num>
+  <w:num w:numId="4">
+    <w:abstractNumId w:val="3"/>
+    <w:lvlOverride w:ilvl="0">
+      <w:startOverride w:val="1"/>
+    </w:lvlOverride>
+  </w:num>
+  <w:num w:numId="5">
     <w:abstractNumId w:val="3"/>
     <w:lvlOverride w:ilvl="0">
       <w:startOverride w:val="1"/>

--- a/entertainment-os/docs/Entertainment-OS-Handbook.docx
+++ b/entertainment-os/docs/Entertainment-OS-Handbook.docx
@@ -26,7 +26,7 @@
           <w:sz w:val="36"/>
           <w:szCs w:val="36"/>
         </w:rPr>
-        <w:t xml:space="preserve">Employee &amp; Approver Handbook — India</w:t>
+        <w:t xml:space="preserve">Employee &amp; Approver Handbook — India &amp; Canada</w:t>
       </w:r>
     </w:p>
     <w:p>
@@ -186,7 +186,7 @@
         <w:t xml:space="preserve">Who needs to approve it? </w:t>
       </w:r>
       <w:r>
-        <w:t xml:space="preserve">An ordered approval chain built from the policy in section 8.</w:t>
+        <w:t xml:space="preserve">An ordered approval chain built from the policy in section 10.</w:t>
       </w:r>
     </w:p>
     <w:p>
@@ -251,7 +251,7 @@
         <w:pageBreakBefore/>
       </w:pPr>
       <w:r>
-        <w:t xml:space="preserve">2. Choosing your location</w:t>
+        <w:t xml:space="preserve">2. The chat concierge</w:t>
       </w:r>
     </w:p>
     <w:p>
@@ -259,69 +259,439 @@
         <w:spacing w:after="120"/>
       </w:pPr>
       <w:r>
-        <w:t xml:space="preserve">The location picker at the top of every screen controls which movies, cinemas, events and venues you see. It has three linked dropdowns:</w:t>
-      </w:r>
-    </w:p>
-    <w:p>
-      <w:pPr>
-        <w:pStyle w:val="ListParagraph"/>
-        <w:numPr>
-          <w:ilvl w:val="0"/>
-          <w:numId w:val="3"/>
-        </w:numPr>
-        <w:spacing w:after="60"/>
-      </w:pPr>
-      <w:r>
-        <w:rPr>
-          <w:b/>
-          <w:bCs/>
-        </w:rPr>
-        <w:t xml:space="preserve">Country </w:t>
-      </w:r>
-      <w:r>
-        <w:t xml:space="preserve">— India first, plus a few other countries where the company travels (5 in total).</w:t>
-      </w:r>
-    </w:p>
-    <w:p>
-      <w:pPr>
-        <w:pStyle w:val="ListParagraph"/>
-        <w:numPr>
-          <w:ilvl w:val="0"/>
-          <w:numId w:val="3"/>
-        </w:numPr>
-        <w:spacing w:after="60"/>
-      </w:pPr>
-      <w:r>
-        <w:rPr>
-          <w:b/>
-          <w:bCs/>
-        </w:rPr>
-        <w:t xml:space="preserve">State / region </w:t>
-      </w:r>
-      <w:r>
-        <w:t xml:space="preserve">— all 36 Indian states and union territories.</w:t>
-      </w:r>
-    </w:p>
-    <w:p>
-      <w:pPr>
-        <w:pStyle w:val="ListParagraph"/>
-        <w:numPr>
-          <w:ilvl w:val="0"/>
-          <w:numId w:val="3"/>
-        </w:numPr>
-        <w:spacing w:after="60"/>
-      </w:pPr>
-      <w:r>
-        <w:rPr>
-          <w:b/>
-          <w:bCs/>
-        </w:rPr>
-        <w:t xml:space="preserve">City </w:t>
-      </w:r>
-      <w:r>
-        <w:t xml:space="preserve">— the main cities of the chosen state (100 Indian cities built in).</w:t>
-      </w:r>
-    </w:p>
+        <w:t xml:space="preserve">The first thing you see is a chat with the concierge. Say what you are planning in your own words and it takes you through every step, with the other agents working behind it.</w:t>
+      </w:r>
+    </w:p>
+    <w:tbl>
+      <w:tblPr>
+        <w:tblW w:type="dxa" w:w="9360"/>
+        <w:tblBorders>
+          <w:top w:val="single" w:color="auto" w:sz="4"/>
+          <w:left w:val="single" w:color="auto" w:sz="4"/>
+          <w:bottom w:val="single" w:color="auto" w:sz="4"/>
+          <w:right w:val="single" w:color="auto" w:sz="4"/>
+          <w:insideH w:val="single" w:color="auto" w:sz="4"/>
+          <w:insideV w:val="single" w:color="auto" w:sz="4"/>
+        </w:tblBorders>
+      </w:tblPr>
+      <w:tblGrid>
+        <w:gridCol w:w="3600"/>
+        <w:gridCol w:w="5760"/>
+      </w:tblGrid>
+      <w:tr>
+        <w:trPr>
+          <w:tblHeader/>
+        </w:trPr>
+        <w:tc>
+          <w:tcPr>
+            <w:tcW w:type="dxa" w:w="3600"/>
+            <w:tcBorders>
+              <w:top w:val="single" w:color="D9D5CC" w:sz="4"/>
+              <w:left w:val="single" w:color="D9D5CC" w:sz="4"/>
+              <w:bottom w:val="single" w:color="D9D5CC" w:sz="4"/>
+              <w:right w:val="single" w:color="D9D5CC" w:sz="4"/>
+            </w:tcBorders>
+            <w:shd w:fill="2F6B3F" w:color="auto" w:val="clear"/>
+            <w:tcMar>
+              <w:top w:type="dxa" w:w="80"/>
+              <w:left w:type="dxa" w:w="100"/>
+              <w:bottom w:type="dxa" w:w="80"/>
+              <w:right w:type="dxa" w:w="100"/>
+            </w:tcMar>
+          </w:tcPr>
+          <w:p>
+            <w:r>
+              <w:rPr>
+                <w:b/>
+                <w:bCs/>
+                <w:color w:val="FFFFFF"/>
+                <w:sz w:val="19"/>
+                <w:szCs w:val="19"/>
+              </w:rPr>
+              <w:t xml:space="preserve">You</w:t>
+            </w:r>
+          </w:p>
+        </w:tc>
+        <w:tc>
+          <w:tcPr>
+            <w:tcW w:type="dxa" w:w="5760"/>
+            <w:tcBorders>
+              <w:top w:val="single" w:color="D9D5CC" w:sz="4"/>
+              <w:left w:val="single" w:color="D9D5CC" w:sz="4"/>
+              <w:bottom w:val="single" w:color="D9D5CC" w:sz="4"/>
+              <w:right w:val="single" w:color="D9D5CC" w:sz="4"/>
+            </w:tcBorders>
+            <w:shd w:fill="2F6B3F" w:color="auto" w:val="clear"/>
+            <w:tcMar>
+              <w:top w:type="dxa" w:w="80"/>
+              <w:left w:type="dxa" w:w="100"/>
+              <w:bottom w:type="dxa" w:w="80"/>
+              <w:right w:type="dxa" w:w="100"/>
+            </w:tcMar>
+          </w:tcPr>
+          <w:p>
+            <w:r>
+              <w:rPr>
+                <w:b/>
+                <w:bCs/>
+                <w:color w:val="FFFFFF"/>
+                <w:sz w:val="19"/>
+                <w:szCs w:val="19"/>
+              </w:rPr>
+              <w:t xml:space="preserve">The agents</w:t>
+            </w:r>
+          </w:p>
+        </w:tc>
+      </w:tr>
+      <w:tr>
+        <w:tc>
+          <w:tcPr>
+            <w:tcW w:type="dxa" w:w="3600"/>
+            <w:tcBorders>
+              <w:top w:val="single" w:color="D9D5CC" w:sz="4"/>
+              <w:left w:val="single" w:color="D9D5CC" w:sz="4"/>
+              <w:bottom w:val="single" w:color="D9D5CC" w:sz="4"/>
+              <w:right w:val="single" w:color="D9D5CC" w:sz="4"/>
+            </w:tcBorders>
+            <w:tcMar>
+              <w:top w:type="dxa" w:w="80"/>
+              <w:left w:type="dxa" w:w="100"/>
+              <w:bottom w:type="dxa" w:w="80"/>
+              <w:right w:type="dxa" w:w="100"/>
+            </w:tcMar>
+          </w:tcPr>
+          <w:p>
+            <w:r>
+              <w:rPr>
+                <w:b w:val="false"/>
+                <w:bCs w:val="false"/>
+                <w:sz w:val="19"/>
+                <w:szCs w:val="19"/>
+              </w:rPr>
+              <w:t xml:space="preserve">“I’m planning to go for a movie today, can you check the theatres?”</w:t>
+            </w:r>
+          </w:p>
+        </w:tc>
+        <w:tc>
+          <w:tcPr>
+            <w:tcW w:type="dxa" w:w="5760"/>
+            <w:tcBorders>
+              <w:top w:val="single" w:color="D9D5CC" w:sz="4"/>
+              <w:left w:val="single" w:color="D9D5CC" w:sz="4"/>
+              <w:bottom w:val="single" w:color="D9D5CC" w:sz="4"/>
+              <w:right w:val="single" w:color="D9D5CC" w:sz="4"/>
+            </w:tcBorders>
+            <w:tcMar>
+              <w:top w:type="dxa" w:w="80"/>
+              <w:left w:type="dxa" w:w="100"/>
+              <w:bottom w:type="dxa" w:w="80"/>
+              <w:right w:type="dxa" w:w="100"/>
+            </w:tcMar>
+          </w:tcPr>
+          <w:p>
+            <w:r>
+              <w:rPr>
+                <w:b w:val="false"/>
+                <w:bCs w:val="false"/>
+                <w:sz w:val="19"/>
+                <w:szCs w:val="19"/>
+              </w:rPr>
+              <w:t xml:space="preserve">Lists the theatres near your city (real cinemas from OpenStreetMap when online), with the number of films and shows left today and how many fall in the time you asked for.</w:t>
+            </w:r>
+          </w:p>
+        </w:tc>
+      </w:tr>
+      <w:tr>
+        <w:tc>
+          <w:tcPr>
+            <w:tcW w:type="dxa" w:w="3600"/>
+            <w:tcBorders>
+              <w:top w:val="single" w:color="D9D5CC" w:sz="4"/>
+              <w:left w:val="single" w:color="D9D5CC" w:sz="4"/>
+              <w:bottom w:val="single" w:color="D9D5CC" w:sz="4"/>
+              <w:right w:val="single" w:color="D9D5CC" w:sz="4"/>
+            </w:tcBorders>
+            <w:tcMar>
+              <w:top w:type="dxa" w:w="80"/>
+              <w:left w:type="dxa" w:w="100"/>
+              <w:bottom w:type="dxa" w:w="80"/>
+              <w:right w:type="dxa" w:w="100"/>
+            </w:tcMar>
+          </w:tcPr>
+          <w:p>
+            <w:r>
+              <w:rPr>
+                <w:b w:val="false"/>
+                <w:bCs w:val="false"/>
+                <w:sz w:val="19"/>
+                <w:szCs w:val="19"/>
+              </w:rPr>
+              <w:t xml:space="preserve">Tap a theatre, or type “the first one” or its name</w:t>
+            </w:r>
+          </w:p>
+        </w:tc>
+        <w:tc>
+          <w:tcPr>
+            <w:tcW w:type="dxa" w:w="5760"/>
+            <w:tcBorders>
+              <w:top w:val="single" w:color="D9D5CC" w:sz="4"/>
+              <w:left w:val="single" w:color="D9D5CC" w:sz="4"/>
+              <w:bottom w:val="single" w:color="D9D5CC" w:sz="4"/>
+              <w:right w:val="single" w:color="D9D5CC" w:sz="4"/>
+            </w:tcBorders>
+            <w:tcMar>
+              <w:top w:type="dxa" w:w="80"/>
+              <w:left w:type="dxa" w:w="100"/>
+              <w:bottom w:type="dxa" w:w="80"/>
+              <w:right w:type="dxa" w:w="100"/>
+            </w:tcMar>
+          </w:tcPr>
+          <w:p>
+            <w:r>
+              <w:rPr>
+                <w:b w:val="false"/>
+                <w:bCs w:val="false"/>
+                <w:sz w:val="19"/>
+                <w:szCs w:val="19"/>
+              </w:rPr>
+              <w:t xml:space="preserve">Shows every film playing there, with posters and showtimes. Shows matching your time or format (IMAX, 3D, Recliner) are highlighted.</w:t>
+            </w:r>
+          </w:p>
+        </w:tc>
+      </w:tr>
+      <w:tr>
+        <w:tc>
+          <w:tcPr>
+            <w:tcW w:type="dxa" w:w="3600"/>
+            <w:tcBorders>
+              <w:top w:val="single" w:color="D9D5CC" w:sz="4"/>
+              <w:left w:val="single" w:color="D9D5CC" w:sz="4"/>
+              <w:bottom w:val="single" w:color="D9D5CC" w:sz="4"/>
+              <w:right w:val="single" w:color="D9D5CC" w:sz="4"/>
+            </w:tcBorders>
+            <w:tcMar>
+              <w:top w:type="dxa" w:w="80"/>
+              <w:left w:type="dxa" w:w="100"/>
+              <w:bottom w:type="dxa" w:w="80"/>
+              <w:right w:type="dxa" w:w="100"/>
+            </w:tcMar>
+          </w:tcPr>
+          <w:p>
+            <w:r>
+              <w:rPr>
+                <w:b w:val="false"/>
+                <w:bCs w:val="false"/>
+                <w:sz w:val="19"/>
+                <w:szCs w:val="19"/>
+              </w:rPr>
+              <w:t xml:space="preserve">Tap a showtime, or type “7 pm”</w:t>
+            </w:r>
+          </w:p>
+        </w:tc>
+        <w:tc>
+          <w:tcPr>
+            <w:tcW w:type="dxa" w:w="5760"/>
+            <w:tcBorders>
+              <w:top w:val="single" w:color="D9D5CC" w:sz="4"/>
+              <w:left w:val="single" w:color="D9D5CC" w:sz="4"/>
+              <w:bottom w:val="single" w:color="D9D5CC" w:sz="4"/>
+              <w:right w:val="single" w:color="D9D5CC" w:sz="4"/>
+            </w:tcBorders>
+            <w:tcMar>
+              <w:top w:type="dxa" w:w="80"/>
+              <w:left w:type="dxa" w:w="100"/>
+              <w:bottom w:type="dxa" w:w="80"/>
+              <w:right w:type="dxa" w:w="100"/>
+            </w:tcMar>
+          </w:tcPr>
+          <w:p>
+            <w:r>
+              <w:rPr>
+                <w:b w:val="false"/>
+                <w:bCs w:val="false"/>
+                <w:sz w:val="19"/>
+                <w:szCs w:val="19"/>
+              </w:rPr>
+              <w:t xml:space="preserve">Asks how many tickets (or uses your family or friends group size), then opens a seat map with the best seats together already selected.</w:t>
+            </w:r>
+          </w:p>
+        </w:tc>
+      </w:tr>
+      <w:tr>
+        <w:tc>
+          <w:tcPr>
+            <w:tcW w:type="dxa" w:w="3600"/>
+            <w:tcBorders>
+              <w:top w:val="single" w:color="D9D5CC" w:sz="4"/>
+              <w:left w:val="single" w:color="D9D5CC" w:sz="4"/>
+              <w:bottom w:val="single" w:color="D9D5CC" w:sz="4"/>
+              <w:right w:val="single" w:color="D9D5CC" w:sz="4"/>
+            </w:tcBorders>
+            <w:tcMar>
+              <w:top w:type="dxa" w:w="80"/>
+              <w:left w:type="dxa" w:w="100"/>
+              <w:bottom w:type="dxa" w:w="80"/>
+              <w:right w:type="dxa" w:w="100"/>
+            </w:tcMar>
+          </w:tcPr>
+          <w:p>
+            <w:r>
+              <w:rPr>
+                <w:b w:val="false"/>
+                <w:bCs w:val="false"/>
+                <w:sz w:val="19"/>
+                <w:szCs w:val="19"/>
+              </w:rPr>
+              <w:t xml:space="preserve">Confirm seats, or type “F7 F8” / “best seats”</w:t>
+            </w:r>
+          </w:p>
+        </w:tc>
+        <w:tc>
+          <w:tcPr>
+            <w:tcW w:type="dxa" w:w="5760"/>
+            <w:tcBorders>
+              <w:top w:val="single" w:color="D9D5CC" w:sz="4"/>
+              <w:left w:val="single" w:color="D9D5CC" w:sz="4"/>
+              <w:bottom w:val="single" w:color="D9D5CC" w:sz="4"/>
+              <w:right w:val="single" w:color="D9D5CC" w:sz="4"/>
+            </w:tcBorders>
+            <w:tcMar>
+              <w:top w:type="dxa" w:w="80"/>
+              <w:left w:type="dxa" w:w="100"/>
+              <w:bottom w:type="dxa" w:w="80"/>
+              <w:right w:type="dxa" w:w="100"/>
+            </w:tcMar>
+          </w:tcPr>
+          <w:p>
+            <w:r>
+              <w:rPr>
+                <w:b w:val="false"/>
+                <w:bCs w:val="false"/>
+                <w:sz w:val="19"/>
+                <w:szCs w:val="19"/>
+              </w:rPr>
+              <w:t xml:space="preserve">Budget and Policy agents check the booking. Asks who pays: just me, split with a group, company (team outing) or pay &amp; expense it.</w:t>
+            </w:r>
+          </w:p>
+        </w:tc>
+      </w:tr>
+      <w:tr>
+        <w:tc>
+          <w:tcPr>
+            <w:tcW w:type="dxa" w:w="3600"/>
+            <w:tcBorders>
+              <w:top w:val="single" w:color="D9D5CC" w:sz="4"/>
+              <w:left w:val="single" w:color="D9D5CC" w:sz="4"/>
+              <w:bottom w:val="single" w:color="D9D5CC" w:sz="4"/>
+              <w:right w:val="single" w:color="D9D5CC" w:sz="4"/>
+            </w:tcBorders>
+            <w:tcMar>
+              <w:top w:type="dxa" w:w="80"/>
+              <w:left w:type="dxa" w:w="100"/>
+              <w:bottom w:type="dxa" w:w="80"/>
+              <w:right w:type="dxa" w:w="100"/>
+            </w:tcMar>
+          </w:tcPr>
+          <w:p>
+            <w:r>
+              <w:rPr>
+                <w:b w:val="false"/>
+                <w:bCs w:val="false"/>
+                <w:sz w:val="19"/>
+                <w:szCs w:val="19"/>
+              </w:rPr>
+              <w:t xml:space="preserve">Pick who pays</w:t>
+            </w:r>
+          </w:p>
+        </w:tc>
+        <w:tc>
+          <w:tcPr>
+            <w:tcW w:type="dxa" w:w="5760"/>
+            <w:tcBorders>
+              <w:top w:val="single" w:color="D9D5CC" w:sz="4"/>
+              <w:left w:val="single" w:color="D9D5CC" w:sz="4"/>
+              <w:bottom w:val="single" w:color="D9D5CC" w:sz="4"/>
+              <w:right w:val="single" w:color="D9D5CC" w:sz="4"/>
+            </w:tcBorders>
+            <w:tcMar>
+              <w:top w:type="dxa" w:w="80"/>
+              <w:left w:type="dxa" w:w="100"/>
+              <w:bottom w:type="dxa" w:w="80"/>
+              <w:right w:type="dxa" w:w="100"/>
+            </w:tcMar>
+          </w:tcPr>
+          <w:p>
+            <w:r>
+              <w:rPr>
+                <w:b w:val="false"/>
+                <w:bCs w:val="false"/>
+                <w:sz w:val="19"/>
+                <w:szCs w:val="19"/>
+              </w:rPr>
+              <w:t xml:space="preserve">Opens the payment page: UPI, card or netbanking in India; card, Apple Pay / Google Pay or Interac in Canada. Company outings go on the company card, after approval if needed.</w:t>
+            </w:r>
+          </w:p>
+        </w:tc>
+      </w:tr>
+      <w:tr>
+        <w:tc>
+          <w:tcPr>
+            <w:tcW w:type="dxa" w:w="3600"/>
+            <w:tcBorders>
+              <w:top w:val="single" w:color="D9D5CC" w:sz="4"/>
+              <w:left w:val="single" w:color="D9D5CC" w:sz="4"/>
+              <w:bottom w:val="single" w:color="D9D5CC" w:sz="4"/>
+              <w:right w:val="single" w:color="D9D5CC" w:sz="4"/>
+            </w:tcBorders>
+            <w:tcMar>
+              <w:top w:type="dxa" w:w="80"/>
+              <w:left w:type="dxa" w:w="100"/>
+              <w:bottom w:type="dxa" w:w="80"/>
+              <w:right w:type="dxa" w:w="100"/>
+            </w:tcMar>
+          </w:tcPr>
+          <w:p>
+            <w:r>
+              <w:rPr>
+                <w:b w:val="false"/>
+                <w:bCs w:val="false"/>
+                <w:sz w:val="19"/>
+                <w:szCs w:val="19"/>
+              </w:rPr>
+              <w:t xml:space="preserve">Pay</w:t>
+            </w:r>
+          </w:p>
+        </w:tc>
+        <w:tc>
+          <w:tcPr>
+            <w:tcW w:type="dxa" w:w="5760"/>
+            <w:tcBorders>
+              <w:top w:val="single" w:color="D9D5CC" w:sz="4"/>
+              <w:left w:val="single" w:color="D9D5CC" w:sz="4"/>
+              <w:bottom w:val="single" w:color="D9D5CC" w:sz="4"/>
+              <w:right w:val="single" w:color="D9D5CC" w:sz="4"/>
+            </w:tcBorders>
+            <w:tcMar>
+              <w:top w:type="dxa" w:w="80"/>
+              <w:left w:type="dxa" w:w="100"/>
+              <w:bottom w:type="dxa" w:w="80"/>
+              <w:right w:type="dxa" w:w="100"/>
+            </w:tcMar>
+          </w:tcPr>
+          <w:p>
+            <w:r>
+              <w:rPr>
+                <w:b w:val="false"/>
+                <w:bCs w:val="false"/>
+                <w:sz w:val="19"/>
+                <w:szCs w:val="19"/>
+              </w:rPr>
+              <w:t xml:space="preserve">Books the seats, issues the ticket with a booking ID and QR code, records the payment on the booking trace, posts group shares, and offers to file the expense report.</w:t>
+            </w:r>
+          </w:p>
+        </w:tc>
+      </w:tr>
+    </w:tbl>
     <w:p>
       <w:pPr>
         <w:spacing w:after="120"/>
@@ -367,6 +737,983 @@
                 <w:bCs/>
                 <w:color w:val="2F6B3F"/>
               </w:rPr>
+              <w:t xml:space="preserve">Demo payments</w:t>
+            </w:r>
+          </w:p>
+          <w:p>
+            <w:r>
+              <w:t xml:space="preserve">Payments go through a simulated gateway: the UPI ID format is checked and a payment reference is issued, but no money moves and no card numbers are ever asked for. Connecting a real gateway (Razorpay, Stripe, Moneris) replaces one module, src/agents/payment.js.</w:t>
+            </w:r>
+          </w:p>
+        </w:tc>
+      </w:tr>
+    </w:tbl>
+    <w:p>
+      <w:pPr>
+        <w:spacing w:after="120"/>
+      </w:pPr>
+    </w:p>
+    <w:p>
+      <w:pPr>
+        <w:spacing w:after="120"/>
+      </w:pPr>
+      <w:r>
+        <w:t xml:space="preserve">The same chat handles events ("any stand-up comedy this weekend with friends?": list → tier → quantity → who pays → payment) and everything else ("client dinner for 6 tomorrow" returns a priced proposal you can review and book).</w:t>
+      </w:r>
+    </w:p>
+    <w:p>
+      <w:pPr>
+        <w:pStyle w:val="Heading1"/>
+        <w:pageBreakBefore/>
+      </w:pPr>
+      <w:r>
+        <w:t xml:space="preserve">3. Live data from free public APIs</w:t>
+      </w:r>
+    </w:p>
+    <w:p>
+      <w:pPr>
+        <w:spacing w:after="120"/>
+      </w:pPr>
+      <w:r>
+        <w:t xml:space="preserve">When the app has internet access it fills itself with real data from free services that need no sign-up. Every item is labelled live or sample, and anything a service can’t provide falls back to sample data automatically.</w:t>
+      </w:r>
+    </w:p>
+    <w:tbl>
+      <w:tblPr>
+        <w:tblW w:type="dxa" w:w="9360"/>
+        <w:tblBorders>
+          <w:top w:val="single" w:color="auto" w:sz="4"/>
+          <w:left w:val="single" w:color="auto" w:sz="4"/>
+          <w:bottom w:val="single" w:color="auto" w:sz="4"/>
+          <w:right w:val="single" w:color="auto" w:sz="4"/>
+          <w:insideH w:val="single" w:color="auto" w:sz="4"/>
+          <w:insideV w:val="single" w:color="auto" w:sz="4"/>
+        </w:tblBorders>
+      </w:tblPr>
+      <w:tblGrid>
+        <w:gridCol w:w="3000"/>
+        <w:gridCol w:w="2900"/>
+        <w:gridCol w:w="3460"/>
+      </w:tblGrid>
+      <w:tr>
+        <w:trPr>
+          <w:tblHeader/>
+        </w:trPr>
+        <w:tc>
+          <w:tcPr>
+            <w:tcW w:type="dxa" w:w="3000"/>
+            <w:tcBorders>
+              <w:top w:val="single" w:color="D9D5CC" w:sz="4"/>
+              <w:left w:val="single" w:color="D9D5CC" w:sz="4"/>
+              <w:bottom w:val="single" w:color="D9D5CC" w:sz="4"/>
+              <w:right w:val="single" w:color="D9D5CC" w:sz="4"/>
+            </w:tcBorders>
+            <w:shd w:fill="2F6B3F" w:color="auto" w:val="clear"/>
+            <w:tcMar>
+              <w:top w:type="dxa" w:w="80"/>
+              <w:left w:type="dxa" w:w="100"/>
+              <w:bottom w:type="dxa" w:w="80"/>
+              <w:right w:type="dxa" w:w="100"/>
+            </w:tcMar>
+          </w:tcPr>
+          <w:p>
+            <w:r>
+              <w:rPr>
+                <w:b/>
+                <w:bCs/>
+                <w:color w:val="FFFFFF"/>
+                <w:sz w:val="19"/>
+                <w:szCs w:val="19"/>
+              </w:rPr>
+              <w:t xml:space="preserve">What</w:t>
+            </w:r>
+          </w:p>
+        </w:tc>
+        <w:tc>
+          <w:tcPr>
+            <w:tcW w:type="dxa" w:w="2900"/>
+            <w:tcBorders>
+              <w:top w:val="single" w:color="D9D5CC" w:sz="4"/>
+              <w:left w:val="single" w:color="D9D5CC" w:sz="4"/>
+              <w:bottom w:val="single" w:color="D9D5CC" w:sz="4"/>
+              <w:right w:val="single" w:color="D9D5CC" w:sz="4"/>
+            </w:tcBorders>
+            <w:shd w:fill="2F6B3F" w:color="auto" w:val="clear"/>
+            <w:tcMar>
+              <w:top w:type="dxa" w:w="80"/>
+              <w:left w:type="dxa" w:w="100"/>
+              <w:bottom w:type="dxa" w:w="80"/>
+              <w:right w:type="dxa" w:w="100"/>
+            </w:tcMar>
+          </w:tcPr>
+          <w:p>
+            <w:r>
+              <w:rPr>
+                <w:b/>
+                <w:bCs/>
+                <w:color w:val="FFFFFF"/>
+                <w:sz w:val="19"/>
+                <w:szCs w:val="19"/>
+              </w:rPr>
+              <w:t xml:space="preserve">Free source</w:t>
+            </w:r>
+          </w:p>
+        </w:tc>
+        <w:tc>
+          <w:tcPr>
+            <w:tcW w:type="dxa" w:w="3460"/>
+            <w:tcBorders>
+              <w:top w:val="single" w:color="D9D5CC" w:sz="4"/>
+              <w:left w:val="single" w:color="D9D5CC" w:sz="4"/>
+              <w:bottom w:val="single" w:color="D9D5CC" w:sz="4"/>
+              <w:right w:val="single" w:color="D9D5CC" w:sz="4"/>
+            </w:tcBorders>
+            <w:shd w:fill="2F6B3F" w:color="auto" w:val="clear"/>
+            <w:tcMar>
+              <w:top w:type="dxa" w:w="80"/>
+              <w:left w:type="dxa" w:w="100"/>
+              <w:bottom w:type="dxa" w:w="80"/>
+              <w:right w:type="dxa" w:w="100"/>
+            </w:tcMar>
+          </w:tcPr>
+          <w:p>
+            <w:r>
+              <w:rPr>
+                <w:b/>
+                <w:bCs/>
+                <w:color w:val="FFFFFF"/>
+                <w:sz w:val="19"/>
+                <w:szCs w:val="19"/>
+              </w:rPr>
+              <w:t xml:space="preserve">Notes</w:t>
+            </w:r>
+          </w:p>
+        </w:tc>
+      </w:tr>
+      <w:tr>
+        <w:tc>
+          <w:tcPr>
+            <w:tcW w:type="dxa" w:w="3000"/>
+            <w:tcBorders>
+              <w:top w:val="single" w:color="D9D5CC" w:sz="4"/>
+              <w:left w:val="single" w:color="D9D5CC" w:sz="4"/>
+              <w:bottom w:val="single" w:color="D9D5CC" w:sz="4"/>
+              <w:right w:val="single" w:color="D9D5CC" w:sz="4"/>
+            </w:tcBorders>
+            <w:tcMar>
+              <w:top w:type="dxa" w:w="80"/>
+              <w:left w:type="dxa" w:w="100"/>
+              <w:bottom w:type="dxa" w:w="80"/>
+              <w:right w:type="dxa" w:w="100"/>
+            </w:tcMar>
+          </w:tcPr>
+          <w:p>
+            <w:r>
+              <w:rPr>
+                <w:b w:val="false"/>
+                <w:bCs w:val="false"/>
+                <w:sz w:val="19"/>
+                <w:szCs w:val="19"/>
+              </w:rPr>
+              <w:t xml:space="preserve">City coordinates</w:t>
+            </w:r>
+          </w:p>
+        </w:tc>
+        <w:tc>
+          <w:tcPr>
+            <w:tcW w:type="dxa" w:w="2900"/>
+            <w:tcBorders>
+              <w:top w:val="single" w:color="D9D5CC" w:sz="4"/>
+              <w:left w:val="single" w:color="D9D5CC" w:sz="4"/>
+              <w:bottom w:val="single" w:color="D9D5CC" w:sz="4"/>
+              <w:right w:val="single" w:color="D9D5CC" w:sz="4"/>
+            </w:tcBorders>
+            <w:tcMar>
+              <w:top w:type="dxa" w:w="80"/>
+              <w:left w:type="dxa" w:w="100"/>
+              <w:bottom w:type="dxa" w:w="80"/>
+              <w:right w:type="dxa" w:w="100"/>
+            </w:tcMar>
+          </w:tcPr>
+          <w:p>
+            <w:r>
+              <w:rPr>
+                <w:b w:val="false"/>
+                <w:bCs w:val="false"/>
+                <w:sz w:val="19"/>
+                <w:szCs w:val="19"/>
+              </w:rPr>
+              <w:t xml:space="preserve">OpenStreetMap Nominatim</w:t>
+            </w:r>
+          </w:p>
+        </w:tc>
+        <w:tc>
+          <w:tcPr>
+            <w:tcW w:type="dxa" w:w="3460"/>
+            <w:tcBorders>
+              <w:top w:val="single" w:color="D9D5CC" w:sz="4"/>
+              <w:left w:val="single" w:color="D9D5CC" w:sz="4"/>
+              <w:bottom w:val="single" w:color="D9D5CC" w:sz="4"/>
+              <w:right w:val="single" w:color="D9D5CC" w:sz="4"/>
+            </w:tcBorders>
+            <w:tcMar>
+              <w:top w:type="dxa" w:w="80"/>
+              <w:left w:type="dxa" w:w="100"/>
+              <w:bottom w:type="dxa" w:w="80"/>
+              <w:right w:type="dxa" w:w="100"/>
+            </w:tcMar>
+          </w:tcPr>
+          <w:p>
+            <w:r>
+              <w:rPr>
+                <w:b w:val="false"/>
+                <w:bCs w:val="false"/>
+                <w:sz w:val="19"/>
+                <w:szCs w:val="19"/>
+              </w:rPr>
+              <w:t xml:space="preserve">Works for typed-in “Other” places too</w:t>
+            </w:r>
+          </w:p>
+        </w:tc>
+      </w:tr>
+      <w:tr>
+        <w:tc>
+          <w:tcPr>
+            <w:tcW w:type="dxa" w:w="3000"/>
+            <w:tcBorders>
+              <w:top w:val="single" w:color="D9D5CC" w:sz="4"/>
+              <w:left w:val="single" w:color="D9D5CC" w:sz="4"/>
+              <w:bottom w:val="single" w:color="D9D5CC" w:sz="4"/>
+              <w:right w:val="single" w:color="D9D5CC" w:sz="4"/>
+            </w:tcBorders>
+            <w:tcMar>
+              <w:top w:type="dxa" w:w="80"/>
+              <w:left w:type="dxa" w:w="100"/>
+              <w:bottom w:type="dxa" w:w="80"/>
+              <w:right w:type="dxa" w:w="100"/>
+            </w:tcMar>
+          </w:tcPr>
+          <w:p>
+            <w:r>
+              <w:rPr>
+                <w:b w:val="false"/>
+                <w:bCs w:val="false"/>
+                <w:sz w:val="19"/>
+                <w:szCs w:val="19"/>
+              </w:rPr>
+              <w:t xml:space="preserve">Cinemas, restaurants, stadiums, theatres, caterers, gift shops, attractions</w:t>
+            </w:r>
+          </w:p>
+        </w:tc>
+        <w:tc>
+          <w:tcPr>
+            <w:tcW w:type="dxa" w:w="2900"/>
+            <w:tcBorders>
+              <w:top w:val="single" w:color="D9D5CC" w:sz="4"/>
+              <w:left w:val="single" w:color="D9D5CC" w:sz="4"/>
+              <w:bottom w:val="single" w:color="D9D5CC" w:sz="4"/>
+              <w:right w:val="single" w:color="D9D5CC" w:sz="4"/>
+            </w:tcBorders>
+            <w:tcMar>
+              <w:top w:type="dxa" w:w="80"/>
+              <w:left w:type="dxa" w:w="100"/>
+              <w:bottom w:type="dxa" w:w="80"/>
+              <w:right w:type="dxa" w:w="100"/>
+            </w:tcMar>
+          </w:tcPr>
+          <w:p>
+            <w:r>
+              <w:rPr>
+                <w:b w:val="false"/>
+                <w:bCs w:val="false"/>
+                <w:sz w:val="19"/>
+                <w:szCs w:val="19"/>
+              </w:rPr>
+              <w:t xml:space="preserve">OpenStreetMap Overpass</w:t>
+            </w:r>
+          </w:p>
+        </w:tc>
+        <w:tc>
+          <w:tcPr>
+            <w:tcW w:type="dxa" w:w="3460"/>
+            <w:tcBorders>
+              <w:top w:val="single" w:color="D9D5CC" w:sz="4"/>
+              <w:left w:val="single" w:color="D9D5CC" w:sz="4"/>
+              <w:bottom w:val="single" w:color="D9D5CC" w:sz="4"/>
+              <w:right w:val="single" w:color="D9D5CC" w:sz="4"/>
+            </w:tcBorders>
+            <w:tcMar>
+              <w:top w:type="dxa" w:w="80"/>
+              <w:left w:type="dxa" w:w="100"/>
+              <w:bottom w:type="dxa" w:w="80"/>
+              <w:right w:type="dxa" w:w="100"/>
+            </w:tcMar>
+          </w:tcPr>
+          <w:p>
+            <w:r>
+              <w:rPr>
+                <w:b w:val="false"/>
+                <w:bCs w:val="false"/>
+                <w:sz w:val="19"/>
+                <w:szCs w:val="19"/>
+              </w:rPr>
+              <w:t xml:space="preserve">Real names, addresses and distances; prices are estimates</w:t>
+            </w:r>
+          </w:p>
+        </w:tc>
+      </w:tr>
+      <w:tr>
+        <w:tc>
+          <w:tcPr>
+            <w:tcW w:type="dxa" w:w="3000"/>
+            <w:tcBorders>
+              <w:top w:val="single" w:color="D9D5CC" w:sz="4"/>
+              <w:left w:val="single" w:color="D9D5CC" w:sz="4"/>
+              <w:bottom w:val="single" w:color="D9D5CC" w:sz="4"/>
+              <w:right w:val="single" w:color="D9D5CC" w:sz="4"/>
+            </w:tcBorders>
+            <w:tcMar>
+              <w:top w:type="dxa" w:w="80"/>
+              <w:left w:type="dxa" w:w="100"/>
+              <w:bottom w:type="dxa" w:w="80"/>
+              <w:right w:type="dxa" w:w="100"/>
+            </w:tcMar>
+          </w:tcPr>
+          <w:p>
+            <w:r>
+              <w:rPr>
+                <w:b w:val="false"/>
+                <w:bCs w:val="false"/>
+                <w:sz w:val="19"/>
+                <w:szCs w:val="19"/>
+              </w:rPr>
+              <w:t xml:space="preserve">Films</w:t>
+            </w:r>
+          </w:p>
+        </w:tc>
+        <w:tc>
+          <w:tcPr>
+            <w:tcW w:type="dxa" w:w="2900"/>
+            <w:tcBorders>
+              <w:top w:val="single" w:color="D9D5CC" w:sz="4"/>
+              <w:left w:val="single" w:color="D9D5CC" w:sz="4"/>
+              <w:bottom w:val="single" w:color="D9D5CC" w:sz="4"/>
+              <w:right w:val="single" w:color="D9D5CC" w:sz="4"/>
+            </w:tcBorders>
+            <w:tcMar>
+              <w:top w:type="dxa" w:w="80"/>
+              <w:left w:type="dxa" w:w="100"/>
+              <w:bottom w:type="dxa" w:w="80"/>
+              <w:right w:type="dxa" w:w="100"/>
+            </w:tcMar>
+          </w:tcPr>
+          <w:p>
+            <w:r>
+              <w:rPr>
+                <w:b w:val="false"/>
+                <w:bCs w:val="false"/>
+                <w:sz w:val="19"/>
+                <w:szCs w:val="19"/>
+              </w:rPr>
+              <w:t xml:space="preserve">Apple iTunes movie chart (India / Canada)</w:t>
+            </w:r>
+          </w:p>
+        </w:tc>
+        <w:tc>
+          <w:tcPr>
+            <w:tcW w:type="dxa" w:w="3460"/>
+            <w:tcBorders>
+              <w:top w:val="single" w:color="D9D5CC" w:sz="4"/>
+              <w:left w:val="single" w:color="D9D5CC" w:sz="4"/>
+              <w:bottom w:val="single" w:color="D9D5CC" w:sz="4"/>
+              <w:right w:val="single" w:color="D9D5CC" w:sz="4"/>
+            </w:tcBorders>
+            <w:tcMar>
+              <w:top w:type="dxa" w:w="80"/>
+              <w:left w:type="dxa" w:w="100"/>
+              <w:bottom w:type="dxa" w:w="80"/>
+              <w:right w:type="dxa" w:w="100"/>
+            </w:tcMar>
+          </w:tcPr>
+          <w:p>
+            <w:r>
+              <w:rPr>
+                <w:b w:val="false"/>
+                <w:bCs w:val="false"/>
+                <w:sz w:val="19"/>
+                <w:szCs w:val="19"/>
+              </w:rPr>
+              <w:t xml:space="preserve">With a free TMDB key, the films actually playing in cinemas</w:t>
+            </w:r>
+          </w:p>
+        </w:tc>
+      </w:tr>
+      <w:tr>
+        <w:tc>
+          <w:tcPr>
+            <w:tcW w:type="dxa" w:w="3000"/>
+            <w:tcBorders>
+              <w:top w:val="single" w:color="D9D5CC" w:sz="4"/>
+              <w:left w:val="single" w:color="D9D5CC" w:sz="4"/>
+              <w:bottom w:val="single" w:color="D9D5CC" w:sz="4"/>
+              <w:right w:val="single" w:color="D9D5CC" w:sz="4"/>
+            </w:tcBorders>
+            <w:tcMar>
+              <w:top w:type="dxa" w:w="80"/>
+              <w:left w:type="dxa" w:w="100"/>
+              <w:bottom w:type="dxa" w:w="80"/>
+              <w:right w:type="dxa" w:w="100"/>
+            </w:tcMar>
+          </w:tcPr>
+          <w:p>
+            <w:r>
+              <w:rPr>
+                <w:b w:val="false"/>
+                <w:bCs w:val="false"/>
+                <w:sz w:val="19"/>
+                <w:szCs w:val="19"/>
+              </w:rPr>
+              <w:t xml:space="preserve">Sports fixtures</w:t>
+            </w:r>
+          </w:p>
+        </w:tc>
+        <w:tc>
+          <w:tcPr>
+            <w:tcW w:type="dxa" w:w="2900"/>
+            <w:tcBorders>
+              <w:top w:val="single" w:color="D9D5CC" w:sz="4"/>
+              <w:left w:val="single" w:color="D9D5CC" w:sz="4"/>
+              <w:bottom w:val="single" w:color="D9D5CC" w:sz="4"/>
+              <w:right w:val="single" w:color="D9D5CC" w:sz="4"/>
+            </w:tcBorders>
+            <w:tcMar>
+              <w:top w:type="dxa" w:w="80"/>
+              <w:left w:type="dxa" w:w="100"/>
+              <w:bottom w:type="dxa" w:w="80"/>
+              <w:right w:type="dxa" w:w="100"/>
+            </w:tcMar>
+          </w:tcPr>
+          <w:p>
+            <w:r>
+              <w:rPr>
+                <w:b w:val="false"/>
+                <w:bCs w:val="false"/>
+                <w:sz w:val="19"/>
+                <w:szCs w:val="19"/>
+              </w:rPr>
+              <w:t xml:space="preserve">TheSportsDB (public key)</w:t>
+            </w:r>
+          </w:p>
+        </w:tc>
+        <w:tc>
+          <w:tcPr>
+            <w:tcW w:type="dxa" w:w="3460"/>
+            <w:tcBorders>
+              <w:top w:val="single" w:color="D9D5CC" w:sz="4"/>
+              <w:left w:val="single" w:color="D9D5CC" w:sz="4"/>
+              <w:bottom w:val="single" w:color="D9D5CC" w:sz="4"/>
+              <w:right w:val="single" w:color="D9D5CC" w:sz="4"/>
+            </w:tcBorders>
+            <w:tcMar>
+              <w:top w:type="dxa" w:w="80"/>
+              <w:left w:type="dxa" w:w="100"/>
+              <w:bottom w:type="dxa" w:w="80"/>
+              <w:right w:type="dxa" w:w="100"/>
+            </w:tcMar>
+          </w:tcPr>
+          <w:p>
+            <w:r>
+              <w:rPr>
+                <w:b w:val="false"/>
+                <w:bCs w:val="false"/>
+                <w:sz w:val="19"/>
+                <w:szCs w:val="19"/>
+              </w:rPr>
+              <w:t xml:space="preserve">IPL and ISL in India; NHL, NBA, MLB, MLS and CFL in Canada; ticket prices are estimates</w:t>
+            </w:r>
+          </w:p>
+        </w:tc>
+      </w:tr>
+      <w:tr>
+        <w:tc>
+          <w:tcPr>
+            <w:tcW w:type="dxa" w:w="3000"/>
+            <w:tcBorders>
+              <w:top w:val="single" w:color="D9D5CC" w:sz="4"/>
+              <w:left w:val="single" w:color="D9D5CC" w:sz="4"/>
+              <w:bottom w:val="single" w:color="D9D5CC" w:sz="4"/>
+              <w:right w:val="single" w:color="D9D5CC" w:sz="4"/>
+            </w:tcBorders>
+            <w:tcMar>
+              <w:top w:type="dxa" w:w="80"/>
+              <w:left w:type="dxa" w:w="100"/>
+              <w:bottom w:type="dxa" w:w="80"/>
+              <w:right w:type="dxa" w:w="100"/>
+            </w:tcMar>
+          </w:tcPr>
+          <w:p>
+            <w:r>
+              <w:rPr>
+                <w:b w:val="false"/>
+                <w:bCs w:val="false"/>
+                <w:sz w:val="19"/>
+                <w:szCs w:val="19"/>
+              </w:rPr>
+              <w:t xml:space="preserve">Concerts &amp; shows</w:t>
+            </w:r>
+          </w:p>
+        </w:tc>
+        <w:tc>
+          <w:tcPr>
+            <w:tcW w:type="dxa" w:w="2900"/>
+            <w:tcBorders>
+              <w:top w:val="single" w:color="D9D5CC" w:sz="4"/>
+              <w:left w:val="single" w:color="D9D5CC" w:sz="4"/>
+              <w:bottom w:val="single" w:color="D9D5CC" w:sz="4"/>
+              <w:right w:val="single" w:color="D9D5CC" w:sz="4"/>
+            </w:tcBorders>
+            <w:tcMar>
+              <w:top w:type="dxa" w:w="80"/>
+              <w:left w:type="dxa" w:w="100"/>
+              <w:bottom w:type="dxa" w:w="80"/>
+              <w:right w:type="dxa" w:w="100"/>
+            </w:tcMar>
+          </w:tcPr>
+          <w:p>
+            <w:r>
+              <w:rPr>
+                <w:b w:val="false"/>
+                <w:bCs w:val="false"/>
+                <w:sz w:val="19"/>
+                <w:szCs w:val="19"/>
+              </w:rPr>
+              <w:t xml:space="preserve">Ticketmaster Discovery (optional free key)</w:t>
+            </w:r>
+          </w:p>
+        </w:tc>
+        <w:tc>
+          <w:tcPr>
+            <w:tcW w:type="dxa" w:w="3460"/>
+            <w:tcBorders>
+              <w:top w:val="single" w:color="D9D5CC" w:sz="4"/>
+              <w:left w:val="single" w:color="D9D5CC" w:sz="4"/>
+              <w:bottom w:val="single" w:color="D9D5CC" w:sz="4"/>
+              <w:right w:val="single" w:color="D9D5CC" w:sz="4"/>
+            </w:tcBorders>
+            <w:tcMar>
+              <w:top w:type="dxa" w:w="80"/>
+              <w:left w:type="dxa" w:w="100"/>
+              <w:bottom w:type="dxa" w:w="80"/>
+              <w:right w:type="dxa" w:w="100"/>
+            </w:tcMar>
+          </w:tcPr>
+          <w:p>
+            <w:r>
+              <w:rPr>
+                <w:b w:val="false"/>
+                <w:bCs w:val="false"/>
+                <w:sz w:val="19"/>
+                <w:szCs w:val="19"/>
+              </w:rPr>
+              <w:t xml:space="preserve">Real events and price ranges, strongest in Canada</w:t>
+            </w:r>
+          </w:p>
+        </w:tc>
+      </w:tr>
+      <w:tr>
+        <w:tc>
+          <w:tcPr>
+            <w:tcW w:type="dxa" w:w="3000"/>
+            <w:tcBorders>
+              <w:top w:val="single" w:color="D9D5CC" w:sz="4"/>
+              <w:left w:val="single" w:color="D9D5CC" w:sz="4"/>
+              <w:bottom w:val="single" w:color="D9D5CC" w:sz="4"/>
+              <w:right w:val="single" w:color="D9D5CC" w:sz="4"/>
+            </w:tcBorders>
+            <w:tcMar>
+              <w:top w:type="dxa" w:w="80"/>
+              <w:left w:type="dxa" w:w="100"/>
+              <w:bottom w:type="dxa" w:w="80"/>
+              <w:right w:type="dxa" w:w="100"/>
+            </w:tcMar>
+          </w:tcPr>
+          <w:p>
+            <w:r>
+              <w:rPr>
+                <w:b w:val="false"/>
+                <w:bCs w:val="false"/>
+                <w:sz w:val="19"/>
+                <w:szCs w:val="19"/>
+              </w:rPr>
+              <w:t xml:space="preserve">Weather (16 days)</w:t>
+            </w:r>
+          </w:p>
+        </w:tc>
+        <w:tc>
+          <w:tcPr>
+            <w:tcW w:type="dxa" w:w="2900"/>
+            <w:tcBorders>
+              <w:top w:val="single" w:color="D9D5CC" w:sz="4"/>
+              <w:left w:val="single" w:color="D9D5CC" w:sz="4"/>
+              <w:bottom w:val="single" w:color="D9D5CC" w:sz="4"/>
+              <w:right w:val="single" w:color="D9D5CC" w:sz="4"/>
+            </w:tcBorders>
+            <w:tcMar>
+              <w:top w:type="dxa" w:w="80"/>
+              <w:left w:type="dxa" w:w="100"/>
+              <w:bottom w:type="dxa" w:w="80"/>
+              <w:right w:type="dxa" w:w="100"/>
+            </w:tcMar>
+          </w:tcPr>
+          <w:p>
+            <w:r>
+              <w:rPr>
+                <w:b w:val="false"/>
+                <w:bCs w:val="false"/>
+                <w:sz w:val="19"/>
+                <w:szCs w:val="19"/>
+              </w:rPr>
+              <w:t xml:space="preserve">Open-Meteo</w:t>
+            </w:r>
+          </w:p>
+        </w:tc>
+        <w:tc>
+          <w:tcPr>
+            <w:tcW w:type="dxa" w:w="3460"/>
+            <w:tcBorders>
+              <w:top w:val="single" w:color="D9D5CC" w:sz="4"/>
+              <w:left w:val="single" w:color="D9D5CC" w:sz="4"/>
+              <w:bottom w:val="single" w:color="D9D5CC" w:sz="4"/>
+              <w:right w:val="single" w:color="D9D5CC" w:sz="4"/>
+            </w:tcBorders>
+            <w:tcMar>
+              <w:top w:type="dxa" w:w="80"/>
+              <w:left w:type="dxa" w:w="100"/>
+              <w:bottom w:type="dxa" w:w="80"/>
+              <w:right w:type="dxa" w:w="100"/>
+            </w:tcMar>
+          </w:tcPr>
+          <w:p>
+            <w:r>
+              <w:rPr>
+                <w:b w:val="false"/>
+                <w:bCs w:val="false"/>
+                <w:sz w:val="19"/>
+                <w:szCs w:val="19"/>
+              </w:rPr>
+              <w:t xml:space="preserve">Shown on the home page and on events</w:t>
+            </w:r>
+          </w:p>
+        </w:tc>
+      </w:tr>
+      <w:tr>
+        <w:tc>
+          <w:tcPr>
+            <w:tcW w:type="dxa" w:w="3000"/>
+            <w:tcBorders>
+              <w:top w:val="single" w:color="D9D5CC" w:sz="4"/>
+              <w:left w:val="single" w:color="D9D5CC" w:sz="4"/>
+              <w:bottom w:val="single" w:color="D9D5CC" w:sz="4"/>
+              <w:right w:val="single" w:color="D9D5CC" w:sz="4"/>
+            </w:tcBorders>
+            <w:tcMar>
+              <w:top w:type="dxa" w:w="80"/>
+              <w:left w:type="dxa" w:w="100"/>
+              <w:bottom w:type="dxa" w:w="80"/>
+              <w:right w:type="dxa" w:w="100"/>
+            </w:tcMar>
+          </w:tcPr>
+          <w:p>
+            <w:r>
+              <w:rPr>
+                <w:b w:val="false"/>
+                <w:bCs w:val="false"/>
+                <w:sz w:val="19"/>
+                <w:szCs w:val="19"/>
+              </w:rPr>
+              <w:t xml:space="preserve">Exchange rates</w:t>
+            </w:r>
+          </w:p>
+        </w:tc>
+        <w:tc>
+          <w:tcPr>
+            <w:tcW w:type="dxa" w:w="2900"/>
+            <w:tcBorders>
+              <w:top w:val="single" w:color="D9D5CC" w:sz="4"/>
+              <w:left w:val="single" w:color="D9D5CC" w:sz="4"/>
+              <w:bottom w:val="single" w:color="D9D5CC" w:sz="4"/>
+              <w:right w:val="single" w:color="D9D5CC" w:sz="4"/>
+            </w:tcBorders>
+            <w:tcMar>
+              <w:top w:type="dxa" w:w="80"/>
+              <w:left w:type="dxa" w:w="100"/>
+              <w:bottom w:type="dxa" w:w="80"/>
+              <w:right w:type="dxa" w:w="100"/>
+            </w:tcMar>
+          </w:tcPr>
+          <w:p>
+            <w:r>
+              <w:rPr>
+                <w:b w:val="false"/>
+                <w:bCs w:val="false"/>
+                <w:sz w:val="19"/>
+                <w:szCs w:val="19"/>
+              </w:rPr>
+              <w:t xml:space="preserve">Frankfurter (European Central Bank)</w:t>
+            </w:r>
+          </w:p>
+        </w:tc>
+        <w:tc>
+          <w:tcPr>
+            <w:tcW w:type="dxa" w:w="3460"/>
+            <w:tcBorders>
+              <w:top w:val="single" w:color="D9D5CC" w:sz="4"/>
+              <w:left w:val="single" w:color="D9D5CC" w:sz="4"/>
+              <w:bottom w:val="single" w:color="D9D5CC" w:sz="4"/>
+              <w:right w:val="single" w:color="D9D5CC" w:sz="4"/>
+            </w:tcBorders>
+            <w:tcMar>
+              <w:top w:type="dxa" w:w="80"/>
+              <w:left w:type="dxa" w:w="100"/>
+              <w:bottom w:type="dxa" w:w="80"/>
+              <w:right w:type="dxa" w:w="100"/>
+            </w:tcMar>
+          </w:tcPr>
+          <w:p>
+            <w:r>
+              <w:rPr>
+                <w:b w:val="false"/>
+                <w:bCs w:val="false"/>
+                <w:sz w:val="19"/>
+                <w:szCs w:val="19"/>
+              </w:rPr>
+              <w:t xml:space="preserve">₹ amounts also shown in C$, US$, £, S$</w:t>
+            </w:r>
+          </w:p>
+        </w:tc>
+      </w:tr>
+      <w:tr>
+        <w:tc>
+          <w:tcPr>
+            <w:tcW w:type="dxa" w:w="3000"/>
+            <w:tcBorders>
+              <w:top w:val="single" w:color="D9D5CC" w:sz="4"/>
+              <w:left w:val="single" w:color="D9D5CC" w:sz="4"/>
+              <w:bottom w:val="single" w:color="D9D5CC" w:sz="4"/>
+              <w:right w:val="single" w:color="D9D5CC" w:sz="4"/>
+            </w:tcBorders>
+            <w:tcMar>
+              <w:top w:type="dxa" w:w="80"/>
+              <w:left w:type="dxa" w:w="100"/>
+              <w:bottom w:type="dxa" w:w="80"/>
+              <w:right w:type="dxa" w:w="100"/>
+            </w:tcMar>
+          </w:tcPr>
+          <w:p>
+            <w:r>
+              <w:rPr>
+                <w:b w:val="false"/>
+                <w:bCs w:val="false"/>
+                <w:sz w:val="19"/>
+                <w:szCs w:val="19"/>
+              </w:rPr>
+              <w:t xml:space="preserve">Public holidays</w:t>
+            </w:r>
+          </w:p>
+        </w:tc>
+        <w:tc>
+          <w:tcPr>
+            <w:tcW w:type="dxa" w:w="2900"/>
+            <w:tcBorders>
+              <w:top w:val="single" w:color="D9D5CC" w:sz="4"/>
+              <w:left w:val="single" w:color="D9D5CC" w:sz="4"/>
+              <w:bottom w:val="single" w:color="D9D5CC" w:sz="4"/>
+              <w:right w:val="single" w:color="D9D5CC" w:sz="4"/>
+            </w:tcBorders>
+            <w:tcMar>
+              <w:top w:type="dxa" w:w="80"/>
+              <w:left w:type="dxa" w:w="100"/>
+              <w:bottom w:type="dxa" w:w="80"/>
+              <w:right w:type="dxa" w:w="100"/>
+            </w:tcMar>
+          </w:tcPr>
+          <w:p>
+            <w:r>
+              <w:rPr>
+                <w:b w:val="false"/>
+                <w:bCs w:val="false"/>
+                <w:sz w:val="19"/>
+                <w:szCs w:val="19"/>
+              </w:rPr>
+              <w:t xml:space="preserve">Nager.Date; built-in list for India</w:t>
+            </w:r>
+          </w:p>
+        </w:tc>
+        <w:tc>
+          <w:tcPr>
+            <w:tcW w:type="dxa" w:w="3460"/>
+            <w:tcBorders>
+              <w:top w:val="single" w:color="D9D5CC" w:sz="4"/>
+              <w:left w:val="single" w:color="D9D5CC" w:sz="4"/>
+              <w:bottom w:val="single" w:color="D9D5CC" w:sz="4"/>
+              <w:right w:val="single" w:color="D9D5CC" w:sz="4"/>
+            </w:tcBorders>
+            <w:tcMar>
+              <w:top w:type="dxa" w:w="80"/>
+              <w:left w:type="dxa" w:w="100"/>
+              <w:bottom w:type="dxa" w:w="80"/>
+              <w:right w:type="dxa" w:w="100"/>
+            </w:tcMar>
+          </w:tcPr>
+          <w:p>
+            <w:r>
+              <w:rPr>
+                <w:b w:val="false"/>
+                <w:bCs w:val="false"/>
+                <w:sz w:val="19"/>
+                <w:szCs w:val="19"/>
+              </w:rPr>
+              <w:t xml:space="preserve">Canadian holidays filtered by province</w:t>
+            </w:r>
+          </w:p>
+        </w:tc>
+      </w:tr>
+    </w:tbl>
+    <w:p>
+      <w:pPr>
+        <w:spacing w:after="120"/>
+      </w:pPr>
+    </w:p>
+    <w:p>
+      <w:pPr>
+        <w:spacing w:after="120"/>
+      </w:pPr>
+      <w:r>
+        <w:t xml:space="preserve">Showtimes, seat maps and ticket prices are simulated: no free API publishes them for Indian or Canadian cinemas. Results are cached (weather for an hour, places for a week) so the free services are used politely.</w:t>
+      </w:r>
+    </w:p>
+    <w:p>
+      <w:pPr>
+        <w:pStyle w:val="Heading1"/>
+        <w:pageBreakBefore/>
+      </w:pPr>
+      <w:r>
+        <w:t xml:space="preserve">4. Choosing your location</w:t>
+      </w:r>
+    </w:p>
+    <w:p>
+      <w:pPr>
+        <w:spacing w:after="120"/>
+      </w:pPr>
+      <w:r>
+        <w:t xml:space="preserve">The location picker at the top of every screen controls which movies, cinemas, events and venues you see. It has three linked dropdowns:</w:t>
+      </w:r>
+    </w:p>
+    <w:p>
+      <w:pPr>
+        <w:pStyle w:val="ListParagraph"/>
+        <w:numPr>
+          <w:ilvl w:val="0"/>
+          <w:numId w:val="3"/>
+        </w:numPr>
+        <w:spacing w:after="60"/>
+      </w:pPr>
+      <w:r>
+        <w:rPr>
+          <w:b/>
+          <w:bCs/>
+        </w:rPr>
+        <w:t xml:space="preserve">Country </w:t>
+      </w:r>
+      <w:r>
+        <w:t xml:space="preserve">— India first, then Canada (13 provinces and territories), plus a few other countries (6 in total).</w:t>
+      </w:r>
+    </w:p>
+    <w:p>
+      <w:pPr>
+        <w:pStyle w:val="ListParagraph"/>
+        <w:numPr>
+          <w:ilvl w:val="0"/>
+          <w:numId w:val="3"/>
+        </w:numPr>
+        <w:spacing w:after="60"/>
+      </w:pPr>
+      <w:r>
+        <w:rPr>
+          <w:b/>
+          <w:bCs/>
+        </w:rPr>
+        <w:t xml:space="preserve">State / region </w:t>
+      </w:r>
+      <w:r>
+        <w:t xml:space="preserve">— all 36 Indian states and union territories.</w:t>
+      </w:r>
+    </w:p>
+    <w:p>
+      <w:pPr>
+        <w:pStyle w:val="ListParagraph"/>
+        <w:numPr>
+          <w:ilvl w:val="0"/>
+          <w:numId w:val="3"/>
+        </w:numPr>
+        <w:spacing w:after="60"/>
+      </w:pPr>
+      <w:r>
+        <w:rPr>
+          <w:b/>
+          <w:bCs/>
+        </w:rPr>
+        <w:t xml:space="preserve">City </w:t>
+      </w:r>
+      <w:r>
+        <w:t xml:space="preserve">— the main cities of the chosen state (100 Indian cities built in).</w:t>
+      </w:r>
+    </w:p>
+    <w:p>
+      <w:pPr>
+        <w:spacing w:after="120"/>
+      </w:pPr>
+    </w:p>
+    <w:tbl>
+      <w:tblPr>
+        <w:tblW w:type="dxa" w:w="9360"/>
+        <w:tblBorders>
+          <w:top w:val="single" w:color="auto" w:sz="4"/>
+          <w:left w:val="single" w:color="auto" w:sz="4"/>
+          <w:bottom w:val="single" w:color="auto" w:sz="4"/>
+          <w:right w:val="single" w:color="auto" w:sz="4"/>
+          <w:insideH w:val="single" w:color="auto" w:sz="4"/>
+          <w:insideV w:val="single" w:color="auto" w:sz="4"/>
+        </w:tblBorders>
+      </w:tblPr>
+      <w:tblGrid>
+        <w:gridCol w:w="9360"/>
+      </w:tblGrid>
+      <w:tr>
+        <w:tc>
+          <w:tcPr>
+            <w:tcW w:type="dxa" w:w="9360"/>
+            <w:tcBorders>
+              <w:top w:val="none"/>
+              <w:left w:val="none"/>
+              <w:bottom w:val="none"/>
+              <w:right w:val="none"/>
+            </w:tcBorders>
+            <w:shd w:fill="E4F1DF" w:color="auto" w:val="clear"/>
+            <w:tcMar>
+              <w:top w:type="dxa" w:w="140"/>
+              <w:left w:type="dxa" w:w="200"/>
+              <w:bottom w:type="dxa" w:w="140"/>
+              <w:right w:type="dxa" w:w="200"/>
+            </w:tcMar>
+          </w:tcPr>
+          <w:p>
+            <w:r>
+              <w:rPr>
+                <w:b/>
+                <w:bCs/>
+                <w:color w:val="2F6B3F"/>
+              </w:rPr>
               <w:t xml:space="preserve">Can’t find your place? Choose “Other”</w:t>
             </w:r>
           </w:p>
@@ -428,7 +1775,7 @@
         <w:pageBreakBefore/>
       </w:pPr>
       <w:r>
-        <w:t xml:space="preserve">3. What you can book</w:t>
+        <w:t xml:space="preserve">5. What you can book</w:t>
       </w:r>
     </w:p>
     <w:tbl>
@@ -1253,7 +2600,7 @@
         <w:spacing w:after="120"/>
       </w:pPr>
       <w:r>
-        <w:t xml:space="preserve">Events lists what is happening in your city over the next six weeks, filtered by type: Music, Sports, Tech, Comedy, Theatre, Food &amp; festivals. Each event shows the date, time, venue, distance and ticket tiers (e.g. General, Fan pit, VIP; Stand, Pavilion, Corporate box).</w:t>
+        <w:t xml:space="preserve">Events lists what is happening in your city over the next six weeks, filtered by type: Music, Sports, Tech, Comedy, Theatre, Food &amp; festivals, Other. Each event shows the date, time, venue, distance and ticket tiers (e.g. General, Fan pit, VIP; Stand, Pavilion, Corporate box).</w:t>
       </w:r>
     </w:p>
     <w:p>
@@ -1317,7 +2664,7 @@
         <w:pageBreakBefore/>
       </w:pPr>
       <w:r>
-        <w:t xml:space="preserve">4. Who pays: the four funding types</w:t>
+        <w:t xml:space="preserve">6. Who pays: the four funding types</w:t>
       </w:r>
     </w:p>
     <w:p>
@@ -1552,7 +2899,7 @@
                 <w:sz w:val="19"/>
                 <w:szCs w:val="19"/>
               </w:rPr>
-              <w:t xml:space="preserve">Per the approval matrix (section 8).</w:t>
+              <w:t xml:space="preserve">Per the approval matrix (section 10).</w:t>
             </w:r>
           </w:p>
         </w:tc>
@@ -1934,7 +3281,7 @@
         <w:pageBreakBefore/>
       </w:pPr>
       <w:r>
-        <w:t xml:space="preserve">5. The agent pipeline</w:t>
+        <w:t xml:space="preserve">7. The agent pipeline</w:t>
       </w:r>
     </w:p>
     <w:p>
@@ -2886,6 +4233,234 @@
           </w:p>
         </w:tc>
       </w:tr>
+      <w:tr>
+        <w:tc>
+          <w:tcPr>
+            <w:tcW w:type="dxa" w:w="500"/>
+            <w:tcBorders>
+              <w:top w:val="single" w:color="D9D5CC" w:sz="4"/>
+              <w:left w:val="single" w:color="D9D5CC" w:sz="4"/>
+              <w:bottom w:val="single" w:color="D9D5CC" w:sz="4"/>
+              <w:right w:val="single" w:color="D9D5CC" w:sz="4"/>
+            </w:tcBorders>
+            <w:tcMar>
+              <w:top w:type="dxa" w:w="80"/>
+              <w:left w:type="dxa" w:w="100"/>
+              <w:bottom w:type="dxa" w:w="80"/>
+              <w:right w:type="dxa" w:w="100"/>
+            </w:tcMar>
+          </w:tcPr>
+          <w:p>
+            <w:r>
+              <w:rPr>
+                <w:b w:val="false"/>
+                <w:bCs w:val="false"/>
+                <w:sz w:val="19"/>
+                <w:szCs w:val="19"/>
+              </w:rPr>
+              <w:t xml:space="preserve">8</w:t>
+            </w:r>
+          </w:p>
+        </w:tc>
+        <w:tc>
+          <w:tcPr>
+            <w:tcW w:type="dxa" w:w="1700"/>
+            <w:tcBorders>
+              <w:top w:val="single" w:color="D9D5CC" w:sz="4"/>
+              <w:left w:val="single" w:color="D9D5CC" w:sz="4"/>
+              <w:bottom w:val="single" w:color="D9D5CC" w:sz="4"/>
+              <w:right w:val="single" w:color="D9D5CC" w:sz="4"/>
+            </w:tcBorders>
+            <w:tcMar>
+              <w:top w:type="dxa" w:w="80"/>
+              <w:left w:type="dxa" w:w="100"/>
+              <w:bottom w:type="dxa" w:w="80"/>
+              <w:right w:type="dxa" w:w="100"/>
+            </w:tcMar>
+          </w:tcPr>
+          <w:p>
+            <w:r>
+              <w:rPr>
+                <w:b w:val="false"/>
+                <w:bCs w:val="false"/>
+                <w:sz w:val="19"/>
+                <w:szCs w:val="19"/>
+              </w:rPr>
+              <w:t xml:space="preserve">Payment agent</w:t>
+            </w:r>
+          </w:p>
+        </w:tc>
+        <w:tc>
+          <w:tcPr>
+            <w:tcW w:type="dxa" w:w="2100"/>
+            <w:tcBorders>
+              <w:top w:val="single" w:color="D9D5CC" w:sz="4"/>
+              <w:left w:val="single" w:color="D9D5CC" w:sz="4"/>
+              <w:bottom w:val="single" w:color="D9D5CC" w:sz="4"/>
+              <w:right w:val="single" w:color="D9D5CC" w:sz="4"/>
+            </w:tcBorders>
+            <w:tcMar>
+              <w:top w:type="dxa" w:w="80"/>
+              <w:left w:type="dxa" w:w="100"/>
+              <w:bottom w:type="dxa" w:w="80"/>
+              <w:right w:type="dxa" w:w="100"/>
+            </w:tcMar>
+          </w:tcPr>
+          <w:p>
+            <w:r>
+              <w:rPr>
+                <w:b w:val="false"/>
+                <w:bCs w:val="false"/>
+                <w:sz w:val="19"/>
+                <w:szCs w:val="19"/>
+              </w:rPr>
+              <w:t xml:space="preserve">Payment method (UPI / card / netbanking / Interac)</w:t>
+            </w:r>
+          </w:p>
+        </w:tc>
+        <w:tc>
+          <w:tcPr>
+            <w:tcW w:type="dxa" w:w="5060"/>
+            <w:tcBorders>
+              <w:top w:val="single" w:color="D9D5CC" w:sz="4"/>
+              <w:left w:val="single" w:color="D9D5CC" w:sz="4"/>
+              <w:bottom w:val="single" w:color="D9D5CC" w:sz="4"/>
+              <w:right w:val="single" w:color="D9D5CC" w:sz="4"/>
+            </w:tcBorders>
+            <w:tcMar>
+              <w:top w:type="dxa" w:w="80"/>
+              <w:left w:type="dxa" w:w="100"/>
+              <w:bottom w:type="dxa" w:w="80"/>
+              <w:right w:type="dxa" w:w="100"/>
+            </w:tcMar>
+          </w:tcPr>
+          <w:p>
+            <w:r>
+              <w:rPr>
+                <w:b w:val="false"/>
+                <w:bCs w:val="false"/>
+                <w:sz w:val="19"/>
+                <w:szCs w:val="19"/>
+              </w:rPr>
+              <w:t xml:space="preserve">Validates the details, re-checks seats and price, issues a payment reference, and records it on the booking (simulated gateway, no money moves).</w:t>
+            </w:r>
+          </w:p>
+        </w:tc>
+      </w:tr>
+      <w:tr>
+        <w:tc>
+          <w:tcPr>
+            <w:tcW w:type="dxa" w:w="500"/>
+            <w:tcBorders>
+              <w:top w:val="single" w:color="D9D5CC" w:sz="4"/>
+              <w:left w:val="single" w:color="D9D5CC" w:sz="4"/>
+              <w:bottom w:val="single" w:color="D9D5CC" w:sz="4"/>
+              <w:right w:val="single" w:color="D9D5CC" w:sz="4"/>
+            </w:tcBorders>
+            <w:tcMar>
+              <w:top w:type="dxa" w:w="80"/>
+              <w:left w:type="dxa" w:w="100"/>
+              <w:bottom w:type="dxa" w:w="80"/>
+              <w:right w:type="dxa" w:w="100"/>
+            </w:tcMar>
+          </w:tcPr>
+          <w:p>
+            <w:r>
+              <w:rPr>
+                <w:b w:val="false"/>
+                <w:bCs w:val="false"/>
+                <w:sz w:val="19"/>
+                <w:szCs w:val="19"/>
+              </w:rPr>
+              <w:t xml:space="preserve">9</w:t>
+            </w:r>
+          </w:p>
+        </w:tc>
+        <w:tc>
+          <w:tcPr>
+            <w:tcW w:type="dxa" w:w="1700"/>
+            <w:tcBorders>
+              <w:top w:val="single" w:color="D9D5CC" w:sz="4"/>
+              <w:left w:val="single" w:color="D9D5CC" w:sz="4"/>
+              <w:bottom w:val="single" w:color="D9D5CC" w:sz="4"/>
+              <w:right w:val="single" w:color="D9D5CC" w:sz="4"/>
+            </w:tcBorders>
+            <w:tcMar>
+              <w:top w:type="dxa" w:w="80"/>
+              <w:left w:type="dxa" w:w="100"/>
+              <w:bottom w:type="dxa" w:w="80"/>
+              <w:right w:type="dxa" w:w="100"/>
+            </w:tcMar>
+          </w:tcPr>
+          <w:p>
+            <w:r>
+              <w:rPr>
+                <w:b w:val="false"/>
+                <w:bCs w:val="false"/>
+                <w:sz w:val="19"/>
+                <w:szCs w:val="19"/>
+              </w:rPr>
+              <w:t xml:space="preserve">Chat agent</w:t>
+            </w:r>
+          </w:p>
+        </w:tc>
+        <w:tc>
+          <w:tcPr>
+            <w:tcW w:type="dxa" w:w="2100"/>
+            <w:tcBorders>
+              <w:top w:val="single" w:color="D9D5CC" w:sz="4"/>
+              <w:left w:val="single" w:color="D9D5CC" w:sz="4"/>
+              <w:bottom w:val="single" w:color="D9D5CC" w:sz="4"/>
+              <w:right w:val="single" w:color="D9D5CC" w:sz="4"/>
+            </w:tcBorders>
+            <w:tcMar>
+              <w:top w:type="dxa" w:w="80"/>
+              <w:left w:type="dxa" w:w="100"/>
+              <w:bottom w:type="dxa" w:w="80"/>
+              <w:right w:type="dxa" w:w="100"/>
+            </w:tcMar>
+          </w:tcPr>
+          <w:p>
+            <w:r>
+              <w:rPr>
+                <w:b w:val="false"/>
+                <w:bCs w:val="false"/>
+                <w:sz w:val="19"/>
+                <w:szCs w:val="19"/>
+              </w:rPr>
+              <w:t xml:space="preserve">Your messages and taps</w:t>
+            </w:r>
+          </w:p>
+        </w:tc>
+        <w:tc>
+          <w:tcPr>
+            <w:tcW w:type="dxa" w:w="5060"/>
+            <w:tcBorders>
+              <w:top w:val="single" w:color="D9D5CC" w:sz="4"/>
+              <w:left w:val="single" w:color="D9D5CC" w:sz="4"/>
+              <w:bottom w:val="single" w:color="D9D5CC" w:sz="4"/>
+              <w:right w:val="single" w:color="D9D5CC" w:sz="4"/>
+            </w:tcBorders>
+            <w:tcMar>
+              <w:top w:type="dxa" w:w="80"/>
+              <w:left w:type="dxa" w:w="100"/>
+              <w:bottom w:type="dxa" w:w="80"/>
+              <w:right w:type="dxa" w:w="100"/>
+            </w:tcMar>
+          </w:tcPr>
+          <w:p>
+            <w:r>
+              <w:rPr>
+                <w:b w:val="false"/>
+                <w:bCs w:val="false"/>
+                <w:sz w:val="19"/>
+                <w:szCs w:val="19"/>
+              </w:rPr>
+              <w:t xml:space="preserve">Runs the conversation: theatres → films → seats → who pays → payment → ticket, calling the agents above at each step.</w:t>
+            </w:r>
+          </w:p>
+        </w:tc>
+      </w:tr>
     </w:tbl>
     <w:p>
       <w:pPr>
@@ -2906,7 +4481,7 @@
         <w:pageBreakBefore/>
       </w:pPr>
       <w:r>
-        <w:t xml:space="preserve">6. Roles</w:t>
+        <w:t xml:space="preserve">8. Roles</w:t>
       </w:r>
     </w:p>
     <w:tbl>
@@ -3716,7 +5291,7 @@
         <w:pageBreakBefore/>
       </w:pPr>
       <w:r>
-        <w:t xml:space="preserve">7. Budgets</w:t>
+        <w:t xml:space="preserve">9. Budgets</w:t>
       </w:r>
     </w:p>
     <w:tbl>
@@ -4224,7 +5799,7 @@
         <w:pageBreakBefore/>
       </w:pPr>
       <w:r>
-        <w:t xml:space="preserve">8. Approval matrix (company money)</w:t>
+        <w:t xml:space="preserve">10. Approval matrix (company money)</w:t>
       </w:r>
     </w:p>
     <w:tbl>
@@ -4833,7 +6408,7 @@
         <w:pageBreakBefore/>
       </w:pPr>
       <w:r>
-        <w:t xml:space="preserve">9. Expense reports</w:t>
+        <w:t xml:space="preserve">11. Expense reports</w:t>
       </w:r>
     </w:p>
     <w:p>
@@ -5437,7 +7012,7 @@
         <w:pageBreakBefore/>
       </w:pPr>
       <w:r>
-        <w:t xml:space="preserve">10. Family &amp; friends: splitting costs</w:t>
+        <w:t xml:space="preserve">12. Family &amp; friends: splitting costs</w:t>
       </w:r>
     </w:p>
     <w:p>
@@ -5955,7 +7530,7 @@
         <w:pageBreakBefore/>
       </w:pPr>
       <w:r>
-        <w:t xml:space="preserve">11. Worked examples</w:t>
+        <w:t xml:space="preserve">13. Worked examples</w:t>
       </w:r>
     </w:p>
     <w:tbl>
@@ -6639,7 +8214,7 @@
                 <w:sz w:val="19"/>
                 <w:szCs w:val="19"/>
               </w:rPr>
-              <w:t xml:space="preserve">Movies · Starlight Multiplex — Hyderabad Central · Hyderabad · ₹4,160 · corporate · seats H4, H5, H6, H7, H8, H9, H10, H11</w:t>
+              <w:t xml:space="preserve">Movies · Royal Screens Hyderabad · Hyderabad · ₹1,760 · corporate · seats D5, D6, D7, D8, D9, D10, D11, D12</w:t>
             </w:r>
           </w:p>
         </w:tc>
@@ -7036,7 +8611,7 @@
         <w:pageBreakBefore/>
       </w:pPr>
       <w:r>
-        <w:t xml:space="preserve">12. Controls, privacy and audit</w:t>
+        <w:t xml:space="preserve">14. Controls, privacy and audit</w:t>
       </w:r>
     </w:p>
     <w:p>
@@ -7097,7 +8672,7 @@
         <w:pageBreakBefore/>
       </w:pPr>
       <w:r>
-        <w:t xml:space="preserve">13. FAQ</w:t>
+        <w:t xml:space="preserve">15. FAQ</w:t>
       </w:r>
     </w:p>
     <w:p>
@@ -7261,7 +8836,7 @@
         <w:spacing w:after="60"/>
       </w:pPr>
       <w:r>
-        <w:t xml:space="preserve">All movies, cinemas, events and venues in the demo are fictional sample data.</w:t>
+        <w:t xml:space="preserve">Offline, movies, cinemas, events and venues are fictional sample data; online they come from the free APIs in section 3. Showtimes, seat maps and payments are always simulated.</w:t>
       </w:r>
     </w:p>
     <w:sectPr>
